--- a/ФункцииPHP.docx
+++ b/ФункцииPHP.docx
@@ -9,9 +9,9 @@
         <w:tblLook w:val="04A0" w:firstRow="1" w:lastRow="0" w:firstColumn="1" w:lastColumn="0" w:noHBand="0" w:noVBand="1"/>
       </w:tblPr>
       <w:tblGrid>
-        <w:gridCol w:w="1777"/>
-        <w:gridCol w:w="2614"/>
-        <w:gridCol w:w="4954"/>
+        <w:gridCol w:w="2526"/>
+        <w:gridCol w:w="2362"/>
+        <w:gridCol w:w="4457"/>
       </w:tblGrid>
       <w:tr>
         <w:trPr>
@@ -19,7 +19,7 @@
         </w:trPr>
         <w:tc>
           <w:tcPr>
-            <w:tcW w:w="2020" w:type="dxa"/>
+            <w:tcW w:w="2517" w:type="dxa"/>
             <w:noWrap/>
             <w:hideMark/>
           </w:tcPr>
@@ -41,7 +41,7 @@
         </w:tc>
         <w:tc>
           <w:tcPr>
-            <w:tcW w:w="3640" w:type="dxa"/>
+            <w:tcW w:w="2365" w:type="dxa"/>
             <w:noWrap/>
             <w:hideMark/>
           </w:tcPr>
@@ -63,7 +63,7 @@
         </w:tc>
         <w:tc>
           <w:tcPr>
-            <w:tcW w:w="6980" w:type="dxa"/>
+            <w:tcW w:w="4463" w:type="dxa"/>
             <w:noWrap/>
             <w:hideMark/>
           </w:tcPr>
@@ -90,7 +90,7 @@
         </w:trPr>
         <w:tc>
           <w:tcPr>
-            <w:tcW w:w="2020" w:type="dxa"/>
+            <w:tcW w:w="2517" w:type="dxa"/>
             <w:noWrap/>
             <w:hideMark/>
           </w:tcPr>
@@ -104,7 +104,7 @@
         </w:tc>
         <w:tc>
           <w:tcPr>
-            <w:tcW w:w="3640" w:type="dxa"/>
+            <w:tcW w:w="2365" w:type="dxa"/>
             <w:noWrap/>
             <w:hideMark/>
           </w:tcPr>
@@ -142,7 +142,7 @@
         </w:tc>
         <w:tc>
           <w:tcPr>
-            <w:tcW w:w="6980" w:type="dxa"/>
+            <w:tcW w:w="4463" w:type="dxa"/>
             <w:noWrap/>
             <w:hideMark/>
           </w:tcPr>
@@ -159,7 +159,7 @@
         </w:trPr>
         <w:tc>
           <w:tcPr>
-            <w:tcW w:w="2020" w:type="dxa"/>
+            <w:tcW w:w="2517" w:type="dxa"/>
             <w:noWrap/>
             <w:hideMark/>
           </w:tcPr>
@@ -173,7 +173,7 @@
         </w:tc>
         <w:tc>
           <w:tcPr>
-            <w:tcW w:w="3640" w:type="dxa"/>
+            <w:tcW w:w="2365" w:type="dxa"/>
             <w:noWrap/>
             <w:hideMark/>
           </w:tcPr>
@@ -195,7 +195,7 @@
         </w:tc>
         <w:tc>
           <w:tcPr>
-            <w:tcW w:w="6980" w:type="dxa"/>
+            <w:tcW w:w="4463" w:type="dxa"/>
             <w:noWrap/>
             <w:hideMark/>
           </w:tcPr>
@@ -212,7 +212,7 @@
         </w:trPr>
         <w:tc>
           <w:tcPr>
-            <w:tcW w:w="2020" w:type="dxa"/>
+            <w:tcW w:w="2517" w:type="dxa"/>
             <w:noWrap/>
             <w:hideMark/>
           </w:tcPr>
@@ -226,7 +226,7 @@
         </w:tc>
         <w:tc>
           <w:tcPr>
-            <w:tcW w:w="3640" w:type="dxa"/>
+            <w:tcW w:w="2365" w:type="dxa"/>
             <w:noWrap/>
             <w:hideMark/>
           </w:tcPr>
@@ -240,7 +240,7 @@
         </w:tc>
         <w:tc>
           <w:tcPr>
-            <w:tcW w:w="6980" w:type="dxa"/>
+            <w:tcW w:w="4463" w:type="dxa"/>
             <w:noWrap/>
             <w:hideMark/>
           </w:tcPr>
@@ -271,7 +271,7 @@
         </w:trPr>
         <w:tc>
           <w:tcPr>
-            <w:tcW w:w="2020" w:type="dxa"/>
+            <w:tcW w:w="2517" w:type="dxa"/>
             <w:noWrap/>
             <w:hideMark/>
           </w:tcPr>
@@ -285,7 +285,7 @@
         </w:tc>
         <w:tc>
           <w:tcPr>
-            <w:tcW w:w="3640" w:type="dxa"/>
+            <w:tcW w:w="2365" w:type="dxa"/>
             <w:noWrap/>
             <w:hideMark/>
           </w:tcPr>
@@ -299,7 +299,7 @@
         </w:tc>
         <w:tc>
           <w:tcPr>
-            <w:tcW w:w="6980" w:type="dxa"/>
+            <w:tcW w:w="4463" w:type="dxa"/>
             <w:noWrap/>
             <w:hideMark/>
           </w:tcPr>
@@ -316,7 +316,7 @@
         </w:trPr>
         <w:tc>
           <w:tcPr>
-            <w:tcW w:w="2020" w:type="dxa"/>
+            <w:tcW w:w="2517" w:type="dxa"/>
             <w:noWrap/>
             <w:hideMark/>
           </w:tcPr>
@@ -330,7 +330,7 @@
         </w:tc>
         <w:tc>
           <w:tcPr>
-            <w:tcW w:w="3640" w:type="dxa"/>
+            <w:tcW w:w="2365" w:type="dxa"/>
             <w:noWrap/>
             <w:hideMark/>
           </w:tcPr>
@@ -344,7 +344,7 @@
         </w:tc>
         <w:tc>
           <w:tcPr>
-            <w:tcW w:w="6980" w:type="dxa"/>
+            <w:tcW w:w="4463" w:type="dxa"/>
             <w:noWrap/>
             <w:hideMark/>
           </w:tcPr>
@@ -361,7 +361,7 @@
         </w:trPr>
         <w:tc>
           <w:tcPr>
-            <w:tcW w:w="2020" w:type="dxa"/>
+            <w:tcW w:w="2517" w:type="dxa"/>
             <w:noWrap/>
             <w:hideMark/>
           </w:tcPr>
@@ -383,7 +383,7 @@
         </w:tc>
         <w:tc>
           <w:tcPr>
-            <w:tcW w:w="3640" w:type="dxa"/>
+            <w:tcW w:w="2365" w:type="dxa"/>
             <w:noWrap/>
             <w:hideMark/>
           </w:tcPr>
@@ -413,7 +413,7 @@
         </w:tc>
         <w:tc>
           <w:tcPr>
-            <w:tcW w:w="6980" w:type="dxa"/>
+            <w:tcW w:w="4463" w:type="dxa"/>
             <w:noWrap/>
             <w:hideMark/>
           </w:tcPr>
@@ -430,7 +430,7 @@
         </w:trPr>
         <w:tc>
           <w:tcPr>
-            <w:tcW w:w="2020" w:type="dxa"/>
+            <w:tcW w:w="2517" w:type="dxa"/>
             <w:noWrap/>
             <w:hideMark/>
           </w:tcPr>
@@ -449,7 +449,7 @@
         </w:tc>
         <w:tc>
           <w:tcPr>
-            <w:tcW w:w="3640" w:type="dxa"/>
+            <w:tcW w:w="2365" w:type="dxa"/>
             <w:noWrap/>
             <w:hideMark/>
           </w:tcPr>
@@ -463,7 +463,7 @@
         </w:tc>
         <w:tc>
           <w:tcPr>
-            <w:tcW w:w="6980" w:type="dxa"/>
+            <w:tcW w:w="4463" w:type="dxa"/>
             <w:noWrap/>
             <w:hideMark/>
           </w:tcPr>
@@ -480,7 +480,7 @@
         </w:trPr>
         <w:tc>
           <w:tcPr>
-            <w:tcW w:w="2020" w:type="dxa"/>
+            <w:tcW w:w="2517" w:type="dxa"/>
             <w:noWrap/>
             <w:hideMark/>
           </w:tcPr>
@@ -504,7 +504,7 @@
         </w:tc>
         <w:tc>
           <w:tcPr>
-            <w:tcW w:w="3640" w:type="dxa"/>
+            <w:tcW w:w="2365" w:type="dxa"/>
             <w:noWrap/>
             <w:hideMark/>
           </w:tcPr>
@@ -518,7 +518,7 @@
         </w:tc>
         <w:tc>
           <w:tcPr>
-            <w:tcW w:w="6980" w:type="dxa"/>
+            <w:tcW w:w="4463" w:type="dxa"/>
             <w:noWrap/>
             <w:hideMark/>
           </w:tcPr>
@@ -535,7 +535,7 @@
         </w:trPr>
         <w:tc>
           <w:tcPr>
-            <w:tcW w:w="2020" w:type="dxa"/>
+            <w:tcW w:w="2517" w:type="dxa"/>
             <w:noWrap/>
             <w:hideMark/>
           </w:tcPr>
@@ -554,7 +554,7 @@
         </w:tc>
         <w:tc>
           <w:tcPr>
-            <w:tcW w:w="3640" w:type="dxa"/>
+            <w:tcW w:w="2365" w:type="dxa"/>
             <w:noWrap/>
             <w:hideMark/>
           </w:tcPr>
@@ -568,7 +568,7 @@
         </w:tc>
         <w:tc>
           <w:tcPr>
-            <w:tcW w:w="6980" w:type="dxa"/>
+            <w:tcW w:w="4463" w:type="dxa"/>
             <w:noWrap/>
             <w:hideMark/>
           </w:tcPr>
@@ -585,7 +585,7 @@
         </w:trPr>
         <w:tc>
           <w:tcPr>
-            <w:tcW w:w="2020" w:type="dxa"/>
+            <w:tcW w:w="2517" w:type="dxa"/>
             <w:noWrap/>
             <w:hideMark/>
           </w:tcPr>
@@ -604,7 +604,7 @@
         </w:tc>
         <w:tc>
           <w:tcPr>
-            <w:tcW w:w="3640" w:type="dxa"/>
+            <w:tcW w:w="2365" w:type="dxa"/>
             <w:noWrap/>
             <w:hideMark/>
           </w:tcPr>
@@ -618,7 +618,7 @@
         </w:tc>
         <w:tc>
           <w:tcPr>
-            <w:tcW w:w="6980" w:type="dxa"/>
+            <w:tcW w:w="4463" w:type="dxa"/>
             <w:noWrap/>
             <w:hideMark/>
           </w:tcPr>
@@ -635,7 +635,7 @@
         </w:trPr>
         <w:tc>
           <w:tcPr>
-            <w:tcW w:w="2020" w:type="dxa"/>
+            <w:tcW w:w="2517" w:type="dxa"/>
             <w:noWrap/>
             <w:hideMark/>
           </w:tcPr>
@@ -649,7 +649,7 @@
         </w:tc>
         <w:tc>
           <w:tcPr>
-            <w:tcW w:w="3640" w:type="dxa"/>
+            <w:tcW w:w="2365" w:type="dxa"/>
             <w:noWrap/>
             <w:hideMark/>
           </w:tcPr>
@@ -663,7 +663,7 @@
         </w:tc>
         <w:tc>
           <w:tcPr>
-            <w:tcW w:w="6980" w:type="dxa"/>
+            <w:tcW w:w="4463" w:type="dxa"/>
             <w:noWrap/>
             <w:hideMark/>
           </w:tcPr>
@@ -680,7 +680,7 @@
         </w:trPr>
         <w:tc>
           <w:tcPr>
-            <w:tcW w:w="2020" w:type="dxa"/>
+            <w:tcW w:w="2517" w:type="dxa"/>
             <w:noWrap/>
             <w:hideMark/>
           </w:tcPr>
@@ -694,7 +694,7 @@
         </w:tc>
         <w:tc>
           <w:tcPr>
-            <w:tcW w:w="3640" w:type="dxa"/>
+            <w:tcW w:w="2365" w:type="dxa"/>
             <w:noWrap/>
             <w:hideMark/>
           </w:tcPr>
@@ -724,7 +724,7 @@
         </w:tc>
         <w:tc>
           <w:tcPr>
-            <w:tcW w:w="6980" w:type="dxa"/>
+            <w:tcW w:w="4463" w:type="dxa"/>
             <w:noWrap/>
             <w:hideMark/>
           </w:tcPr>
@@ -741,7 +741,7 @@
         </w:trPr>
         <w:tc>
           <w:tcPr>
-            <w:tcW w:w="2020" w:type="dxa"/>
+            <w:tcW w:w="2517" w:type="dxa"/>
             <w:noWrap/>
             <w:hideMark/>
           </w:tcPr>
@@ -755,7 +755,7 @@
         </w:tc>
         <w:tc>
           <w:tcPr>
-            <w:tcW w:w="3640" w:type="dxa"/>
+            <w:tcW w:w="2365" w:type="dxa"/>
             <w:noWrap/>
             <w:hideMark/>
           </w:tcPr>
@@ -785,7 +785,7 @@
         </w:tc>
         <w:tc>
           <w:tcPr>
-            <w:tcW w:w="6980" w:type="dxa"/>
+            <w:tcW w:w="4463" w:type="dxa"/>
             <w:noWrap/>
             <w:hideMark/>
           </w:tcPr>
@@ -802,7 +802,7 @@
         </w:trPr>
         <w:tc>
           <w:tcPr>
-            <w:tcW w:w="2020" w:type="dxa"/>
+            <w:tcW w:w="2517" w:type="dxa"/>
             <w:noWrap/>
             <w:hideMark/>
           </w:tcPr>
@@ -816,7 +816,7 @@
         </w:tc>
         <w:tc>
           <w:tcPr>
-            <w:tcW w:w="3640" w:type="dxa"/>
+            <w:tcW w:w="2365" w:type="dxa"/>
             <w:noWrap/>
             <w:hideMark/>
           </w:tcPr>
@@ -846,7 +846,7 @@
         </w:tc>
         <w:tc>
           <w:tcPr>
-            <w:tcW w:w="6980" w:type="dxa"/>
+            <w:tcW w:w="4463" w:type="dxa"/>
             <w:noWrap/>
             <w:hideMark/>
           </w:tcPr>
@@ -863,7 +863,7 @@
         </w:trPr>
         <w:tc>
           <w:tcPr>
-            <w:tcW w:w="2020" w:type="dxa"/>
+            <w:tcW w:w="2517" w:type="dxa"/>
             <w:noWrap/>
             <w:hideMark/>
           </w:tcPr>
@@ -877,7 +877,7 @@
         </w:tc>
         <w:tc>
           <w:tcPr>
-            <w:tcW w:w="3640" w:type="dxa"/>
+            <w:tcW w:w="2365" w:type="dxa"/>
             <w:noWrap/>
             <w:hideMark/>
           </w:tcPr>
@@ -899,7 +899,7 @@
         </w:tc>
         <w:tc>
           <w:tcPr>
-            <w:tcW w:w="6980" w:type="dxa"/>
+            <w:tcW w:w="4463" w:type="dxa"/>
             <w:noWrap/>
             <w:hideMark/>
           </w:tcPr>
@@ -916,7 +916,7 @@
         </w:trPr>
         <w:tc>
           <w:tcPr>
-            <w:tcW w:w="2020" w:type="dxa"/>
+            <w:tcW w:w="2517" w:type="dxa"/>
             <w:noWrap/>
             <w:hideMark/>
           </w:tcPr>
@@ -930,7 +930,7 @@
         </w:tc>
         <w:tc>
           <w:tcPr>
-            <w:tcW w:w="3640" w:type="dxa"/>
+            <w:tcW w:w="2365" w:type="dxa"/>
             <w:noWrap/>
             <w:hideMark/>
           </w:tcPr>
@@ -952,7 +952,7 @@
         </w:tc>
         <w:tc>
           <w:tcPr>
-            <w:tcW w:w="6980" w:type="dxa"/>
+            <w:tcW w:w="4463" w:type="dxa"/>
             <w:noWrap/>
             <w:hideMark/>
           </w:tcPr>
@@ -969,7 +969,7 @@
         </w:trPr>
         <w:tc>
           <w:tcPr>
-            <w:tcW w:w="2020" w:type="dxa"/>
+            <w:tcW w:w="2517" w:type="dxa"/>
             <w:noWrap/>
             <w:hideMark/>
           </w:tcPr>
@@ -983,7 +983,7 @@
         </w:tc>
         <w:tc>
           <w:tcPr>
-            <w:tcW w:w="3640" w:type="dxa"/>
+            <w:tcW w:w="2365" w:type="dxa"/>
             <w:noWrap/>
             <w:hideMark/>
           </w:tcPr>
@@ -1005,7 +1005,7 @@
         </w:tc>
         <w:tc>
           <w:tcPr>
-            <w:tcW w:w="6980" w:type="dxa"/>
+            <w:tcW w:w="4463" w:type="dxa"/>
             <w:noWrap/>
             <w:hideMark/>
           </w:tcPr>
@@ -1022,7 +1022,7 @@
         </w:trPr>
         <w:tc>
           <w:tcPr>
-            <w:tcW w:w="2020" w:type="dxa"/>
+            <w:tcW w:w="2517" w:type="dxa"/>
             <w:noWrap/>
             <w:hideMark/>
           </w:tcPr>
@@ -1036,7 +1036,7 @@
         </w:tc>
         <w:tc>
           <w:tcPr>
-            <w:tcW w:w="3640" w:type="dxa"/>
+            <w:tcW w:w="2365" w:type="dxa"/>
             <w:noWrap/>
             <w:hideMark/>
           </w:tcPr>
@@ -1058,7 +1058,7 @@
         </w:tc>
         <w:tc>
           <w:tcPr>
-            <w:tcW w:w="6980" w:type="dxa"/>
+            <w:tcW w:w="4463" w:type="dxa"/>
             <w:noWrap/>
             <w:hideMark/>
           </w:tcPr>
@@ -1075,7 +1075,7 @@
         </w:trPr>
         <w:tc>
           <w:tcPr>
-            <w:tcW w:w="2020" w:type="dxa"/>
+            <w:tcW w:w="2517" w:type="dxa"/>
             <w:noWrap/>
             <w:hideMark/>
           </w:tcPr>
@@ -1089,7 +1089,7 @@
         </w:tc>
         <w:tc>
           <w:tcPr>
-            <w:tcW w:w="3640" w:type="dxa"/>
+            <w:tcW w:w="2365" w:type="dxa"/>
             <w:noWrap/>
             <w:hideMark/>
           </w:tcPr>
@@ -1103,7 +1103,7 @@
         </w:tc>
         <w:tc>
           <w:tcPr>
-            <w:tcW w:w="6980" w:type="dxa"/>
+            <w:tcW w:w="4463" w:type="dxa"/>
             <w:noWrap/>
             <w:hideMark/>
           </w:tcPr>
@@ -1120,7 +1120,7 @@
         </w:trPr>
         <w:tc>
           <w:tcPr>
-            <w:tcW w:w="2020" w:type="dxa"/>
+            <w:tcW w:w="2517" w:type="dxa"/>
             <w:noWrap/>
             <w:hideMark/>
           </w:tcPr>
@@ -1134,7 +1134,7 @@
         </w:tc>
         <w:tc>
           <w:tcPr>
-            <w:tcW w:w="3640" w:type="dxa"/>
+            <w:tcW w:w="2365" w:type="dxa"/>
             <w:noWrap/>
             <w:hideMark/>
           </w:tcPr>
@@ -1148,7 +1148,7 @@
         </w:tc>
         <w:tc>
           <w:tcPr>
-            <w:tcW w:w="6980" w:type="dxa"/>
+            <w:tcW w:w="4463" w:type="dxa"/>
             <w:noWrap/>
             <w:hideMark/>
           </w:tcPr>
@@ -1165,7 +1165,7 @@
         </w:trPr>
         <w:tc>
           <w:tcPr>
-            <w:tcW w:w="2020" w:type="dxa"/>
+            <w:tcW w:w="2517" w:type="dxa"/>
             <w:noWrap/>
             <w:hideMark/>
           </w:tcPr>
@@ -1179,7 +1179,7 @@
         </w:tc>
         <w:tc>
           <w:tcPr>
-            <w:tcW w:w="3640" w:type="dxa"/>
+            <w:tcW w:w="2365" w:type="dxa"/>
             <w:noWrap/>
             <w:hideMark/>
           </w:tcPr>
@@ -1204,7 +1204,7 @@
         </w:tc>
         <w:tc>
           <w:tcPr>
-            <w:tcW w:w="6980" w:type="dxa"/>
+            <w:tcW w:w="4463" w:type="dxa"/>
             <w:noWrap/>
             <w:hideMark/>
           </w:tcPr>
@@ -1221,7 +1221,7 @@
         </w:trPr>
         <w:tc>
           <w:tcPr>
-            <w:tcW w:w="2020" w:type="dxa"/>
+            <w:tcW w:w="2517" w:type="dxa"/>
             <w:noWrap/>
             <w:hideMark/>
           </w:tcPr>
@@ -1235,7 +1235,7 @@
         </w:tc>
         <w:tc>
           <w:tcPr>
-            <w:tcW w:w="3640" w:type="dxa"/>
+            <w:tcW w:w="2365" w:type="dxa"/>
             <w:noWrap/>
             <w:hideMark/>
           </w:tcPr>
@@ -1257,7 +1257,7 @@
         </w:tc>
         <w:tc>
           <w:tcPr>
-            <w:tcW w:w="6980" w:type="dxa"/>
+            <w:tcW w:w="4463" w:type="dxa"/>
             <w:noWrap/>
             <w:hideMark/>
           </w:tcPr>
@@ -1274,7 +1274,7 @@
         </w:trPr>
         <w:tc>
           <w:tcPr>
-            <w:tcW w:w="2020" w:type="dxa"/>
+            <w:tcW w:w="2517" w:type="dxa"/>
             <w:noWrap/>
             <w:hideMark/>
           </w:tcPr>
@@ -1288,7 +1288,7 @@
         </w:tc>
         <w:tc>
           <w:tcPr>
-            <w:tcW w:w="3640" w:type="dxa"/>
+            <w:tcW w:w="2365" w:type="dxa"/>
             <w:noWrap/>
             <w:hideMark/>
           </w:tcPr>
@@ -1313,7 +1313,7 @@
         </w:tc>
         <w:tc>
           <w:tcPr>
-            <w:tcW w:w="6980" w:type="dxa"/>
+            <w:tcW w:w="4463" w:type="dxa"/>
             <w:noWrap/>
             <w:hideMark/>
           </w:tcPr>
@@ -1330,7 +1330,7 @@
         </w:trPr>
         <w:tc>
           <w:tcPr>
-            <w:tcW w:w="2020" w:type="dxa"/>
+            <w:tcW w:w="2517" w:type="dxa"/>
             <w:noWrap/>
             <w:hideMark/>
           </w:tcPr>
@@ -1344,7 +1344,7 @@
         </w:tc>
         <w:tc>
           <w:tcPr>
-            <w:tcW w:w="3640" w:type="dxa"/>
+            <w:tcW w:w="2365" w:type="dxa"/>
             <w:noWrap/>
             <w:hideMark/>
           </w:tcPr>
@@ -1366,7 +1366,7 @@
         </w:tc>
         <w:tc>
           <w:tcPr>
-            <w:tcW w:w="6980" w:type="dxa"/>
+            <w:tcW w:w="4463" w:type="dxa"/>
             <w:noWrap/>
             <w:hideMark/>
           </w:tcPr>
@@ -1383,7 +1383,7 @@
         </w:trPr>
         <w:tc>
           <w:tcPr>
-            <w:tcW w:w="2020" w:type="dxa"/>
+            <w:tcW w:w="2517" w:type="dxa"/>
             <w:noWrap/>
             <w:hideMark/>
           </w:tcPr>
@@ -1397,7 +1397,7 @@
         </w:tc>
         <w:tc>
           <w:tcPr>
-            <w:tcW w:w="3640" w:type="dxa"/>
+            <w:tcW w:w="2365" w:type="dxa"/>
             <w:noWrap/>
             <w:hideMark/>
           </w:tcPr>
@@ -1443,7 +1443,7 @@
         </w:tc>
         <w:tc>
           <w:tcPr>
-            <w:tcW w:w="6980" w:type="dxa"/>
+            <w:tcW w:w="4463" w:type="dxa"/>
             <w:noWrap/>
             <w:hideMark/>
           </w:tcPr>
@@ -1460,7 +1460,7 @@
         </w:trPr>
         <w:tc>
           <w:tcPr>
-            <w:tcW w:w="2020" w:type="dxa"/>
+            <w:tcW w:w="2517" w:type="dxa"/>
             <w:noWrap/>
             <w:hideMark/>
           </w:tcPr>
@@ -1474,7 +1474,7 @@
         </w:tc>
         <w:tc>
           <w:tcPr>
-            <w:tcW w:w="3640" w:type="dxa"/>
+            <w:tcW w:w="2365" w:type="dxa"/>
             <w:noWrap/>
             <w:hideMark/>
           </w:tcPr>
@@ -1488,7 +1488,7 @@
         </w:tc>
         <w:tc>
           <w:tcPr>
-            <w:tcW w:w="6980" w:type="dxa"/>
+            <w:tcW w:w="4463" w:type="dxa"/>
             <w:noWrap/>
             <w:hideMark/>
           </w:tcPr>
@@ -1505,7 +1505,7 @@
         </w:trPr>
         <w:tc>
           <w:tcPr>
-            <w:tcW w:w="2020" w:type="dxa"/>
+            <w:tcW w:w="2517" w:type="dxa"/>
             <w:noWrap/>
             <w:hideMark/>
           </w:tcPr>
@@ -1519,7 +1519,7 @@
         </w:tc>
         <w:tc>
           <w:tcPr>
-            <w:tcW w:w="3640" w:type="dxa"/>
+            <w:tcW w:w="2365" w:type="dxa"/>
             <w:noWrap/>
             <w:hideMark/>
           </w:tcPr>
@@ -1555,7 +1555,7 @@
         </w:tc>
         <w:tc>
           <w:tcPr>
-            <w:tcW w:w="6980" w:type="dxa"/>
+            <w:tcW w:w="4463" w:type="dxa"/>
             <w:noWrap/>
             <w:hideMark/>
           </w:tcPr>
@@ -1572,7 +1572,7 @@
         </w:trPr>
         <w:tc>
           <w:tcPr>
-            <w:tcW w:w="2020" w:type="dxa"/>
+            <w:tcW w:w="2517" w:type="dxa"/>
             <w:noWrap/>
             <w:hideMark/>
           </w:tcPr>
@@ -1587,7 +1587,7 @@
         </w:tc>
         <w:tc>
           <w:tcPr>
-            <w:tcW w:w="3640" w:type="dxa"/>
+            <w:tcW w:w="2365" w:type="dxa"/>
             <w:noWrap/>
             <w:hideMark/>
           </w:tcPr>
@@ -1609,7 +1609,7 @@
         </w:tc>
         <w:tc>
           <w:tcPr>
-            <w:tcW w:w="6980" w:type="dxa"/>
+            <w:tcW w:w="4463" w:type="dxa"/>
             <w:noWrap/>
             <w:hideMark/>
           </w:tcPr>
@@ -1626,7 +1626,7 @@
         </w:trPr>
         <w:tc>
           <w:tcPr>
-            <w:tcW w:w="2020" w:type="dxa"/>
+            <w:tcW w:w="2517" w:type="dxa"/>
             <w:noWrap/>
             <w:hideMark/>
           </w:tcPr>
@@ -1640,7 +1640,7 @@
         </w:tc>
         <w:tc>
           <w:tcPr>
-            <w:tcW w:w="3640" w:type="dxa"/>
+            <w:tcW w:w="2365" w:type="dxa"/>
             <w:noWrap/>
             <w:hideMark/>
           </w:tcPr>
@@ -1660,7 +1660,7 @@
         </w:tc>
         <w:tc>
           <w:tcPr>
-            <w:tcW w:w="6980" w:type="dxa"/>
+            <w:tcW w:w="4463" w:type="dxa"/>
             <w:noWrap/>
             <w:hideMark/>
           </w:tcPr>
@@ -1677,7 +1677,7 @@
         </w:trPr>
         <w:tc>
           <w:tcPr>
-            <w:tcW w:w="2020" w:type="dxa"/>
+            <w:tcW w:w="2517" w:type="dxa"/>
             <w:noWrap/>
             <w:hideMark/>
           </w:tcPr>
@@ -1691,7 +1691,7 @@
         </w:tc>
         <w:tc>
           <w:tcPr>
-            <w:tcW w:w="3640" w:type="dxa"/>
+            <w:tcW w:w="2365" w:type="dxa"/>
             <w:noWrap/>
             <w:hideMark/>
           </w:tcPr>
@@ -1716,19 +1716,4787 @@
         </w:tc>
         <w:tc>
           <w:tcPr>
-            <w:tcW w:w="6980" w:type="dxa"/>
+            <w:tcW w:w="4463" w:type="dxa"/>
             <w:noWrap/>
             <w:hideMark/>
           </w:tcPr>
           <w:p>
             <w:r>
               <w:t>Проверяет, является ли объект экземпляром указанного класса.</w:t>
+            </w:r>
+          </w:p>
+        </w:tc>
+      </w:tr>
+      <w:tr>
+        <w:trPr>
+          <w:trHeight w:val="300"/>
+        </w:trPr>
+        <w:tc>
+          <w:tcPr>
+            <w:tcW w:w="2517" w:type="dxa"/>
+            <w:noWrap/>
+            <w:hideMark/>
+          </w:tcPr>
+          <w:p>
+            <w:pPr>
+              <w:rPr>
+                <w:rFonts w:ascii="Aptos Narrow" w:eastAsia="Times New Roman" w:hAnsi="Aptos Narrow" w:cs="Times New Roman"/>
+                <w:color w:val="000000"/>
+                <w:kern w:val="0"/>
+                <w:sz w:val="22"/>
+                <w:szCs w:val="22"/>
+                <w:lang w:eastAsia="ru-RU"/>
+                <w14:ligatures w14:val="none"/>
+              </w:rPr>
+            </w:pPr>
+            <w:proofErr w:type="spellStart"/>
+            <w:r>
+              <w:rPr>
+                <w:rFonts w:ascii="Aptos Narrow" w:eastAsia="Times New Roman" w:hAnsi="Aptos Narrow" w:cs="Times New Roman"/>
+                <w:color w:val="000000"/>
+                <w:kern w:val="0"/>
+                <w:sz w:val="22"/>
+                <w:szCs w:val="22"/>
+                <w:lang w:eastAsia="ru-RU"/>
+                <w14:ligatures w14:val="none"/>
+              </w:rPr>
+              <w:t>str_length</w:t>
+            </w:r>
+            <w:proofErr w:type="spellEnd"/>
+          </w:p>
+        </w:tc>
+        <w:tc>
+          <w:tcPr>
+            <w:tcW w:w="2365" w:type="dxa"/>
+            <w:noWrap/>
+            <w:hideMark/>
+          </w:tcPr>
+          <w:p>
+            <w:pPr>
+              <w:rPr>
+                <w:rFonts w:ascii="Aptos Narrow" w:eastAsia="Times New Roman" w:hAnsi="Aptos Narrow" w:cs="Times New Roman"/>
+                <w:color w:val="000000"/>
+                <w:kern w:val="0"/>
+                <w:sz w:val="22"/>
+                <w:szCs w:val="22"/>
+                <w:lang w:eastAsia="ru-RU"/>
+                <w14:ligatures w14:val="none"/>
+              </w:rPr>
+            </w:pPr>
+            <w:proofErr w:type="spellStart"/>
+            <w:r>
+              <w:rPr>
+                <w:rFonts w:ascii="Aptos Narrow" w:eastAsia="Times New Roman" w:hAnsi="Aptos Narrow" w:cs="Times New Roman"/>
+                <w:color w:val="000000"/>
+                <w:kern w:val="0"/>
+                <w:sz w:val="22"/>
+                <w:szCs w:val="22"/>
+                <w:lang w:eastAsia="ru-RU"/>
+                <w14:ligatures w14:val="none"/>
+              </w:rPr>
+              <w:t>string</w:t>
+            </w:r>
+            <w:proofErr w:type="spellEnd"/>
+          </w:p>
+        </w:tc>
+        <w:tc>
+          <w:tcPr>
+            <w:tcW w:w="4463" w:type="dxa"/>
+            <w:noWrap/>
+            <w:hideMark/>
+          </w:tcPr>
+          <w:p>
+            <w:pPr>
+              <w:rPr>
+                <w:rFonts w:ascii="Aptos Narrow" w:eastAsia="Times New Roman" w:hAnsi="Aptos Narrow" w:cs="Times New Roman"/>
+                <w:color w:val="000000"/>
+                <w:kern w:val="0"/>
+                <w:sz w:val="22"/>
+                <w:szCs w:val="22"/>
+                <w:lang w:eastAsia="ru-RU"/>
+                <w14:ligatures w14:val="none"/>
+              </w:rPr>
+            </w:pPr>
+            <w:r>
+              <w:rPr>
+                <w:rFonts w:ascii="Aptos Narrow" w:eastAsia="Times New Roman" w:hAnsi="Aptos Narrow" w:cs="Times New Roman"/>
+                <w:color w:val="000000"/>
+                <w:kern w:val="0"/>
+                <w:sz w:val="22"/>
+                <w:szCs w:val="22"/>
+                <w:lang w:eastAsia="ru-RU"/>
+                <w14:ligatures w14:val="none"/>
+              </w:rPr>
+              <w:t>Возвращает длину строки.</w:t>
+            </w:r>
+          </w:p>
+        </w:tc>
+      </w:tr>
+      <w:tr>
+        <w:trPr>
+          <w:trHeight w:val="300"/>
+        </w:trPr>
+        <w:tc>
+          <w:tcPr>
+            <w:tcW w:w="2517" w:type="dxa"/>
+            <w:noWrap/>
+            <w:hideMark/>
+          </w:tcPr>
+          <w:p>
+            <w:pPr>
+              <w:rPr>
+                <w:rFonts w:ascii="Aptos Narrow" w:eastAsia="Times New Roman" w:hAnsi="Aptos Narrow" w:cs="Times New Roman"/>
+                <w:color w:val="000000"/>
+                <w:kern w:val="0"/>
+                <w:sz w:val="22"/>
+                <w:szCs w:val="22"/>
+                <w:lang w:eastAsia="ru-RU"/>
+                <w14:ligatures w14:val="none"/>
+              </w:rPr>
+            </w:pPr>
+            <w:proofErr w:type="spellStart"/>
+            <w:r>
+              <w:rPr>
+                <w:rFonts w:ascii="Aptos Narrow" w:eastAsia="Times New Roman" w:hAnsi="Aptos Narrow" w:cs="Times New Roman"/>
+                <w:color w:val="000000"/>
+                <w:kern w:val="0"/>
+                <w:sz w:val="22"/>
+                <w:szCs w:val="22"/>
+                <w:lang w:eastAsia="ru-RU"/>
+                <w14:ligatures w14:val="none"/>
+              </w:rPr>
+              <w:t>str_replace</w:t>
+            </w:r>
+            <w:proofErr w:type="spellEnd"/>
+          </w:p>
+        </w:tc>
+        <w:tc>
+          <w:tcPr>
+            <w:tcW w:w="2365" w:type="dxa"/>
+            <w:noWrap/>
+            <w:hideMark/>
+          </w:tcPr>
+          <w:p>
+            <w:pPr>
+              <w:rPr>
+                <w:rFonts w:ascii="Aptos Narrow" w:eastAsia="Times New Roman" w:hAnsi="Aptos Narrow" w:cs="Times New Roman"/>
+                <w:color w:val="000000"/>
+                <w:kern w:val="0"/>
+                <w:sz w:val="22"/>
+                <w:szCs w:val="22"/>
+                <w:lang w:eastAsia="ru-RU"/>
+                <w14:ligatures w14:val="none"/>
+              </w:rPr>
+            </w:pPr>
+            <w:proofErr w:type="spellStart"/>
+            <w:r>
+              <w:rPr>
+                <w:rFonts w:ascii="Aptos Narrow" w:eastAsia="Times New Roman" w:hAnsi="Aptos Narrow" w:cs="Times New Roman"/>
+                <w:color w:val="000000"/>
+                <w:kern w:val="0"/>
+                <w:sz w:val="22"/>
+                <w:szCs w:val="22"/>
+                <w:lang w:eastAsia="ru-RU"/>
+                <w14:ligatures w14:val="none"/>
+              </w:rPr>
+              <w:t>search</w:t>
+            </w:r>
+            <w:proofErr w:type="spellEnd"/>
+            <w:r>
+              <w:rPr>
+                <w:rFonts w:ascii="Aptos Narrow" w:eastAsia="Times New Roman" w:hAnsi="Aptos Narrow" w:cs="Times New Roman"/>
+                <w:color w:val="000000"/>
+                <w:kern w:val="0"/>
+                <w:sz w:val="22"/>
+                <w:szCs w:val="22"/>
+                <w:lang w:eastAsia="ru-RU"/>
+                <w14:ligatures w14:val="none"/>
+              </w:rPr>
+              <w:t xml:space="preserve">, </w:t>
+            </w:r>
+            <w:proofErr w:type="spellStart"/>
+            <w:r>
+              <w:rPr>
+                <w:rFonts w:ascii="Aptos Narrow" w:eastAsia="Times New Roman" w:hAnsi="Aptos Narrow" w:cs="Times New Roman"/>
+                <w:color w:val="000000"/>
+                <w:kern w:val="0"/>
+                <w:sz w:val="22"/>
+                <w:szCs w:val="22"/>
+                <w:lang w:eastAsia="ru-RU"/>
+                <w14:ligatures w14:val="none"/>
+              </w:rPr>
+              <w:t>replace</w:t>
+            </w:r>
+            <w:proofErr w:type="spellEnd"/>
+            <w:r>
+              <w:rPr>
+                <w:rFonts w:ascii="Aptos Narrow" w:eastAsia="Times New Roman" w:hAnsi="Aptos Narrow" w:cs="Times New Roman"/>
+                <w:color w:val="000000"/>
+                <w:kern w:val="0"/>
+                <w:sz w:val="22"/>
+                <w:szCs w:val="22"/>
+                <w:lang w:eastAsia="ru-RU"/>
+                <w14:ligatures w14:val="none"/>
+              </w:rPr>
+              <w:t xml:space="preserve">, </w:t>
+            </w:r>
+            <w:proofErr w:type="spellStart"/>
+            <w:r>
+              <w:rPr>
+                <w:rFonts w:ascii="Aptos Narrow" w:eastAsia="Times New Roman" w:hAnsi="Aptos Narrow" w:cs="Times New Roman"/>
+                <w:color w:val="000000"/>
+                <w:kern w:val="0"/>
+                <w:sz w:val="22"/>
+                <w:szCs w:val="22"/>
+                <w:lang w:eastAsia="ru-RU"/>
+                <w14:ligatures w14:val="none"/>
+              </w:rPr>
+              <w:t>subject</w:t>
+            </w:r>
+            <w:proofErr w:type="spellEnd"/>
+          </w:p>
+        </w:tc>
+        <w:tc>
+          <w:tcPr>
+            <w:tcW w:w="4463" w:type="dxa"/>
+            <w:noWrap/>
+            <w:hideMark/>
+          </w:tcPr>
+          <w:p>
+            <w:pPr>
+              <w:rPr>
+                <w:rFonts w:ascii="Aptos Narrow" w:eastAsia="Times New Roman" w:hAnsi="Aptos Narrow" w:cs="Times New Roman"/>
+                <w:color w:val="000000"/>
+                <w:kern w:val="0"/>
+                <w:sz w:val="22"/>
+                <w:szCs w:val="22"/>
+                <w:lang w:eastAsia="ru-RU"/>
+                <w14:ligatures w14:val="none"/>
+              </w:rPr>
+            </w:pPr>
+            <w:r>
+              <w:rPr>
+                <w:rFonts w:ascii="Aptos Narrow" w:eastAsia="Times New Roman" w:hAnsi="Aptos Narrow" w:cs="Times New Roman"/>
+                <w:color w:val="000000"/>
+                <w:kern w:val="0"/>
+                <w:sz w:val="22"/>
+                <w:szCs w:val="22"/>
+                <w:lang w:eastAsia="ru-RU"/>
+                <w14:ligatures w14:val="none"/>
+              </w:rPr>
+              <w:t>Заменяет все вхождения строки поиска на строку замены.</w:t>
+            </w:r>
+          </w:p>
+        </w:tc>
+      </w:tr>
+      <w:tr>
+        <w:trPr>
+          <w:trHeight w:val="300"/>
+        </w:trPr>
+        <w:tc>
+          <w:tcPr>
+            <w:tcW w:w="2517" w:type="dxa"/>
+            <w:noWrap/>
+            <w:hideMark/>
+          </w:tcPr>
+          <w:p>
+            <w:pPr>
+              <w:rPr>
+                <w:rFonts w:ascii="Aptos Narrow" w:eastAsia="Times New Roman" w:hAnsi="Aptos Narrow" w:cs="Times New Roman"/>
+                <w:color w:val="000000"/>
+                <w:kern w:val="0"/>
+                <w:sz w:val="22"/>
+                <w:szCs w:val="22"/>
+                <w:lang w:eastAsia="ru-RU"/>
+                <w14:ligatures w14:val="none"/>
+              </w:rPr>
+            </w:pPr>
+            <w:proofErr w:type="spellStart"/>
+            <w:r>
+              <w:rPr>
+                <w:rFonts w:ascii="Aptos Narrow" w:eastAsia="Times New Roman" w:hAnsi="Aptos Narrow" w:cs="Times New Roman"/>
+                <w:color w:val="000000"/>
+                <w:kern w:val="0"/>
+                <w:sz w:val="22"/>
+                <w:szCs w:val="22"/>
+                <w:lang w:eastAsia="ru-RU"/>
+                <w14:ligatures w14:val="none"/>
+              </w:rPr>
+              <w:t>str_split</w:t>
+            </w:r>
+            <w:proofErr w:type="spellEnd"/>
+          </w:p>
+        </w:tc>
+        <w:tc>
+          <w:tcPr>
+            <w:tcW w:w="2365" w:type="dxa"/>
+            <w:noWrap/>
+            <w:hideMark/>
+          </w:tcPr>
+          <w:p>
+            <w:pPr>
+              <w:rPr>
+                <w:rFonts w:ascii="Aptos Narrow" w:eastAsia="Times New Roman" w:hAnsi="Aptos Narrow" w:cs="Times New Roman"/>
+                <w:color w:val="000000"/>
+                <w:kern w:val="0"/>
+                <w:sz w:val="22"/>
+                <w:szCs w:val="22"/>
+                <w:lang w:eastAsia="ru-RU"/>
+                <w14:ligatures w14:val="none"/>
+              </w:rPr>
+            </w:pPr>
+            <w:proofErr w:type="spellStart"/>
+            <w:r>
+              <w:rPr>
+                <w:rFonts w:ascii="Aptos Narrow" w:eastAsia="Times New Roman" w:hAnsi="Aptos Narrow" w:cs="Times New Roman"/>
+                <w:color w:val="000000"/>
+                <w:kern w:val="0"/>
+                <w:sz w:val="22"/>
+                <w:szCs w:val="22"/>
+                <w:lang w:eastAsia="ru-RU"/>
+                <w14:ligatures w14:val="none"/>
+              </w:rPr>
+              <w:t>string</w:t>
+            </w:r>
+            <w:proofErr w:type="spellEnd"/>
+            <w:r>
+              <w:rPr>
+                <w:rFonts w:ascii="Aptos Narrow" w:eastAsia="Times New Roman" w:hAnsi="Aptos Narrow" w:cs="Times New Roman"/>
+                <w:color w:val="000000"/>
+                <w:kern w:val="0"/>
+                <w:sz w:val="22"/>
+                <w:szCs w:val="22"/>
+                <w:lang w:eastAsia="ru-RU"/>
+                <w14:ligatures w14:val="none"/>
+              </w:rPr>
+              <w:t xml:space="preserve">, </w:t>
+            </w:r>
+            <w:proofErr w:type="spellStart"/>
+            <w:r>
+              <w:rPr>
+                <w:rFonts w:ascii="Aptos Narrow" w:eastAsia="Times New Roman" w:hAnsi="Aptos Narrow" w:cs="Times New Roman"/>
+                <w:color w:val="000000"/>
+                <w:kern w:val="0"/>
+                <w:sz w:val="22"/>
+                <w:szCs w:val="22"/>
+                <w:lang w:eastAsia="ru-RU"/>
+                <w14:ligatures w14:val="none"/>
+              </w:rPr>
+              <w:t>delimiter</w:t>
+            </w:r>
+            <w:proofErr w:type="spellEnd"/>
+          </w:p>
+        </w:tc>
+        <w:tc>
+          <w:tcPr>
+            <w:tcW w:w="4463" w:type="dxa"/>
+            <w:noWrap/>
+            <w:hideMark/>
+          </w:tcPr>
+          <w:p>
+            <w:pPr>
+              <w:rPr>
+                <w:rFonts w:ascii="Aptos Narrow" w:eastAsia="Times New Roman" w:hAnsi="Aptos Narrow" w:cs="Times New Roman"/>
+                <w:color w:val="000000"/>
+                <w:kern w:val="0"/>
+                <w:sz w:val="22"/>
+                <w:szCs w:val="22"/>
+                <w:lang w:eastAsia="ru-RU"/>
+                <w14:ligatures w14:val="none"/>
+              </w:rPr>
+            </w:pPr>
+            <w:r>
+              <w:rPr>
+                <w:rFonts w:ascii="Aptos Narrow" w:eastAsia="Times New Roman" w:hAnsi="Aptos Narrow" w:cs="Times New Roman"/>
+                <w:color w:val="000000"/>
+                <w:kern w:val="0"/>
+                <w:sz w:val="22"/>
+                <w:szCs w:val="22"/>
+                <w:lang w:eastAsia="ru-RU"/>
+                <w14:ligatures w14:val="none"/>
+              </w:rPr>
+              <w:t>Разделяет строку на массив по заданному разделителю.</w:t>
+            </w:r>
+          </w:p>
+        </w:tc>
+      </w:tr>
+      <w:tr>
+        <w:trPr>
+          <w:trHeight w:val="300"/>
+        </w:trPr>
+        <w:tc>
+          <w:tcPr>
+            <w:tcW w:w="2517" w:type="dxa"/>
+            <w:noWrap/>
+            <w:hideMark/>
+          </w:tcPr>
+          <w:p>
+            <w:pPr>
+              <w:rPr>
+                <w:rFonts w:ascii="Aptos Narrow" w:eastAsia="Times New Roman" w:hAnsi="Aptos Narrow" w:cs="Times New Roman"/>
+                <w:color w:val="000000"/>
+                <w:kern w:val="0"/>
+                <w:sz w:val="22"/>
+                <w:szCs w:val="22"/>
+                <w:lang w:eastAsia="ru-RU"/>
+                <w14:ligatures w14:val="none"/>
+              </w:rPr>
+            </w:pPr>
+            <w:proofErr w:type="spellStart"/>
+            <w:r>
+              <w:rPr>
+                <w:rFonts w:ascii="Aptos Narrow" w:eastAsia="Times New Roman" w:hAnsi="Aptos Narrow" w:cs="Times New Roman"/>
+                <w:color w:val="000000"/>
+                <w:kern w:val="0"/>
+                <w:sz w:val="22"/>
+                <w:szCs w:val="22"/>
+                <w:lang w:eastAsia="ru-RU"/>
+                <w14:ligatures w14:val="none"/>
+              </w:rPr>
+              <w:t>strtoupper</w:t>
+            </w:r>
+            <w:proofErr w:type="spellEnd"/>
+          </w:p>
+        </w:tc>
+        <w:tc>
+          <w:tcPr>
+            <w:tcW w:w="2365" w:type="dxa"/>
+            <w:noWrap/>
+            <w:hideMark/>
+          </w:tcPr>
+          <w:p>
+            <w:pPr>
+              <w:rPr>
+                <w:rFonts w:ascii="Aptos Narrow" w:eastAsia="Times New Roman" w:hAnsi="Aptos Narrow" w:cs="Times New Roman"/>
+                <w:color w:val="000000"/>
+                <w:kern w:val="0"/>
+                <w:sz w:val="22"/>
+                <w:szCs w:val="22"/>
+                <w:lang w:eastAsia="ru-RU"/>
+                <w14:ligatures w14:val="none"/>
+              </w:rPr>
+            </w:pPr>
+            <w:proofErr w:type="spellStart"/>
+            <w:r>
+              <w:rPr>
+                <w:rFonts w:ascii="Aptos Narrow" w:eastAsia="Times New Roman" w:hAnsi="Aptos Narrow" w:cs="Times New Roman"/>
+                <w:color w:val="000000"/>
+                <w:kern w:val="0"/>
+                <w:sz w:val="22"/>
+                <w:szCs w:val="22"/>
+                <w:lang w:eastAsia="ru-RU"/>
+                <w14:ligatures w14:val="none"/>
+              </w:rPr>
+              <w:t>string</w:t>
+            </w:r>
+            <w:proofErr w:type="spellEnd"/>
+          </w:p>
+        </w:tc>
+        <w:tc>
+          <w:tcPr>
+            <w:tcW w:w="4463" w:type="dxa"/>
+            <w:noWrap/>
+            <w:hideMark/>
+          </w:tcPr>
+          <w:p>
+            <w:pPr>
+              <w:rPr>
+                <w:rFonts w:ascii="Aptos Narrow" w:eastAsia="Times New Roman" w:hAnsi="Aptos Narrow" w:cs="Times New Roman"/>
+                <w:color w:val="000000"/>
+                <w:kern w:val="0"/>
+                <w:sz w:val="22"/>
+                <w:szCs w:val="22"/>
+                <w:lang w:eastAsia="ru-RU"/>
+                <w14:ligatures w14:val="none"/>
+              </w:rPr>
+            </w:pPr>
+            <w:r>
+              <w:rPr>
+                <w:rFonts w:ascii="Aptos Narrow" w:eastAsia="Times New Roman" w:hAnsi="Aptos Narrow" w:cs="Times New Roman"/>
+                <w:color w:val="000000"/>
+                <w:kern w:val="0"/>
+                <w:sz w:val="22"/>
+                <w:szCs w:val="22"/>
+                <w:lang w:eastAsia="ru-RU"/>
+                <w14:ligatures w14:val="none"/>
+              </w:rPr>
+              <w:t>Преобразует строку в верхний регистр.</w:t>
+            </w:r>
+          </w:p>
+        </w:tc>
+      </w:tr>
+      <w:tr>
+        <w:trPr>
+          <w:trHeight w:val="300"/>
+        </w:trPr>
+        <w:tc>
+          <w:tcPr>
+            <w:tcW w:w="2517" w:type="dxa"/>
+            <w:noWrap/>
+            <w:hideMark/>
+          </w:tcPr>
+          <w:p>
+            <w:pPr>
+              <w:rPr>
+                <w:rFonts w:ascii="Aptos Narrow" w:eastAsia="Times New Roman" w:hAnsi="Aptos Narrow" w:cs="Times New Roman"/>
+                <w:color w:val="000000"/>
+                <w:kern w:val="0"/>
+                <w:sz w:val="22"/>
+                <w:szCs w:val="22"/>
+                <w:lang w:eastAsia="ru-RU"/>
+                <w14:ligatures w14:val="none"/>
+              </w:rPr>
+            </w:pPr>
+            <w:proofErr w:type="spellStart"/>
+            <w:r>
+              <w:rPr>
+                <w:rFonts w:ascii="Aptos Narrow" w:eastAsia="Times New Roman" w:hAnsi="Aptos Narrow" w:cs="Times New Roman"/>
+                <w:color w:val="000000"/>
+                <w:kern w:val="0"/>
+                <w:sz w:val="22"/>
+                <w:szCs w:val="22"/>
+                <w:lang w:eastAsia="ru-RU"/>
+                <w14:ligatures w14:val="none"/>
+              </w:rPr>
+              <w:t>strtolower</w:t>
+            </w:r>
+            <w:proofErr w:type="spellEnd"/>
+          </w:p>
+        </w:tc>
+        <w:tc>
+          <w:tcPr>
+            <w:tcW w:w="2365" w:type="dxa"/>
+            <w:noWrap/>
+            <w:hideMark/>
+          </w:tcPr>
+          <w:p>
+            <w:pPr>
+              <w:rPr>
+                <w:rFonts w:ascii="Aptos Narrow" w:eastAsia="Times New Roman" w:hAnsi="Aptos Narrow" w:cs="Times New Roman"/>
+                <w:color w:val="000000"/>
+                <w:kern w:val="0"/>
+                <w:sz w:val="22"/>
+                <w:szCs w:val="22"/>
+                <w:lang w:eastAsia="ru-RU"/>
+                <w14:ligatures w14:val="none"/>
+              </w:rPr>
+            </w:pPr>
+            <w:proofErr w:type="spellStart"/>
+            <w:r>
+              <w:rPr>
+                <w:rFonts w:ascii="Aptos Narrow" w:eastAsia="Times New Roman" w:hAnsi="Aptos Narrow" w:cs="Times New Roman"/>
+                <w:color w:val="000000"/>
+                <w:kern w:val="0"/>
+                <w:sz w:val="22"/>
+                <w:szCs w:val="22"/>
+                <w:lang w:eastAsia="ru-RU"/>
+                <w14:ligatures w14:val="none"/>
+              </w:rPr>
+              <w:t>string</w:t>
+            </w:r>
+            <w:proofErr w:type="spellEnd"/>
+          </w:p>
+        </w:tc>
+        <w:tc>
+          <w:tcPr>
+            <w:tcW w:w="4463" w:type="dxa"/>
+            <w:noWrap/>
+            <w:hideMark/>
+          </w:tcPr>
+          <w:p>
+            <w:pPr>
+              <w:rPr>
+                <w:rFonts w:ascii="Aptos Narrow" w:eastAsia="Times New Roman" w:hAnsi="Aptos Narrow" w:cs="Times New Roman"/>
+                <w:color w:val="000000"/>
+                <w:kern w:val="0"/>
+                <w:sz w:val="22"/>
+                <w:szCs w:val="22"/>
+                <w:lang w:eastAsia="ru-RU"/>
+                <w14:ligatures w14:val="none"/>
+              </w:rPr>
+            </w:pPr>
+            <w:r>
+              <w:rPr>
+                <w:rFonts w:ascii="Aptos Narrow" w:eastAsia="Times New Roman" w:hAnsi="Aptos Narrow" w:cs="Times New Roman"/>
+                <w:color w:val="000000"/>
+                <w:kern w:val="0"/>
+                <w:sz w:val="22"/>
+                <w:szCs w:val="22"/>
+                <w:lang w:eastAsia="ru-RU"/>
+                <w14:ligatures w14:val="none"/>
+              </w:rPr>
+              <w:t>Преобразует строку в нижний регистр.</w:t>
+            </w:r>
+          </w:p>
+        </w:tc>
+      </w:tr>
+      <w:tr>
+        <w:trPr>
+          <w:trHeight w:val="300"/>
+        </w:trPr>
+        <w:tc>
+          <w:tcPr>
+            <w:tcW w:w="2517" w:type="dxa"/>
+            <w:noWrap/>
+            <w:hideMark/>
+          </w:tcPr>
+          <w:p>
+            <w:pPr>
+              <w:rPr>
+                <w:rFonts w:ascii="Aptos Narrow" w:eastAsia="Times New Roman" w:hAnsi="Aptos Narrow" w:cs="Times New Roman"/>
+                <w:color w:val="000000"/>
+                <w:kern w:val="0"/>
+                <w:sz w:val="22"/>
+                <w:szCs w:val="22"/>
+                <w:lang w:eastAsia="ru-RU"/>
+                <w14:ligatures w14:val="none"/>
+              </w:rPr>
+            </w:pPr>
+            <w:proofErr w:type="spellStart"/>
+            <w:r>
+              <w:rPr>
+                <w:rFonts w:ascii="Aptos Narrow" w:eastAsia="Times New Roman" w:hAnsi="Aptos Narrow" w:cs="Times New Roman"/>
+                <w:color w:val="000000"/>
+                <w:kern w:val="0"/>
+                <w:sz w:val="22"/>
+                <w:szCs w:val="22"/>
+                <w:lang w:eastAsia="ru-RU"/>
+                <w14:ligatures w14:val="none"/>
+              </w:rPr>
+              <w:t>trim</w:t>
+            </w:r>
+            <w:proofErr w:type="spellEnd"/>
+          </w:p>
+        </w:tc>
+        <w:tc>
+          <w:tcPr>
+            <w:tcW w:w="2365" w:type="dxa"/>
+            <w:noWrap/>
+            <w:hideMark/>
+          </w:tcPr>
+          <w:p>
+            <w:pPr>
+              <w:rPr>
+                <w:rFonts w:ascii="Aptos Narrow" w:eastAsia="Times New Roman" w:hAnsi="Aptos Narrow" w:cs="Times New Roman"/>
+                <w:color w:val="000000"/>
+                <w:kern w:val="0"/>
+                <w:sz w:val="22"/>
+                <w:szCs w:val="22"/>
+                <w:lang w:eastAsia="ru-RU"/>
+                <w14:ligatures w14:val="none"/>
+              </w:rPr>
+            </w:pPr>
+            <w:proofErr w:type="spellStart"/>
+            <w:r>
+              <w:rPr>
+                <w:rFonts w:ascii="Aptos Narrow" w:eastAsia="Times New Roman" w:hAnsi="Aptos Narrow" w:cs="Times New Roman"/>
+                <w:color w:val="000000"/>
+                <w:kern w:val="0"/>
+                <w:sz w:val="22"/>
+                <w:szCs w:val="22"/>
+                <w:lang w:eastAsia="ru-RU"/>
+                <w14:ligatures w14:val="none"/>
+              </w:rPr>
+              <w:t>string</w:t>
+            </w:r>
+            <w:proofErr w:type="spellEnd"/>
+          </w:p>
+        </w:tc>
+        <w:tc>
+          <w:tcPr>
+            <w:tcW w:w="4463" w:type="dxa"/>
+            <w:noWrap/>
+            <w:hideMark/>
+          </w:tcPr>
+          <w:p>
+            <w:pPr>
+              <w:rPr>
+                <w:rFonts w:ascii="Aptos Narrow" w:eastAsia="Times New Roman" w:hAnsi="Aptos Narrow" w:cs="Times New Roman"/>
+                <w:color w:val="000000"/>
+                <w:kern w:val="0"/>
+                <w:sz w:val="22"/>
+                <w:szCs w:val="22"/>
+                <w:lang w:eastAsia="ru-RU"/>
+                <w14:ligatures w14:val="none"/>
+              </w:rPr>
+            </w:pPr>
+            <w:r>
+              <w:rPr>
+                <w:rFonts w:ascii="Aptos Narrow" w:eastAsia="Times New Roman" w:hAnsi="Aptos Narrow" w:cs="Times New Roman"/>
+                <w:color w:val="000000"/>
+                <w:kern w:val="0"/>
+                <w:sz w:val="22"/>
+                <w:szCs w:val="22"/>
+                <w:lang w:eastAsia="ru-RU"/>
+                <w14:ligatures w14:val="none"/>
+              </w:rPr>
+              <w:t>Удаляет пробелы (или другие символы) из начала и конца строки.</w:t>
+            </w:r>
+          </w:p>
+        </w:tc>
+      </w:tr>
+      <w:tr>
+        <w:trPr>
+          <w:trHeight w:val="300"/>
+        </w:trPr>
+        <w:tc>
+          <w:tcPr>
+            <w:tcW w:w="2517" w:type="dxa"/>
+            <w:noWrap/>
+            <w:hideMark/>
+          </w:tcPr>
+          <w:p>
+            <w:pPr>
+              <w:rPr>
+                <w:rFonts w:ascii="Aptos Narrow" w:eastAsia="Times New Roman" w:hAnsi="Aptos Narrow" w:cs="Times New Roman"/>
+                <w:color w:val="000000"/>
+                <w:kern w:val="0"/>
+                <w:sz w:val="22"/>
+                <w:szCs w:val="22"/>
+                <w:lang w:eastAsia="ru-RU"/>
+                <w14:ligatures w14:val="none"/>
+              </w:rPr>
+            </w:pPr>
+            <w:proofErr w:type="spellStart"/>
+            <w:r>
+              <w:rPr>
+                <w:rFonts w:ascii="Aptos Narrow" w:eastAsia="Times New Roman" w:hAnsi="Aptos Narrow" w:cs="Times New Roman"/>
+                <w:color w:val="000000"/>
+                <w:kern w:val="0"/>
+                <w:sz w:val="22"/>
+                <w:szCs w:val="22"/>
+                <w:lang w:eastAsia="ru-RU"/>
+                <w14:ligatures w14:val="none"/>
+              </w:rPr>
+              <w:t>substr</w:t>
+            </w:r>
+            <w:proofErr w:type="spellEnd"/>
+          </w:p>
+        </w:tc>
+        <w:tc>
+          <w:tcPr>
+            <w:tcW w:w="2365" w:type="dxa"/>
+            <w:noWrap/>
+            <w:hideMark/>
+          </w:tcPr>
+          <w:p>
+            <w:pPr>
+              <w:rPr>
+                <w:rFonts w:ascii="Aptos Narrow" w:eastAsia="Times New Roman" w:hAnsi="Aptos Narrow" w:cs="Times New Roman"/>
+                <w:color w:val="000000"/>
+                <w:kern w:val="0"/>
+                <w:sz w:val="22"/>
+                <w:szCs w:val="22"/>
+                <w:lang w:eastAsia="ru-RU"/>
+                <w14:ligatures w14:val="none"/>
+              </w:rPr>
+            </w:pPr>
+            <w:proofErr w:type="spellStart"/>
+            <w:r>
+              <w:rPr>
+                <w:rFonts w:ascii="Aptos Narrow" w:eastAsia="Times New Roman" w:hAnsi="Aptos Narrow" w:cs="Times New Roman"/>
+                <w:color w:val="000000"/>
+                <w:kern w:val="0"/>
+                <w:sz w:val="22"/>
+                <w:szCs w:val="22"/>
+                <w:lang w:eastAsia="ru-RU"/>
+                <w14:ligatures w14:val="none"/>
+              </w:rPr>
+              <w:t>string</w:t>
+            </w:r>
+            <w:proofErr w:type="spellEnd"/>
+            <w:r>
+              <w:rPr>
+                <w:rFonts w:ascii="Aptos Narrow" w:eastAsia="Times New Roman" w:hAnsi="Aptos Narrow" w:cs="Times New Roman"/>
+                <w:color w:val="000000"/>
+                <w:kern w:val="0"/>
+                <w:sz w:val="22"/>
+                <w:szCs w:val="22"/>
+                <w:lang w:eastAsia="ru-RU"/>
+                <w14:ligatures w14:val="none"/>
+              </w:rPr>
+              <w:t xml:space="preserve">, </w:t>
+            </w:r>
+            <w:proofErr w:type="spellStart"/>
+            <w:r>
+              <w:rPr>
+                <w:rFonts w:ascii="Aptos Narrow" w:eastAsia="Times New Roman" w:hAnsi="Aptos Narrow" w:cs="Times New Roman"/>
+                <w:color w:val="000000"/>
+                <w:kern w:val="0"/>
+                <w:sz w:val="22"/>
+                <w:szCs w:val="22"/>
+                <w:lang w:eastAsia="ru-RU"/>
+                <w14:ligatures w14:val="none"/>
+              </w:rPr>
+              <w:t>start</w:t>
+            </w:r>
+            <w:proofErr w:type="spellEnd"/>
+            <w:r>
+              <w:rPr>
+                <w:rFonts w:ascii="Aptos Narrow" w:eastAsia="Times New Roman" w:hAnsi="Aptos Narrow" w:cs="Times New Roman"/>
+                <w:color w:val="000000"/>
+                <w:kern w:val="0"/>
+                <w:sz w:val="22"/>
+                <w:szCs w:val="22"/>
+                <w:lang w:eastAsia="ru-RU"/>
+                <w14:ligatures w14:val="none"/>
+              </w:rPr>
+              <w:t xml:space="preserve">, </w:t>
+            </w:r>
+            <w:proofErr w:type="spellStart"/>
+            <w:r>
+              <w:rPr>
+                <w:rFonts w:ascii="Aptos Narrow" w:eastAsia="Times New Roman" w:hAnsi="Aptos Narrow" w:cs="Times New Roman"/>
+                <w:color w:val="000000"/>
+                <w:kern w:val="0"/>
+                <w:sz w:val="22"/>
+                <w:szCs w:val="22"/>
+                <w:lang w:eastAsia="ru-RU"/>
+                <w14:ligatures w14:val="none"/>
+              </w:rPr>
+              <w:t>length</w:t>
+            </w:r>
+            <w:proofErr w:type="spellEnd"/>
+          </w:p>
+        </w:tc>
+        <w:tc>
+          <w:tcPr>
+            <w:tcW w:w="4463" w:type="dxa"/>
+            <w:noWrap/>
+            <w:hideMark/>
+          </w:tcPr>
+          <w:p>
+            <w:pPr>
+              <w:rPr>
+                <w:rFonts w:ascii="Aptos Narrow" w:eastAsia="Times New Roman" w:hAnsi="Aptos Narrow" w:cs="Times New Roman"/>
+                <w:color w:val="000000"/>
+                <w:kern w:val="0"/>
+                <w:sz w:val="22"/>
+                <w:szCs w:val="22"/>
+                <w:lang w:eastAsia="ru-RU"/>
+                <w14:ligatures w14:val="none"/>
+              </w:rPr>
+            </w:pPr>
+            <w:r>
+              <w:rPr>
+                <w:rFonts w:ascii="Aptos Narrow" w:eastAsia="Times New Roman" w:hAnsi="Aptos Narrow" w:cs="Times New Roman"/>
+                <w:color w:val="000000"/>
+                <w:kern w:val="0"/>
+                <w:sz w:val="22"/>
+                <w:szCs w:val="22"/>
+                <w:lang w:eastAsia="ru-RU"/>
+                <w14:ligatures w14:val="none"/>
+              </w:rPr>
+              <w:t>Возвращает подстроку из строки, начиная с заданной позиции.</w:t>
+            </w:r>
+          </w:p>
+        </w:tc>
+      </w:tr>
+      <w:tr>
+        <w:trPr>
+          <w:trHeight w:val="300"/>
+        </w:trPr>
+        <w:tc>
+          <w:tcPr>
+            <w:tcW w:w="2517" w:type="dxa"/>
+            <w:noWrap/>
+            <w:hideMark/>
+          </w:tcPr>
+          <w:p>
+            <w:pPr>
+              <w:rPr>
+                <w:rFonts w:ascii="Aptos Narrow" w:eastAsia="Times New Roman" w:hAnsi="Aptos Narrow" w:cs="Times New Roman"/>
+                <w:color w:val="000000"/>
+                <w:kern w:val="0"/>
+                <w:sz w:val="22"/>
+                <w:szCs w:val="22"/>
+                <w:lang w:eastAsia="ru-RU"/>
+                <w14:ligatures w14:val="none"/>
+              </w:rPr>
+            </w:pPr>
+            <w:proofErr w:type="spellStart"/>
+            <w:r>
+              <w:rPr>
+                <w:rFonts w:ascii="Aptos Narrow" w:eastAsia="Times New Roman" w:hAnsi="Aptos Narrow" w:cs="Times New Roman"/>
+                <w:color w:val="000000"/>
+                <w:kern w:val="0"/>
+                <w:sz w:val="22"/>
+                <w:szCs w:val="22"/>
+                <w:lang w:eastAsia="ru-RU"/>
+                <w14:ligatures w14:val="none"/>
+              </w:rPr>
+              <w:t>strpos</w:t>
+            </w:r>
+            <w:proofErr w:type="spellEnd"/>
+          </w:p>
+        </w:tc>
+        <w:tc>
+          <w:tcPr>
+            <w:tcW w:w="2365" w:type="dxa"/>
+            <w:noWrap/>
+            <w:hideMark/>
+          </w:tcPr>
+          <w:p>
+            <w:pPr>
+              <w:rPr>
+                <w:rFonts w:ascii="Aptos Narrow" w:eastAsia="Times New Roman" w:hAnsi="Aptos Narrow" w:cs="Times New Roman"/>
+                <w:color w:val="000000"/>
+                <w:kern w:val="0"/>
+                <w:sz w:val="22"/>
+                <w:szCs w:val="22"/>
+                <w:lang w:eastAsia="ru-RU"/>
+                <w14:ligatures w14:val="none"/>
+              </w:rPr>
+            </w:pPr>
+            <w:proofErr w:type="spellStart"/>
+            <w:r>
+              <w:rPr>
+                <w:rFonts w:ascii="Aptos Narrow" w:eastAsia="Times New Roman" w:hAnsi="Aptos Narrow" w:cs="Times New Roman"/>
+                <w:color w:val="000000"/>
+                <w:kern w:val="0"/>
+                <w:sz w:val="22"/>
+                <w:szCs w:val="22"/>
+                <w:lang w:eastAsia="ru-RU"/>
+                <w14:ligatures w14:val="none"/>
+              </w:rPr>
+              <w:t>haystack</w:t>
+            </w:r>
+            <w:proofErr w:type="spellEnd"/>
+            <w:r>
+              <w:rPr>
+                <w:rFonts w:ascii="Aptos Narrow" w:eastAsia="Times New Roman" w:hAnsi="Aptos Narrow" w:cs="Times New Roman"/>
+                <w:color w:val="000000"/>
+                <w:kern w:val="0"/>
+                <w:sz w:val="22"/>
+                <w:szCs w:val="22"/>
+                <w:lang w:eastAsia="ru-RU"/>
+                <w14:ligatures w14:val="none"/>
+              </w:rPr>
+              <w:t xml:space="preserve">, </w:t>
+            </w:r>
+            <w:proofErr w:type="spellStart"/>
+            <w:r>
+              <w:rPr>
+                <w:rFonts w:ascii="Aptos Narrow" w:eastAsia="Times New Roman" w:hAnsi="Aptos Narrow" w:cs="Times New Roman"/>
+                <w:color w:val="000000"/>
+                <w:kern w:val="0"/>
+                <w:sz w:val="22"/>
+                <w:szCs w:val="22"/>
+                <w:lang w:eastAsia="ru-RU"/>
+                <w14:ligatures w14:val="none"/>
+              </w:rPr>
+              <w:t>needle</w:t>
+            </w:r>
+            <w:proofErr w:type="spellEnd"/>
+          </w:p>
+        </w:tc>
+        <w:tc>
+          <w:tcPr>
+            <w:tcW w:w="4463" w:type="dxa"/>
+            <w:noWrap/>
+            <w:hideMark/>
+          </w:tcPr>
+          <w:p>
+            <w:pPr>
+              <w:rPr>
+                <w:rFonts w:ascii="Aptos Narrow" w:eastAsia="Times New Roman" w:hAnsi="Aptos Narrow" w:cs="Times New Roman"/>
+                <w:color w:val="000000"/>
+                <w:kern w:val="0"/>
+                <w:sz w:val="22"/>
+                <w:szCs w:val="22"/>
+                <w:lang w:eastAsia="ru-RU"/>
+                <w14:ligatures w14:val="none"/>
+              </w:rPr>
+            </w:pPr>
+            <w:r>
+              <w:rPr>
+                <w:rFonts w:ascii="Aptos Narrow" w:eastAsia="Times New Roman" w:hAnsi="Aptos Narrow" w:cs="Times New Roman"/>
+                <w:color w:val="000000"/>
+                <w:kern w:val="0"/>
+                <w:sz w:val="22"/>
+                <w:szCs w:val="22"/>
+                <w:lang w:eastAsia="ru-RU"/>
+                <w14:ligatures w14:val="none"/>
+              </w:rPr>
+              <w:t>Находит позицию первого вхождения подстроки в строке.</w:t>
+            </w:r>
+          </w:p>
+        </w:tc>
+      </w:tr>
+      <w:tr>
+        <w:trPr>
+          <w:trHeight w:val="300"/>
+        </w:trPr>
+        <w:tc>
+          <w:tcPr>
+            <w:tcW w:w="2517" w:type="dxa"/>
+            <w:noWrap/>
+            <w:hideMark/>
+          </w:tcPr>
+          <w:p>
+            <w:pPr>
+              <w:rPr>
+                <w:rFonts w:ascii="Aptos Narrow" w:eastAsia="Times New Roman" w:hAnsi="Aptos Narrow" w:cs="Times New Roman"/>
+                <w:color w:val="000000"/>
+                <w:kern w:val="0"/>
+                <w:sz w:val="22"/>
+                <w:szCs w:val="22"/>
+                <w:lang w:eastAsia="ru-RU"/>
+                <w14:ligatures w14:val="none"/>
+              </w:rPr>
+            </w:pPr>
+            <w:proofErr w:type="spellStart"/>
+            <w:r>
+              <w:rPr>
+                <w:rFonts w:ascii="Aptos Narrow" w:eastAsia="Times New Roman" w:hAnsi="Aptos Narrow" w:cs="Times New Roman"/>
+                <w:color w:val="000000"/>
+                <w:kern w:val="0"/>
+                <w:sz w:val="22"/>
+                <w:szCs w:val="22"/>
+                <w:lang w:eastAsia="ru-RU"/>
+                <w14:ligatures w14:val="none"/>
+              </w:rPr>
+              <w:t>implode</w:t>
+            </w:r>
+            <w:proofErr w:type="spellEnd"/>
+          </w:p>
+        </w:tc>
+        <w:tc>
+          <w:tcPr>
+            <w:tcW w:w="2365" w:type="dxa"/>
+            <w:noWrap/>
+            <w:hideMark/>
+          </w:tcPr>
+          <w:p>
+            <w:pPr>
+              <w:rPr>
+                <w:rFonts w:ascii="Aptos Narrow" w:eastAsia="Times New Roman" w:hAnsi="Aptos Narrow" w:cs="Times New Roman"/>
+                <w:color w:val="000000"/>
+                <w:kern w:val="0"/>
+                <w:sz w:val="22"/>
+                <w:szCs w:val="22"/>
+                <w:lang w:eastAsia="ru-RU"/>
+                <w14:ligatures w14:val="none"/>
+              </w:rPr>
+            </w:pPr>
+            <w:proofErr w:type="spellStart"/>
+            <w:r>
+              <w:rPr>
+                <w:rFonts w:ascii="Aptos Narrow" w:eastAsia="Times New Roman" w:hAnsi="Aptos Narrow" w:cs="Times New Roman"/>
+                <w:color w:val="000000"/>
+                <w:kern w:val="0"/>
+                <w:sz w:val="22"/>
+                <w:szCs w:val="22"/>
+                <w:lang w:eastAsia="ru-RU"/>
+                <w14:ligatures w14:val="none"/>
+              </w:rPr>
+              <w:t>glue</w:t>
+            </w:r>
+            <w:proofErr w:type="spellEnd"/>
+            <w:r>
+              <w:rPr>
+                <w:rFonts w:ascii="Aptos Narrow" w:eastAsia="Times New Roman" w:hAnsi="Aptos Narrow" w:cs="Times New Roman"/>
+                <w:color w:val="000000"/>
+                <w:kern w:val="0"/>
+                <w:sz w:val="22"/>
+                <w:szCs w:val="22"/>
+                <w:lang w:eastAsia="ru-RU"/>
+                <w14:ligatures w14:val="none"/>
+              </w:rPr>
+              <w:t xml:space="preserve">, </w:t>
+            </w:r>
+            <w:proofErr w:type="spellStart"/>
+            <w:r>
+              <w:rPr>
+                <w:rFonts w:ascii="Aptos Narrow" w:eastAsia="Times New Roman" w:hAnsi="Aptos Narrow" w:cs="Times New Roman"/>
+                <w:color w:val="000000"/>
+                <w:kern w:val="0"/>
+                <w:sz w:val="22"/>
+                <w:szCs w:val="22"/>
+                <w:lang w:eastAsia="ru-RU"/>
+                <w14:ligatures w14:val="none"/>
+              </w:rPr>
+              <w:t>pieces</w:t>
+            </w:r>
+            <w:proofErr w:type="spellEnd"/>
+          </w:p>
+        </w:tc>
+        <w:tc>
+          <w:tcPr>
+            <w:tcW w:w="4463" w:type="dxa"/>
+            <w:noWrap/>
+            <w:hideMark/>
+          </w:tcPr>
+          <w:p>
+            <w:pPr>
+              <w:rPr>
+                <w:rFonts w:ascii="Aptos Narrow" w:eastAsia="Times New Roman" w:hAnsi="Aptos Narrow" w:cs="Times New Roman"/>
+                <w:color w:val="000000"/>
+                <w:kern w:val="0"/>
+                <w:sz w:val="22"/>
+                <w:szCs w:val="22"/>
+                <w:lang w:eastAsia="ru-RU"/>
+                <w14:ligatures w14:val="none"/>
+              </w:rPr>
+            </w:pPr>
+            <w:r>
+              <w:rPr>
+                <w:rFonts w:ascii="Aptos Narrow" w:eastAsia="Times New Roman" w:hAnsi="Aptos Narrow" w:cs="Times New Roman"/>
+                <w:color w:val="000000"/>
+                <w:kern w:val="0"/>
+                <w:sz w:val="22"/>
+                <w:szCs w:val="22"/>
+                <w:lang w:eastAsia="ru-RU"/>
+                <w14:ligatures w14:val="none"/>
+              </w:rPr>
+              <w:t>Объединяет элементы массива в строку с использованием заданного разделителя.</w:t>
+            </w:r>
+          </w:p>
+        </w:tc>
+      </w:tr>
+      <w:tr>
+        <w:trPr>
+          <w:trHeight w:val="300"/>
+        </w:trPr>
+        <w:tc>
+          <w:tcPr>
+            <w:tcW w:w="2517" w:type="dxa"/>
+            <w:noWrap/>
+            <w:hideMark/>
+          </w:tcPr>
+          <w:p>
+            <w:pPr>
+              <w:rPr>
+                <w:rFonts w:ascii="Aptos Narrow" w:eastAsia="Times New Roman" w:hAnsi="Aptos Narrow" w:cs="Times New Roman"/>
+                <w:color w:val="000000"/>
+                <w:kern w:val="0"/>
+                <w:sz w:val="22"/>
+                <w:szCs w:val="22"/>
+                <w:lang w:eastAsia="ru-RU"/>
+                <w14:ligatures w14:val="none"/>
+              </w:rPr>
+            </w:pPr>
+            <w:proofErr w:type="spellStart"/>
+            <w:r>
+              <w:rPr>
+                <w:rFonts w:ascii="Aptos Narrow" w:eastAsia="Times New Roman" w:hAnsi="Aptos Narrow" w:cs="Times New Roman"/>
+                <w:color w:val="000000"/>
+                <w:kern w:val="0"/>
+                <w:sz w:val="22"/>
+                <w:szCs w:val="22"/>
+                <w:lang w:eastAsia="ru-RU"/>
+                <w14:ligatures w14:val="none"/>
+              </w:rPr>
+              <w:t>explode</w:t>
+            </w:r>
+            <w:proofErr w:type="spellEnd"/>
+          </w:p>
+        </w:tc>
+        <w:tc>
+          <w:tcPr>
+            <w:tcW w:w="2365" w:type="dxa"/>
+            <w:noWrap/>
+            <w:hideMark/>
+          </w:tcPr>
+          <w:p>
+            <w:pPr>
+              <w:rPr>
+                <w:rFonts w:ascii="Aptos Narrow" w:eastAsia="Times New Roman" w:hAnsi="Aptos Narrow" w:cs="Times New Roman"/>
+                <w:color w:val="000000"/>
+                <w:kern w:val="0"/>
+                <w:sz w:val="22"/>
+                <w:szCs w:val="22"/>
+                <w:lang w:eastAsia="ru-RU"/>
+                <w14:ligatures w14:val="none"/>
+              </w:rPr>
+            </w:pPr>
+            <w:proofErr w:type="spellStart"/>
+            <w:r>
+              <w:rPr>
+                <w:rFonts w:ascii="Aptos Narrow" w:eastAsia="Times New Roman" w:hAnsi="Aptos Narrow" w:cs="Times New Roman"/>
+                <w:color w:val="000000"/>
+                <w:kern w:val="0"/>
+                <w:sz w:val="22"/>
+                <w:szCs w:val="22"/>
+                <w:lang w:eastAsia="ru-RU"/>
+                <w14:ligatures w14:val="none"/>
+              </w:rPr>
+              <w:t>delimiter</w:t>
+            </w:r>
+            <w:proofErr w:type="spellEnd"/>
+            <w:r>
+              <w:rPr>
+                <w:rFonts w:ascii="Aptos Narrow" w:eastAsia="Times New Roman" w:hAnsi="Aptos Narrow" w:cs="Times New Roman"/>
+                <w:color w:val="000000"/>
+                <w:kern w:val="0"/>
+                <w:sz w:val="22"/>
+                <w:szCs w:val="22"/>
+                <w:lang w:eastAsia="ru-RU"/>
+                <w14:ligatures w14:val="none"/>
+              </w:rPr>
+              <w:t xml:space="preserve">, </w:t>
+            </w:r>
+            <w:proofErr w:type="spellStart"/>
+            <w:r>
+              <w:rPr>
+                <w:rFonts w:ascii="Aptos Narrow" w:eastAsia="Times New Roman" w:hAnsi="Aptos Narrow" w:cs="Times New Roman"/>
+                <w:color w:val="000000"/>
+                <w:kern w:val="0"/>
+                <w:sz w:val="22"/>
+                <w:szCs w:val="22"/>
+                <w:lang w:eastAsia="ru-RU"/>
+                <w14:ligatures w14:val="none"/>
+              </w:rPr>
+              <w:t>string</w:t>
+            </w:r>
+            <w:proofErr w:type="spellEnd"/>
+          </w:p>
+        </w:tc>
+        <w:tc>
+          <w:tcPr>
+            <w:tcW w:w="4463" w:type="dxa"/>
+            <w:noWrap/>
+            <w:hideMark/>
+          </w:tcPr>
+          <w:p>
+            <w:pPr>
+              <w:rPr>
+                <w:rFonts w:ascii="Aptos Narrow" w:eastAsia="Times New Roman" w:hAnsi="Aptos Narrow" w:cs="Times New Roman"/>
+                <w:color w:val="000000"/>
+                <w:kern w:val="0"/>
+                <w:sz w:val="22"/>
+                <w:szCs w:val="22"/>
+                <w:lang w:eastAsia="ru-RU"/>
+                <w14:ligatures w14:val="none"/>
+              </w:rPr>
+            </w:pPr>
+            <w:r>
+              <w:rPr>
+                <w:rFonts w:ascii="Aptos Narrow" w:eastAsia="Times New Roman" w:hAnsi="Aptos Narrow" w:cs="Times New Roman"/>
+                <w:color w:val="000000"/>
+                <w:kern w:val="0"/>
+                <w:sz w:val="22"/>
+                <w:szCs w:val="22"/>
+                <w:lang w:eastAsia="ru-RU"/>
+                <w14:ligatures w14:val="none"/>
+              </w:rPr>
+              <w:t>Разделяет строку на массив по заданному разделителю.</w:t>
+            </w:r>
+          </w:p>
+        </w:tc>
+      </w:tr>
+      <w:tr>
+        <w:trPr>
+          <w:trHeight w:val="300"/>
+        </w:trPr>
+        <w:tc>
+          <w:tcPr>
+            <w:tcW w:w="2517" w:type="dxa"/>
+            <w:noWrap/>
+            <w:hideMark/>
+          </w:tcPr>
+          <w:p>
+            <w:pPr>
+              <w:rPr>
+                <w:rFonts w:ascii="Aptos Narrow" w:eastAsia="Times New Roman" w:hAnsi="Aptos Narrow" w:cs="Times New Roman"/>
+                <w:color w:val="000000"/>
+                <w:kern w:val="0"/>
+                <w:sz w:val="22"/>
+                <w:szCs w:val="22"/>
+                <w:lang w:eastAsia="ru-RU"/>
+                <w14:ligatures w14:val="none"/>
+              </w:rPr>
+            </w:pPr>
+            <w:proofErr w:type="spellStart"/>
+            <w:r>
+              <w:rPr>
+                <w:rFonts w:ascii="Aptos Narrow" w:eastAsia="Times New Roman" w:hAnsi="Aptos Narrow" w:cs="Times New Roman"/>
+                <w:color w:val="000000"/>
+                <w:kern w:val="0"/>
+                <w:sz w:val="22"/>
+                <w:szCs w:val="22"/>
+                <w:lang w:eastAsia="ru-RU"/>
+                <w14:ligatures w14:val="none"/>
+              </w:rPr>
+              <w:t>fopen</w:t>
+            </w:r>
+            <w:proofErr w:type="spellEnd"/>
+          </w:p>
+        </w:tc>
+        <w:tc>
+          <w:tcPr>
+            <w:tcW w:w="2365" w:type="dxa"/>
+            <w:noWrap/>
+            <w:hideMark/>
+          </w:tcPr>
+          <w:p>
+            <w:pPr>
+              <w:rPr>
+                <w:rFonts w:ascii="Aptos Narrow" w:eastAsia="Times New Roman" w:hAnsi="Aptos Narrow" w:cs="Times New Roman"/>
+                <w:color w:val="000000"/>
+                <w:kern w:val="0"/>
+                <w:sz w:val="22"/>
+                <w:szCs w:val="22"/>
+                <w:lang w:eastAsia="ru-RU"/>
+                <w14:ligatures w14:val="none"/>
+              </w:rPr>
+            </w:pPr>
+            <w:proofErr w:type="spellStart"/>
+            <w:r>
+              <w:rPr>
+                <w:rFonts w:ascii="Aptos Narrow" w:eastAsia="Times New Roman" w:hAnsi="Aptos Narrow" w:cs="Times New Roman"/>
+                <w:color w:val="000000"/>
+                <w:kern w:val="0"/>
+                <w:sz w:val="22"/>
+                <w:szCs w:val="22"/>
+                <w:lang w:eastAsia="ru-RU"/>
+                <w14:ligatures w14:val="none"/>
+              </w:rPr>
+              <w:t>filename</w:t>
+            </w:r>
+            <w:proofErr w:type="spellEnd"/>
+            <w:r>
+              <w:rPr>
+                <w:rFonts w:ascii="Aptos Narrow" w:eastAsia="Times New Roman" w:hAnsi="Aptos Narrow" w:cs="Times New Roman"/>
+                <w:color w:val="000000"/>
+                <w:kern w:val="0"/>
+                <w:sz w:val="22"/>
+                <w:szCs w:val="22"/>
+                <w:lang w:eastAsia="ru-RU"/>
+                <w14:ligatures w14:val="none"/>
+              </w:rPr>
+              <w:t xml:space="preserve">, </w:t>
+            </w:r>
+            <w:proofErr w:type="spellStart"/>
+            <w:r>
+              <w:rPr>
+                <w:rFonts w:ascii="Aptos Narrow" w:eastAsia="Times New Roman" w:hAnsi="Aptos Narrow" w:cs="Times New Roman"/>
+                <w:color w:val="000000"/>
+                <w:kern w:val="0"/>
+                <w:sz w:val="22"/>
+                <w:szCs w:val="22"/>
+                <w:lang w:eastAsia="ru-RU"/>
+                <w14:ligatures w14:val="none"/>
+              </w:rPr>
+              <w:t>mode</w:t>
+            </w:r>
+            <w:proofErr w:type="spellEnd"/>
+          </w:p>
+        </w:tc>
+        <w:tc>
+          <w:tcPr>
+            <w:tcW w:w="4463" w:type="dxa"/>
+            <w:noWrap/>
+            <w:hideMark/>
+          </w:tcPr>
+          <w:p>
+            <w:pPr>
+              <w:rPr>
+                <w:rFonts w:ascii="Aptos Narrow" w:eastAsia="Times New Roman" w:hAnsi="Aptos Narrow" w:cs="Times New Roman"/>
+                <w:color w:val="000000"/>
+                <w:kern w:val="0"/>
+                <w:sz w:val="22"/>
+                <w:szCs w:val="22"/>
+                <w:lang w:eastAsia="ru-RU"/>
+                <w14:ligatures w14:val="none"/>
+              </w:rPr>
+            </w:pPr>
+            <w:r>
+              <w:rPr>
+                <w:rFonts w:ascii="Aptos Narrow" w:eastAsia="Times New Roman" w:hAnsi="Aptos Narrow" w:cs="Times New Roman"/>
+                <w:color w:val="000000"/>
+                <w:kern w:val="0"/>
+                <w:sz w:val="22"/>
+                <w:szCs w:val="22"/>
+                <w:lang w:eastAsia="ru-RU"/>
+                <w14:ligatures w14:val="none"/>
+              </w:rPr>
+              <w:t>Открывает файл или URL.</w:t>
+            </w:r>
+          </w:p>
+        </w:tc>
+      </w:tr>
+      <w:tr>
+        <w:trPr>
+          <w:trHeight w:val="300"/>
+        </w:trPr>
+        <w:tc>
+          <w:tcPr>
+            <w:tcW w:w="2517" w:type="dxa"/>
+            <w:noWrap/>
+            <w:hideMark/>
+          </w:tcPr>
+          <w:p>
+            <w:pPr>
+              <w:rPr>
+                <w:rFonts w:ascii="Aptos Narrow" w:eastAsia="Times New Roman" w:hAnsi="Aptos Narrow" w:cs="Times New Roman"/>
+                <w:color w:val="000000"/>
+                <w:kern w:val="0"/>
+                <w:sz w:val="22"/>
+                <w:szCs w:val="22"/>
+                <w:lang w:eastAsia="ru-RU"/>
+                <w14:ligatures w14:val="none"/>
+              </w:rPr>
+            </w:pPr>
+            <w:proofErr w:type="spellStart"/>
+            <w:r>
+              <w:rPr>
+                <w:rFonts w:ascii="Aptos Narrow" w:eastAsia="Times New Roman" w:hAnsi="Aptos Narrow" w:cs="Times New Roman"/>
+                <w:color w:val="000000"/>
+                <w:kern w:val="0"/>
+                <w:sz w:val="22"/>
+                <w:szCs w:val="22"/>
+                <w:lang w:eastAsia="ru-RU"/>
+                <w14:ligatures w14:val="none"/>
+              </w:rPr>
+              <w:t>fread</w:t>
+            </w:r>
+            <w:proofErr w:type="spellEnd"/>
+          </w:p>
+        </w:tc>
+        <w:tc>
+          <w:tcPr>
+            <w:tcW w:w="2365" w:type="dxa"/>
+            <w:noWrap/>
+            <w:hideMark/>
+          </w:tcPr>
+          <w:p>
+            <w:pPr>
+              <w:rPr>
+                <w:rFonts w:ascii="Aptos Narrow" w:eastAsia="Times New Roman" w:hAnsi="Aptos Narrow" w:cs="Times New Roman"/>
+                <w:color w:val="000000"/>
+                <w:kern w:val="0"/>
+                <w:sz w:val="22"/>
+                <w:szCs w:val="22"/>
+                <w:lang w:eastAsia="ru-RU"/>
+                <w14:ligatures w14:val="none"/>
+              </w:rPr>
+            </w:pPr>
+            <w:proofErr w:type="spellStart"/>
+            <w:r>
+              <w:rPr>
+                <w:rFonts w:ascii="Aptos Narrow" w:eastAsia="Times New Roman" w:hAnsi="Aptos Narrow" w:cs="Times New Roman"/>
+                <w:color w:val="000000"/>
+                <w:kern w:val="0"/>
+                <w:sz w:val="22"/>
+                <w:szCs w:val="22"/>
+                <w:lang w:eastAsia="ru-RU"/>
+                <w14:ligatures w14:val="none"/>
+              </w:rPr>
+              <w:t>handle</w:t>
+            </w:r>
+            <w:proofErr w:type="spellEnd"/>
+            <w:r>
+              <w:rPr>
+                <w:rFonts w:ascii="Aptos Narrow" w:eastAsia="Times New Roman" w:hAnsi="Aptos Narrow" w:cs="Times New Roman"/>
+                <w:color w:val="000000"/>
+                <w:kern w:val="0"/>
+                <w:sz w:val="22"/>
+                <w:szCs w:val="22"/>
+                <w:lang w:eastAsia="ru-RU"/>
+                <w14:ligatures w14:val="none"/>
+              </w:rPr>
+              <w:t xml:space="preserve">, </w:t>
+            </w:r>
+            <w:proofErr w:type="spellStart"/>
+            <w:r>
+              <w:rPr>
+                <w:rFonts w:ascii="Aptos Narrow" w:eastAsia="Times New Roman" w:hAnsi="Aptos Narrow" w:cs="Times New Roman"/>
+                <w:color w:val="000000"/>
+                <w:kern w:val="0"/>
+                <w:sz w:val="22"/>
+                <w:szCs w:val="22"/>
+                <w:lang w:eastAsia="ru-RU"/>
+                <w14:ligatures w14:val="none"/>
+              </w:rPr>
+              <w:t>length</w:t>
+            </w:r>
+            <w:proofErr w:type="spellEnd"/>
+          </w:p>
+        </w:tc>
+        <w:tc>
+          <w:tcPr>
+            <w:tcW w:w="4463" w:type="dxa"/>
+            <w:noWrap/>
+            <w:hideMark/>
+          </w:tcPr>
+          <w:p>
+            <w:pPr>
+              <w:rPr>
+                <w:rFonts w:ascii="Aptos Narrow" w:eastAsia="Times New Roman" w:hAnsi="Aptos Narrow" w:cs="Times New Roman"/>
+                <w:color w:val="000000"/>
+                <w:kern w:val="0"/>
+                <w:sz w:val="22"/>
+                <w:szCs w:val="22"/>
+                <w:lang w:eastAsia="ru-RU"/>
+                <w14:ligatures w14:val="none"/>
+              </w:rPr>
+            </w:pPr>
+            <w:r>
+              <w:rPr>
+                <w:rFonts w:ascii="Aptos Narrow" w:eastAsia="Times New Roman" w:hAnsi="Aptos Narrow" w:cs="Times New Roman"/>
+                <w:color w:val="000000"/>
+                <w:kern w:val="0"/>
+                <w:sz w:val="22"/>
+                <w:szCs w:val="22"/>
+                <w:lang w:eastAsia="ru-RU"/>
+                <w14:ligatures w14:val="none"/>
+              </w:rPr>
+              <w:t>Читает содержимое файла из открытого дескриптора.</w:t>
+            </w:r>
+          </w:p>
+        </w:tc>
+      </w:tr>
+      <w:tr>
+        <w:trPr>
+          <w:trHeight w:val="300"/>
+        </w:trPr>
+        <w:tc>
+          <w:tcPr>
+            <w:tcW w:w="2517" w:type="dxa"/>
+            <w:noWrap/>
+            <w:hideMark/>
+          </w:tcPr>
+          <w:p>
+            <w:pPr>
+              <w:rPr>
+                <w:rFonts w:ascii="Aptos Narrow" w:eastAsia="Times New Roman" w:hAnsi="Aptos Narrow" w:cs="Times New Roman"/>
+                <w:color w:val="000000"/>
+                <w:kern w:val="0"/>
+                <w:sz w:val="22"/>
+                <w:szCs w:val="22"/>
+                <w:lang w:eastAsia="ru-RU"/>
+                <w14:ligatures w14:val="none"/>
+              </w:rPr>
+            </w:pPr>
+            <w:proofErr w:type="spellStart"/>
+            <w:r>
+              <w:rPr>
+                <w:rFonts w:ascii="Aptos Narrow" w:eastAsia="Times New Roman" w:hAnsi="Aptos Narrow" w:cs="Times New Roman"/>
+                <w:color w:val="000000"/>
+                <w:kern w:val="0"/>
+                <w:sz w:val="22"/>
+                <w:szCs w:val="22"/>
+                <w:lang w:eastAsia="ru-RU"/>
+                <w14:ligatures w14:val="none"/>
+              </w:rPr>
+              <w:t>fwrite</w:t>
+            </w:r>
+            <w:proofErr w:type="spellEnd"/>
+          </w:p>
+        </w:tc>
+        <w:tc>
+          <w:tcPr>
+            <w:tcW w:w="2365" w:type="dxa"/>
+            <w:noWrap/>
+            <w:hideMark/>
+          </w:tcPr>
+          <w:p>
+            <w:pPr>
+              <w:rPr>
+                <w:rFonts w:ascii="Aptos Narrow" w:eastAsia="Times New Roman" w:hAnsi="Aptos Narrow" w:cs="Times New Roman"/>
+                <w:color w:val="000000"/>
+                <w:kern w:val="0"/>
+                <w:sz w:val="22"/>
+                <w:szCs w:val="22"/>
+                <w:lang w:eastAsia="ru-RU"/>
+                <w14:ligatures w14:val="none"/>
+              </w:rPr>
+            </w:pPr>
+            <w:proofErr w:type="spellStart"/>
+            <w:r>
+              <w:rPr>
+                <w:rFonts w:ascii="Aptos Narrow" w:eastAsia="Times New Roman" w:hAnsi="Aptos Narrow" w:cs="Times New Roman"/>
+                <w:color w:val="000000"/>
+                <w:kern w:val="0"/>
+                <w:sz w:val="22"/>
+                <w:szCs w:val="22"/>
+                <w:lang w:eastAsia="ru-RU"/>
+                <w14:ligatures w14:val="none"/>
+              </w:rPr>
+              <w:t>handle</w:t>
+            </w:r>
+            <w:proofErr w:type="spellEnd"/>
+            <w:r>
+              <w:rPr>
+                <w:rFonts w:ascii="Aptos Narrow" w:eastAsia="Times New Roman" w:hAnsi="Aptos Narrow" w:cs="Times New Roman"/>
+                <w:color w:val="000000"/>
+                <w:kern w:val="0"/>
+                <w:sz w:val="22"/>
+                <w:szCs w:val="22"/>
+                <w:lang w:eastAsia="ru-RU"/>
+                <w14:ligatures w14:val="none"/>
+              </w:rPr>
+              <w:t xml:space="preserve">, </w:t>
+            </w:r>
+            <w:proofErr w:type="spellStart"/>
+            <w:r>
+              <w:rPr>
+                <w:rFonts w:ascii="Aptos Narrow" w:eastAsia="Times New Roman" w:hAnsi="Aptos Narrow" w:cs="Times New Roman"/>
+                <w:color w:val="000000"/>
+                <w:kern w:val="0"/>
+                <w:sz w:val="22"/>
+                <w:szCs w:val="22"/>
+                <w:lang w:eastAsia="ru-RU"/>
+                <w14:ligatures w14:val="none"/>
+              </w:rPr>
+              <w:t>string</w:t>
+            </w:r>
+            <w:proofErr w:type="spellEnd"/>
+          </w:p>
+        </w:tc>
+        <w:tc>
+          <w:tcPr>
+            <w:tcW w:w="4463" w:type="dxa"/>
+            <w:noWrap/>
+            <w:hideMark/>
+          </w:tcPr>
+          <w:p>
+            <w:pPr>
+              <w:rPr>
+                <w:rFonts w:ascii="Aptos Narrow" w:eastAsia="Times New Roman" w:hAnsi="Aptos Narrow" w:cs="Times New Roman"/>
+                <w:color w:val="000000"/>
+                <w:kern w:val="0"/>
+                <w:sz w:val="22"/>
+                <w:szCs w:val="22"/>
+                <w:lang w:eastAsia="ru-RU"/>
+                <w14:ligatures w14:val="none"/>
+              </w:rPr>
+            </w:pPr>
+            <w:r>
+              <w:rPr>
+                <w:rFonts w:ascii="Aptos Narrow" w:eastAsia="Times New Roman" w:hAnsi="Aptos Narrow" w:cs="Times New Roman"/>
+                <w:color w:val="000000"/>
+                <w:kern w:val="0"/>
+                <w:sz w:val="22"/>
+                <w:szCs w:val="22"/>
+                <w:lang w:eastAsia="ru-RU"/>
+                <w14:ligatures w14:val="none"/>
+              </w:rPr>
+              <w:t>Записывает строку в открытый файл.</w:t>
+            </w:r>
+          </w:p>
+        </w:tc>
+      </w:tr>
+      <w:tr>
+        <w:trPr>
+          <w:trHeight w:val="300"/>
+        </w:trPr>
+        <w:tc>
+          <w:tcPr>
+            <w:tcW w:w="2517" w:type="dxa"/>
+            <w:noWrap/>
+            <w:hideMark/>
+          </w:tcPr>
+          <w:p>
+            <w:pPr>
+              <w:rPr>
+                <w:rFonts w:ascii="Aptos Narrow" w:eastAsia="Times New Roman" w:hAnsi="Aptos Narrow" w:cs="Times New Roman"/>
+                <w:color w:val="000000"/>
+                <w:kern w:val="0"/>
+                <w:sz w:val="22"/>
+                <w:szCs w:val="22"/>
+                <w:lang w:eastAsia="ru-RU"/>
+                <w14:ligatures w14:val="none"/>
+              </w:rPr>
+            </w:pPr>
+            <w:proofErr w:type="spellStart"/>
+            <w:r>
+              <w:rPr>
+                <w:rFonts w:ascii="Aptos Narrow" w:eastAsia="Times New Roman" w:hAnsi="Aptos Narrow" w:cs="Times New Roman"/>
+                <w:color w:val="000000"/>
+                <w:kern w:val="0"/>
+                <w:sz w:val="22"/>
+                <w:szCs w:val="22"/>
+                <w:lang w:eastAsia="ru-RU"/>
+                <w14:ligatures w14:val="none"/>
+              </w:rPr>
+              <w:t>fclose</w:t>
+            </w:r>
+            <w:proofErr w:type="spellEnd"/>
+          </w:p>
+        </w:tc>
+        <w:tc>
+          <w:tcPr>
+            <w:tcW w:w="2365" w:type="dxa"/>
+            <w:noWrap/>
+            <w:hideMark/>
+          </w:tcPr>
+          <w:p>
+            <w:pPr>
+              <w:rPr>
+                <w:rFonts w:ascii="Aptos Narrow" w:eastAsia="Times New Roman" w:hAnsi="Aptos Narrow" w:cs="Times New Roman"/>
+                <w:color w:val="000000"/>
+                <w:kern w:val="0"/>
+                <w:sz w:val="22"/>
+                <w:szCs w:val="22"/>
+                <w:lang w:eastAsia="ru-RU"/>
+                <w14:ligatures w14:val="none"/>
+              </w:rPr>
+            </w:pPr>
+            <w:proofErr w:type="spellStart"/>
+            <w:r>
+              <w:rPr>
+                <w:rFonts w:ascii="Aptos Narrow" w:eastAsia="Times New Roman" w:hAnsi="Aptos Narrow" w:cs="Times New Roman"/>
+                <w:color w:val="000000"/>
+                <w:kern w:val="0"/>
+                <w:sz w:val="22"/>
+                <w:szCs w:val="22"/>
+                <w:lang w:eastAsia="ru-RU"/>
+                <w14:ligatures w14:val="none"/>
+              </w:rPr>
+              <w:t>handle</w:t>
+            </w:r>
+            <w:proofErr w:type="spellEnd"/>
+          </w:p>
+        </w:tc>
+        <w:tc>
+          <w:tcPr>
+            <w:tcW w:w="4463" w:type="dxa"/>
+            <w:noWrap/>
+            <w:hideMark/>
+          </w:tcPr>
+          <w:p>
+            <w:pPr>
+              <w:rPr>
+                <w:rFonts w:ascii="Aptos Narrow" w:eastAsia="Times New Roman" w:hAnsi="Aptos Narrow" w:cs="Times New Roman"/>
+                <w:color w:val="000000"/>
+                <w:kern w:val="0"/>
+                <w:sz w:val="22"/>
+                <w:szCs w:val="22"/>
+                <w:lang w:eastAsia="ru-RU"/>
+                <w14:ligatures w14:val="none"/>
+              </w:rPr>
+            </w:pPr>
+            <w:r>
+              <w:rPr>
+                <w:rFonts w:ascii="Aptos Narrow" w:eastAsia="Times New Roman" w:hAnsi="Aptos Narrow" w:cs="Times New Roman"/>
+                <w:color w:val="000000"/>
+                <w:kern w:val="0"/>
+                <w:sz w:val="22"/>
+                <w:szCs w:val="22"/>
+                <w:lang w:eastAsia="ru-RU"/>
+                <w14:ligatures w14:val="none"/>
+              </w:rPr>
+              <w:t>Закрывает открытый файл.</w:t>
+            </w:r>
+          </w:p>
+        </w:tc>
+      </w:tr>
+      <w:tr>
+        <w:trPr>
+          <w:trHeight w:val="300"/>
+        </w:trPr>
+        <w:tc>
+          <w:tcPr>
+            <w:tcW w:w="2517" w:type="dxa"/>
+            <w:noWrap/>
+            <w:hideMark/>
+          </w:tcPr>
+          <w:p>
+            <w:pPr>
+              <w:rPr>
+                <w:rFonts w:ascii="Aptos Narrow" w:eastAsia="Times New Roman" w:hAnsi="Aptos Narrow" w:cs="Times New Roman"/>
+                <w:color w:val="000000"/>
+                <w:kern w:val="0"/>
+                <w:sz w:val="22"/>
+                <w:szCs w:val="22"/>
+                <w:lang w:eastAsia="ru-RU"/>
+                <w14:ligatures w14:val="none"/>
+              </w:rPr>
+            </w:pPr>
+            <w:proofErr w:type="spellStart"/>
+            <w:r>
+              <w:rPr>
+                <w:rFonts w:ascii="Aptos Narrow" w:eastAsia="Times New Roman" w:hAnsi="Aptos Narrow" w:cs="Times New Roman"/>
+                <w:color w:val="000000"/>
+                <w:kern w:val="0"/>
+                <w:sz w:val="22"/>
+                <w:szCs w:val="22"/>
+                <w:lang w:eastAsia="ru-RU"/>
+                <w14:ligatures w14:val="none"/>
+              </w:rPr>
+              <w:t>file_get_contents</w:t>
+            </w:r>
+            <w:proofErr w:type="spellEnd"/>
+          </w:p>
+        </w:tc>
+        <w:tc>
+          <w:tcPr>
+            <w:tcW w:w="2365" w:type="dxa"/>
+            <w:noWrap/>
+            <w:hideMark/>
+          </w:tcPr>
+          <w:p>
+            <w:pPr>
+              <w:rPr>
+                <w:rFonts w:ascii="Aptos Narrow" w:eastAsia="Times New Roman" w:hAnsi="Aptos Narrow" w:cs="Times New Roman"/>
+                <w:color w:val="000000"/>
+                <w:kern w:val="0"/>
+                <w:sz w:val="22"/>
+                <w:szCs w:val="22"/>
+                <w:lang w:eastAsia="ru-RU"/>
+                <w14:ligatures w14:val="none"/>
+              </w:rPr>
+            </w:pPr>
+            <w:proofErr w:type="spellStart"/>
+            <w:r>
+              <w:rPr>
+                <w:rFonts w:ascii="Aptos Narrow" w:eastAsia="Times New Roman" w:hAnsi="Aptos Narrow" w:cs="Times New Roman"/>
+                <w:color w:val="000000"/>
+                <w:kern w:val="0"/>
+                <w:sz w:val="22"/>
+                <w:szCs w:val="22"/>
+                <w:lang w:eastAsia="ru-RU"/>
+                <w14:ligatures w14:val="none"/>
+              </w:rPr>
+              <w:t>filename</w:t>
+            </w:r>
+            <w:proofErr w:type="spellEnd"/>
+          </w:p>
+        </w:tc>
+        <w:tc>
+          <w:tcPr>
+            <w:tcW w:w="4463" w:type="dxa"/>
+            <w:noWrap/>
+            <w:hideMark/>
+          </w:tcPr>
+          <w:p>
+            <w:pPr>
+              <w:rPr>
+                <w:rFonts w:ascii="Aptos Narrow" w:eastAsia="Times New Roman" w:hAnsi="Aptos Narrow" w:cs="Times New Roman"/>
+                <w:color w:val="000000"/>
+                <w:kern w:val="0"/>
+                <w:sz w:val="22"/>
+                <w:szCs w:val="22"/>
+                <w:lang w:eastAsia="ru-RU"/>
+                <w14:ligatures w14:val="none"/>
+              </w:rPr>
+            </w:pPr>
+            <w:r>
+              <w:rPr>
+                <w:rFonts w:ascii="Aptos Narrow" w:eastAsia="Times New Roman" w:hAnsi="Aptos Narrow" w:cs="Times New Roman"/>
+                <w:color w:val="000000"/>
+                <w:kern w:val="0"/>
+                <w:sz w:val="22"/>
+                <w:szCs w:val="22"/>
+                <w:lang w:eastAsia="ru-RU"/>
+                <w14:ligatures w14:val="none"/>
+              </w:rPr>
+              <w:t>Читает файл в строку.</w:t>
+            </w:r>
+          </w:p>
+        </w:tc>
+      </w:tr>
+      <w:tr>
+        <w:trPr>
+          <w:trHeight w:val="300"/>
+        </w:trPr>
+        <w:tc>
+          <w:tcPr>
+            <w:tcW w:w="2517" w:type="dxa"/>
+            <w:noWrap/>
+            <w:hideMark/>
+          </w:tcPr>
+          <w:p>
+            <w:pPr>
+              <w:rPr>
+                <w:rFonts w:ascii="Aptos Narrow" w:eastAsia="Times New Roman" w:hAnsi="Aptos Narrow" w:cs="Times New Roman"/>
+                <w:color w:val="000000"/>
+                <w:kern w:val="0"/>
+                <w:sz w:val="22"/>
+                <w:szCs w:val="22"/>
+                <w:lang w:eastAsia="ru-RU"/>
+                <w14:ligatures w14:val="none"/>
+              </w:rPr>
+            </w:pPr>
+            <w:proofErr w:type="spellStart"/>
+            <w:r>
+              <w:rPr>
+                <w:rFonts w:ascii="Aptos Narrow" w:eastAsia="Times New Roman" w:hAnsi="Aptos Narrow" w:cs="Times New Roman"/>
+                <w:color w:val="000000"/>
+                <w:kern w:val="0"/>
+                <w:sz w:val="22"/>
+                <w:szCs w:val="22"/>
+                <w:lang w:eastAsia="ru-RU"/>
+                <w14:ligatures w14:val="none"/>
+              </w:rPr>
+              <w:t>file_put_contents</w:t>
+            </w:r>
+            <w:proofErr w:type="spellEnd"/>
+          </w:p>
+        </w:tc>
+        <w:tc>
+          <w:tcPr>
+            <w:tcW w:w="2365" w:type="dxa"/>
+            <w:noWrap/>
+            <w:hideMark/>
+          </w:tcPr>
+          <w:p>
+            <w:pPr>
+              <w:rPr>
+                <w:rFonts w:ascii="Aptos Narrow" w:eastAsia="Times New Roman" w:hAnsi="Aptos Narrow" w:cs="Times New Roman"/>
+                <w:color w:val="000000"/>
+                <w:kern w:val="0"/>
+                <w:sz w:val="22"/>
+                <w:szCs w:val="22"/>
+                <w:lang w:eastAsia="ru-RU"/>
+                <w14:ligatures w14:val="none"/>
+              </w:rPr>
+            </w:pPr>
+            <w:proofErr w:type="spellStart"/>
+            <w:r>
+              <w:rPr>
+                <w:rFonts w:ascii="Aptos Narrow" w:eastAsia="Times New Roman" w:hAnsi="Aptos Narrow" w:cs="Times New Roman"/>
+                <w:color w:val="000000"/>
+                <w:kern w:val="0"/>
+                <w:sz w:val="22"/>
+                <w:szCs w:val="22"/>
+                <w:lang w:eastAsia="ru-RU"/>
+                <w14:ligatures w14:val="none"/>
+              </w:rPr>
+              <w:t>filename</w:t>
+            </w:r>
+            <w:proofErr w:type="spellEnd"/>
+            <w:r>
+              <w:rPr>
+                <w:rFonts w:ascii="Aptos Narrow" w:eastAsia="Times New Roman" w:hAnsi="Aptos Narrow" w:cs="Times New Roman"/>
+                <w:color w:val="000000"/>
+                <w:kern w:val="0"/>
+                <w:sz w:val="22"/>
+                <w:szCs w:val="22"/>
+                <w:lang w:eastAsia="ru-RU"/>
+                <w14:ligatures w14:val="none"/>
+              </w:rPr>
+              <w:t xml:space="preserve">, </w:t>
+            </w:r>
+            <w:proofErr w:type="spellStart"/>
+            <w:r>
+              <w:rPr>
+                <w:rFonts w:ascii="Aptos Narrow" w:eastAsia="Times New Roman" w:hAnsi="Aptos Narrow" w:cs="Times New Roman"/>
+                <w:color w:val="000000"/>
+                <w:kern w:val="0"/>
+                <w:sz w:val="22"/>
+                <w:szCs w:val="22"/>
+                <w:lang w:eastAsia="ru-RU"/>
+                <w14:ligatures w14:val="none"/>
+              </w:rPr>
+              <w:t>data</w:t>
+            </w:r>
+            <w:proofErr w:type="spellEnd"/>
+          </w:p>
+        </w:tc>
+        <w:tc>
+          <w:tcPr>
+            <w:tcW w:w="4463" w:type="dxa"/>
+            <w:noWrap/>
+            <w:hideMark/>
+          </w:tcPr>
+          <w:p>
+            <w:pPr>
+              <w:rPr>
+                <w:rFonts w:ascii="Aptos Narrow" w:eastAsia="Times New Roman" w:hAnsi="Aptos Narrow" w:cs="Times New Roman"/>
+                <w:color w:val="000000"/>
+                <w:kern w:val="0"/>
+                <w:sz w:val="22"/>
+                <w:szCs w:val="22"/>
+                <w:lang w:eastAsia="ru-RU"/>
+                <w14:ligatures w14:val="none"/>
+              </w:rPr>
+            </w:pPr>
+            <w:r>
+              <w:rPr>
+                <w:rFonts w:ascii="Aptos Narrow" w:eastAsia="Times New Roman" w:hAnsi="Aptos Narrow" w:cs="Times New Roman"/>
+                <w:color w:val="000000"/>
+                <w:kern w:val="0"/>
+                <w:sz w:val="22"/>
+                <w:szCs w:val="22"/>
+                <w:lang w:eastAsia="ru-RU"/>
+                <w14:ligatures w14:val="none"/>
+              </w:rPr>
+              <w:t>Записывает данные в файл.</w:t>
+            </w:r>
+          </w:p>
+        </w:tc>
+      </w:tr>
+      <w:tr>
+        <w:trPr>
+          <w:trHeight w:val="300"/>
+        </w:trPr>
+        <w:tc>
+          <w:tcPr>
+            <w:tcW w:w="2517" w:type="dxa"/>
+            <w:noWrap/>
+            <w:hideMark/>
+          </w:tcPr>
+          <w:p>
+            <w:pPr>
+              <w:rPr>
+                <w:rFonts w:ascii="Aptos Narrow" w:eastAsia="Times New Roman" w:hAnsi="Aptos Narrow" w:cs="Times New Roman"/>
+                <w:color w:val="000000"/>
+                <w:kern w:val="0"/>
+                <w:sz w:val="22"/>
+                <w:szCs w:val="22"/>
+                <w:lang w:eastAsia="ru-RU"/>
+                <w14:ligatures w14:val="none"/>
+              </w:rPr>
+            </w:pPr>
+            <w:proofErr w:type="spellStart"/>
+            <w:r>
+              <w:rPr>
+                <w:rFonts w:ascii="Aptos Narrow" w:eastAsia="Times New Roman" w:hAnsi="Aptos Narrow" w:cs="Times New Roman"/>
+                <w:color w:val="000000"/>
+                <w:kern w:val="0"/>
+                <w:sz w:val="22"/>
+                <w:szCs w:val="22"/>
+                <w:lang w:eastAsia="ru-RU"/>
+                <w14:ligatures w14:val="none"/>
+              </w:rPr>
+              <w:t>unlink</w:t>
+            </w:r>
+            <w:proofErr w:type="spellEnd"/>
+          </w:p>
+        </w:tc>
+        <w:tc>
+          <w:tcPr>
+            <w:tcW w:w="2365" w:type="dxa"/>
+            <w:noWrap/>
+            <w:hideMark/>
+          </w:tcPr>
+          <w:p>
+            <w:pPr>
+              <w:rPr>
+                <w:rFonts w:ascii="Aptos Narrow" w:eastAsia="Times New Roman" w:hAnsi="Aptos Narrow" w:cs="Times New Roman"/>
+                <w:color w:val="000000"/>
+                <w:kern w:val="0"/>
+                <w:sz w:val="22"/>
+                <w:szCs w:val="22"/>
+                <w:lang w:eastAsia="ru-RU"/>
+                <w14:ligatures w14:val="none"/>
+              </w:rPr>
+            </w:pPr>
+            <w:proofErr w:type="spellStart"/>
+            <w:r>
+              <w:rPr>
+                <w:rFonts w:ascii="Aptos Narrow" w:eastAsia="Times New Roman" w:hAnsi="Aptos Narrow" w:cs="Times New Roman"/>
+                <w:color w:val="000000"/>
+                <w:kern w:val="0"/>
+                <w:sz w:val="22"/>
+                <w:szCs w:val="22"/>
+                <w:lang w:eastAsia="ru-RU"/>
+                <w14:ligatures w14:val="none"/>
+              </w:rPr>
+              <w:t>filename</w:t>
+            </w:r>
+            <w:proofErr w:type="spellEnd"/>
+          </w:p>
+        </w:tc>
+        <w:tc>
+          <w:tcPr>
+            <w:tcW w:w="4463" w:type="dxa"/>
+            <w:noWrap/>
+            <w:hideMark/>
+          </w:tcPr>
+          <w:p>
+            <w:pPr>
+              <w:rPr>
+                <w:rFonts w:ascii="Aptos Narrow" w:eastAsia="Times New Roman" w:hAnsi="Aptos Narrow" w:cs="Times New Roman"/>
+                <w:color w:val="000000"/>
+                <w:kern w:val="0"/>
+                <w:sz w:val="22"/>
+                <w:szCs w:val="22"/>
+                <w:lang w:eastAsia="ru-RU"/>
+                <w14:ligatures w14:val="none"/>
+              </w:rPr>
+            </w:pPr>
+            <w:r>
+              <w:rPr>
+                <w:rFonts w:ascii="Aptos Narrow" w:eastAsia="Times New Roman" w:hAnsi="Aptos Narrow" w:cs="Times New Roman"/>
+                <w:color w:val="000000"/>
+                <w:kern w:val="0"/>
+                <w:sz w:val="22"/>
+                <w:szCs w:val="22"/>
+                <w:lang w:eastAsia="ru-RU"/>
+                <w14:ligatures w14:val="none"/>
+              </w:rPr>
+              <w:t>Удаляет файл.</w:t>
+            </w:r>
+          </w:p>
+        </w:tc>
+      </w:tr>
+      <w:tr>
+        <w:trPr>
+          <w:trHeight w:val="300"/>
+        </w:trPr>
+        <w:tc>
+          <w:tcPr>
+            <w:tcW w:w="2517" w:type="dxa"/>
+            <w:noWrap/>
+            <w:hideMark/>
+          </w:tcPr>
+          <w:p>
+            <w:pPr>
+              <w:rPr>
+                <w:rFonts w:ascii="Aptos Narrow" w:eastAsia="Times New Roman" w:hAnsi="Aptos Narrow" w:cs="Times New Roman"/>
+                <w:color w:val="000000"/>
+                <w:kern w:val="0"/>
+                <w:sz w:val="22"/>
+                <w:szCs w:val="22"/>
+                <w:lang w:eastAsia="ru-RU"/>
+                <w14:ligatures w14:val="none"/>
+              </w:rPr>
+            </w:pPr>
+            <w:proofErr w:type="spellStart"/>
+            <w:r>
+              <w:rPr>
+                <w:rFonts w:ascii="Aptos Narrow" w:eastAsia="Times New Roman" w:hAnsi="Aptos Narrow" w:cs="Times New Roman"/>
+                <w:color w:val="000000"/>
+                <w:kern w:val="0"/>
+                <w:sz w:val="22"/>
+                <w:szCs w:val="22"/>
+                <w:lang w:eastAsia="ru-RU"/>
+                <w14:ligatures w14:val="none"/>
+              </w:rPr>
+              <w:t>filesize</w:t>
+            </w:r>
+            <w:proofErr w:type="spellEnd"/>
+          </w:p>
+        </w:tc>
+        <w:tc>
+          <w:tcPr>
+            <w:tcW w:w="2365" w:type="dxa"/>
+            <w:noWrap/>
+            <w:hideMark/>
+          </w:tcPr>
+          <w:p>
+            <w:pPr>
+              <w:rPr>
+                <w:rFonts w:ascii="Aptos Narrow" w:eastAsia="Times New Roman" w:hAnsi="Aptos Narrow" w:cs="Times New Roman"/>
+                <w:color w:val="000000"/>
+                <w:kern w:val="0"/>
+                <w:sz w:val="22"/>
+                <w:szCs w:val="22"/>
+                <w:lang w:eastAsia="ru-RU"/>
+                <w14:ligatures w14:val="none"/>
+              </w:rPr>
+            </w:pPr>
+            <w:proofErr w:type="spellStart"/>
+            <w:r>
+              <w:rPr>
+                <w:rFonts w:ascii="Aptos Narrow" w:eastAsia="Times New Roman" w:hAnsi="Aptos Narrow" w:cs="Times New Roman"/>
+                <w:color w:val="000000"/>
+                <w:kern w:val="0"/>
+                <w:sz w:val="22"/>
+                <w:szCs w:val="22"/>
+                <w:lang w:eastAsia="ru-RU"/>
+                <w14:ligatures w14:val="none"/>
+              </w:rPr>
+              <w:t>filename</w:t>
+            </w:r>
+            <w:proofErr w:type="spellEnd"/>
+          </w:p>
+        </w:tc>
+        <w:tc>
+          <w:tcPr>
+            <w:tcW w:w="4463" w:type="dxa"/>
+            <w:noWrap/>
+            <w:hideMark/>
+          </w:tcPr>
+          <w:p>
+            <w:pPr>
+              <w:rPr>
+                <w:rFonts w:ascii="Aptos Narrow" w:eastAsia="Times New Roman" w:hAnsi="Aptos Narrow" w:cs="Times New Roman"/>
+                <w:color w:val="000000"/>
+                <w:kern w:val="0"/>
+                <w:sz w:val="22"/>
+                <w:szCs w:val="22"/>
+                <w:lang w:eastAsia="ru-RU"/>
+                <w14:ligatures w14:val="none"/>
+              </w:rPr>
+            </w:pPr>
+            <w:r>
+              <w:rPr>
+                <w:rFonts w:ascii="Aptos Narrow" w:eastAsia="Times New Roman" w:hAnsi="Aptos Narrow" w:cs="Times New Roman"/>
+                <w:color w:val="000000"/>
+                <w:kern w:val="0"/>
+                <w:sz w:val="22"/>
+                <w:szCs w:val="22"/>
+                <w:lang w:eastAsia="ru-RU"/>
+                <w14:ligatures w14:val="none"/>
+              </w:rPr>
+              <w:t>Возвращает размер файла в байтах.</w:t>
+            </w:r>
+          </w:p>
+        </w:tc>
+      </w:tr>
+      <w:tr>
+        <w:trPr>
+          <w:trHeight w:val="300"/>
+        </w:trPr>
+        <w:tc>
+          <w:tcPr>
+            <w:tcW w:w="2517" w:type="dxa"/>
+            <w:noWrap/>
+            <w:hideMark/>
+          </w:tcPr>
+          <w:p>
+            <w:pPr>
+              <w:rPr>
+                <w:rFonts w:ascii="Aptos Narrow" w:eastAsia="Times New Roman" w:hAnsi="Aptos Narrow" w:cs="Times New Roman"/>
+                <w:color w:val="000000"/>
+                <w:kern w:val="0"/>
+                <w:sz w:val="22"/>
+                <w:szCs w:val="22"/>
+                <w:lang w:eastAsia="ru-RU"/>
+                <w14:ligatures w14:val="none"/>
+              </w:rPr>
+            </w:pPr>
+            <w:proofErr w:type="spellStart"/>
+            <w:r>
+              <w:rPr>
+                <w:rFonts w:ascii="Aptos Narrow" w:eastAsia="Times New Roman" w:hAnsi="Aptos Narrow" w:cs="Times New Roman"/>
+                <w:color w:val="000000"/>
+                <w:kern w:val="0"/>
+                <w:sz w:val="22"/>
+                <w:szCs w:val="22"/>
+                <w:lang w:eastAsia="ru-RU"/>
+                <w14:ligatures w14:val="none"/>
+              </w:rPr>
+              <w:t>is_file</w:t>
+            </w:r>
+            <w:proofErr w:type="spellEnd"/>
+          </w:p>
+        </w:tc>
+        <w:tc>
+          <w:tcPr>
+            <w:tcW w:w="2365" w:type="dxa"/>
+            <w:noWrap/>
+            <w:hideMark/>
+          </w:tcPr>
+          <w:p>
+            <w:pPr>
+              <w:rPr>
+                <w:rFonts w:ascii="Aptos Narrow" w:eastAsia="Times New Roman" w:hAnsi="Aptos Narrow" w:cs="Times New Roman"/>
+                <w:color w:val="000000"/>
+                <w:kern w:val="0"/>
+                <w:sz w:val="22"/>
+                <w:szCs w:val="22"/>
+                <w:lang w:eastAsia="ru-RU"/>
+                <w14:ligatures w14:val="none"/>
+              </w:rPr>
+            </w:pPr>
+            <w:proofErr w:type="spellStart"/>
+            <w:r>
+              <w:rPr>
+                <w:rFonts w:ascii="Aptos Narrow" w:eastAsia="Times New Roman" w:hAnsi="Aptos Narrow" w:cs="Times New Roman"/>
+                <w:color w:val="000000"/>
+                <w:kern w:val="0"/>
+                <w:sz w:val="22"/>
+                <w:szCs w:val="22"/>
+                <w:lang w:eastAsia="ru-RU"/>
+                <w14:ligatures w14:val="none"/>
+              </w:rPr>
+              <w:t>filename</w:t>
+            </w:r>
+            <w:proofErr w:type="spellEnd"/>
+          </w:p>
+        </w:tc>
+        <w:tc>
+          <w:tcPr>
+            <w:tcW w:w="4463" w:type="dxa"/>
+            <w:noWrap/>
+            <w:hideMark/>
+          </w:tcPr>
+          <w:p>
+            <w:pPr>
+              <w:rPr>
+                <w:rFonts w:ascii="Aptos Narrow" w:eastAsia="Times New Roman" w:hAnsi="Aptos Narrow" w:cs="Times New Roman"/>
+                <w:color w:val="000000"/>
+                <w:kern w:val="0"/>
+                <w:sz w:val="22"/>
+                <w:szCs w:val="22"/>
+                <w:lang w:eastAsia="ru-RU"/>
+                <w14:ligatures w14:val="none"/>
+              </w:rPr>
+            </w:pPr>
+            <w:r>
+              <w:rPr>
+                <w:rFonts w:ascii="Aptos Narrow" w:eastAsia="Times New Roman" w:hAnsi="Aptos Narrow" w:cs="Times New Roman"/>
+                <w:color w:val="000000"/>
+                <w:kern w:val="0"/>
+                <w:sz w:val="22"/>
+                <w:szCs w:val="22"/>
+                <w:lang w:eastAsia="ru-RU"/>
+                <w14:ligatures w14:val="none"/>
+              </w:rPr>
+              <w:t>Проверяет, является ли путь файлом.</w:t>
+            </w:r>
+          </w:p>
+        </w:tc>
+      </w:tr>
+      <w:tr>
+        <w:trPr>
+          <w:trHeight w:val="300"/>
+        </w:trPr>
+        <w:tc>
+          <w:tcPr>
+            <w:tcW w:w="2517" w:type="dxa"/>
+            <w:noWrap/>
+            <w:hideMark/>
+          </w:tcPr>
+          <w:p>
+            <w:pPr>
+              <w:rPr>
+                <w:rFonts w:ascii="Aptos Narrow" w:eastAsia="Times New Roman" w:hAnsi="Aptos Narrow" w:cs="Times New Roman"/>
+                <w:color w:val="000000"/>
+                <w:kern w:val="0"/>
+                <w:sz w:val="22"/>
+                <w:szCs w:val="22"/>
+                <w:lang w:eastAsia="ru-RU"/>
+                <w14:ligatures w14:val="none"/>
+              </w:rPr>
+            </w:pPr>
+            <w:proofErr w:type="spellStart"/>
+            <w:r>
+              <w:rPr>
+                <w:rFonts w:ascii="Aptos Narrow" w:eastAsia="Times New Roman" w:hAnsi="Aptos Narrow" w:cs="Times New Roman"/>
+                <w:color w:val="000000"/>
+                <w:kern w:val="0"/>
+                <w:sz w:val="22"/>
+                <w:szCs w:val="22"/>
+                <w:lang w:eastAsia="ru-RU"/>
+                <w14:ligatures w14:val="none"/>
+              </w:rPr>
+              <w:t>copy</w:t>
+            </w:r>
+            <w:proofErr w:type="spellEnd"/>
+          </w:p>
+        </w:tc>
+        <w:tc>
+          <w:tcPr>
+            <w:tcW w:w="2365" w:type="dxa"/>
+            <w:noWrap/>
+            <w:hideMark/>
+          </w:tcPr>
+          <w:p>
+            <w:pPr>
+              <w:rPr>
+                <w:rFonts w:ascii="Aptos Narrow" w:eastAsia="Times New Roman" w:hAnsi="Aptos Narrow" w:cs="Times New Roman"/>
+                <w:color w:val="000000"/>
+                <w:kern w:val="0"/>
+                <w:sz w:val="22"/>
+                <w:szCs w:val="22"/>
+                <w:lang w:eastAsia="ru-RU"/>
+                <w14:ligatures w14:val="none"/>
+              </w:rPr>
+            </w:pPr>
+            <w:proofErr w:type="spellStart"/>
+            <w:r>
+              <w:rPr>
+                <w:rFonts w:ascii="Aptos Narrow" w:eastAsia="Times New Roman" w:hAnsi="Aptos Narrow" w:cs="Times New Roman"/>
+                <w:color w:val="000000"/>
+                <w:kern w:val="0"/>
+                <w:sz w:val="22"/>
+                <w:szCs w:val="22"/>
+                <w:lang w:eastAsia="ru-RU"/>
+                <w14:ligatures w14:val="none"/>
+              </w:rPr>
+              <w:t>source</w:t>
+            </w:r>
+            <w:proofErr w:type="spellEnd"/>
+            <w:r>
+              <w:rPr>
+                <w:rFonts w:ascii="Aptos Narrow" w:eastAsia="Times New Roman" w:hAnsi="Aptos Narrow" w:cs="Times New Roman"/>
+                <w:color w:val="000000"/>
+                <w:kern w:val="0"/>
+                <w:sz w:val="22"/>
+                <w:szCs w:val="22"/>
+                <w:lang w:eastAsia="ru-RU"/>
+                <w14:ligatures w14:val="none"/>
+              </w:rPr>
+              <w:t xml:space="preserve">, </w:t>
+            </w:r>
+            <w:proofErr w:type="spellStart"/>
+            <w:r>
+              <w:rPr>
+                <w:rFonts w:ascii="Aptos Narrow" w:eastAsia="Times New Roman" w:hAnsi="Aptos Narrow" w:cs="Times New Roman"/>
+                <w:color w:val="000000"/>
+                <w:kern w:val="0"/>
+                <w:sz w:val="22"/>
+                <w:szCs w:val="22"/>
+                <w:lang w:eastAsia="ru-RU"/>
+                <w14:ligatures w14:val="none"/>
+              </w:rPr>
+              <w:t>destination</w:t>
+            </w:r>
+            <w:proofErr w:type="spellEnd"/>
+          </w:p>
+        </w:tc>
+        <w:tc>
+          <w:tcPr>
+            <w:tcW w:w="4463" w:type="dxa"/>
+            <w:noWrap/>
+            <w:hideMark/>
+          </w:tcPr>
+          <w:p>
+            <w:pPr>
+              <w:rPr>
+                <w:rFonts w:ascii="Aptos Narrow" w:eastAsia="Times New Roman" w:hAnsi="Aptos Narrow" w:cs="Times New Roman"/>
+                <w:color w:val="000000"/>
+                <w:kern w:val="0"/>
+                <w:sz w:val="22"/>
+                <w:szCs w:val="22"/>
+                <w:lang w:eastAsia="ru-RU"/>
+                <w14:ligatures w14:val="none"/>
+              </w:rPr>
+            </w:pPr>
+            <w:r>
+              <w:rPr>
+                <w:rFonts w:ascii="Aptos Narrow" w:eastAsia="Times New Roman" w:hAnsi="Aptos Narrow" w:cs="Times New Roman"/>
+                <w:color w:val="000000"/>
+                <w:kern w:val="0"/>
+                <w:sz w:val="22"/>
+                <w:szCs w:val="22"/>
+                <w:lang w:eastAsia="ru-RU"/>
+                <w14:ligatures w14:val="none"/>
+              </w:rPr>
+              <w:t>Копирует файл из одного места в другое.</w:t>
+            </w:r>
+          </w:p>
+        </w:tc>
+      </w:tr>
+      <w:tr>
+        <w:trPr>
+          <w:trHeight w:val="300"/>
+        </w:trPr>
+        <w:tc>
+          <w:tcPr>
+            <w:tcW w:w="2517" w:type="dxa"/>
+            <w:noWrap/>
+            <w:hideMark/>
+          </w:tcPr>
+          <w:p>
+            <w:pPr>
+              <w:rPr>
+                <w:rFonts w:ascii="Aptos Narrow" w:eastAsia="Times New Roman" w:hAnsi="Aptos Narrow" w:cs="Times New Roman"/>
+                <w:color w:val="000000"/>
+                <w:kern w:val="0"/>
+                <w:sz w:val="22"/>
+                <w:szCs w:val="22"/>
+                <w:lang w:eastAsia="ru-RU"/>
+                <w14:ligatures w14:val="none"/>
+              </w:rPr>
+            </w:pPr>
+            <w:proofErr w:type="spellStart"/>
+            <w:r>
+              <w:rPr>
+                <w:rFonts w:ascii="Aptos Narrow" w:eastAsia="Times New Roman" w:hAnsi="Aptos Narrow" w:cs="Times New Roman"/>
+                <w:color w:val="000000"/>
+                <w:kern w:val="0"/>
+                <w:sz w:val="22"/>
+                <w:szCs w:val="22"/>
+                <w:lang w:eastAsia="ru-RU"/>
+                <w14:ligatures w14:val="none"/>
+              </w:rPr>
+              <w:t>mysqli_connect</w:t>
+            </w:r>
+            <w:proofErr w:type="spellEnd"/>
+          </w:p>
+        </w:tc>
+        <w:tc>
+          <w:tcPr>
+            <w:tcW w:w="2365" w:type="dxa"/>
+            <w:noWrap/>
+            <w:hideMark/>
+          </w:tcPr>
+          <w:p>
+            <w:pPr>
+              <w:rPr>
+                <w:rFonts w:ascii="Aptos Narrow" w:eastAsia="Times New Roman" w:hAnsi="Aptos Narrow" w:cs="Times New Roman"/>
+                <w:color w:val="000000"/>
+                <w:kern w:val="0"/>
+                <w:sz w:val="22"/>
+                <w:szCs w:val="22"/>
+                <w:lang w:eastAsia="ru-RU"/>
+                <w14:ligatures w14:val="none"/>
+              </w:rPr>
+            </w:pPr>
+            <w:proofErr w:type="spellStart"/>
+            <w:r>
+              <w:rPr>
+                <w:rFonts w:ascii="Aptos Narrow" w:eastAsia="Times New Roman" w:hAnsi="Aptos Narrow" w:cs="Times New Roman"/>
+                <w:color w:val="000000"/>
+                <w:kern w:val="0"/>
+                <w:sz w:val="22"/>
+                <w:szCs w:val="22"/>
+                <w:lang w:eastAsia="ru-RU"/>
+                <w14:ligatures w14:val="none"/>
+              </w:rPr>
+              <w:t>host</w:t>
+            </w:r>
+            <w:proofErr w:type="spellEnd"/>
+            <w:r>
+              <w:rPr>
+                <w:rFonts w:ascii="Aptos Narrow" w:eastAsia="Times New Roman" w:hAnsi="Aptos Narrow" w:cs="Times New Roman"/>
+                <w:color w:val="000000"/>
+                <w:kern w:val="0"/>
+                <w:sz w:val="22"/>
+                <w:szCs w:val="22"/>
+                <w:lang w:eastAsia="ru-RU"/>
+                <w14:ligatures w14:val="none"/>
+              </w:rPr>
+              <w:t xml:space="preserve">, </w:t>
+            </w:r>
+            <w:proofErr w:type="spellStart"/>
+            <w:r>
+              <w:rPr>
+                <w:rFonts w:ascii="Aptos Narrow" w:eastAsia="Times New Roman" w:hAnsi="Aptos Narrow" w:cs="Times New Roman"/>
+                <w:color w:val="000000"/>
+                <w:kern w:val="0"/>
+                <w:sz w:val="22"/>
+                <w:szCs w:val="22"/>
+                <w:lang w:eastAsia="ru-RU"/>
+                <w14:ligatures w14:val="none"/>
+              </w:rPr>
+              <w:t>username</w:t>
+            </w:r>
+            <w:proofErr w:type="spellEnd"/>
+            <w:r>
+              <w:rPr>
+                <w:rFonts w:ascii="Aptos Narrow" w:eastAsia="Times New Roman" w:hAnsi="Aptos Narrow" w:cs="Times New Roman"/>
+                <w:color w:val="000000"/>
+                <w:kern w:val="0"/>
+                <w:sz w:val="22"/>
+                <w:szCs w:val="22"/>
+                <w:lang w:eastAsia="ru-RU"/>
+                <w14:ligatures w14:val="none"/>
+              </w:rPr>
+              <w:t xml:space="preserve">, </w:t>
+            </w:r>
+            <w:proofErr w:type="spellStart"/>
+            <w:r>
+              <w:rPr>
+                <w:rFonts w:ascii="Aptos Narrow" w:eastAsia="Times New Roman" w:hAnsi="Aptos Narrow" w:cs="Times New Roman"/>
+                <w:color w:val="000000"/>
+                <w:kern w:val="0"/>
+                <w:sz w:val="22"/>
+                <w:szCs w:val="22"/>
+                <w:lang w:eastAsia="ru-RU"/>
+                <w14:ligatures w14:val="none"/>
+              </w:rPr>
+              <w:t>password</w:t>
+            </w:r>
+            <w:proofErr w:type="spellEnd"/>
+            <w:r>
+              <w:rPr>
+                <w:rFonts w:ascii="Aptos Narrow" w:eastAsia="Times New Roman" w:hAnsi="Aptos Narrow" w:cs="Times New Roman"/>
+                <w:color w:val="000000"/>
+                <w:kern w:val="0"/>
+                <w:sz w:val="22"/>
+                <w:szCs w:val="22"/>
+                <w:lang w:eastAsia="ru-RU"/>
+                <w14:ligatures w14:val="none"/>
+              </w:rPr>
+              <w:t xml:space="preserve">, </w:t>
+            </w:r>
+            <w:proofErr w:type="spellStart"/>
+            <w:r>
+              <w:rPr>
+                <w:rFonts w:ascii="Aptos Narrow" w:eastAsia="Times New Roman" w:hAnsi="Aptos Narrow" w:cs="Times New Roman"/>
+                <w:color w:val="000000"/>
+                <w:kern w:val="0"/>
+                <w:sz w:val="22"/>
+                <w:szCs w:val="22"/>
+                <w:lang w:eastAsia="ru-RU"/>
+                <w14:ligatures w14:val="none"/>
+              </w:rPr>
+              <w:t>database</w:t>
+            </w:r>
+            <w:proofErr w:type="spellEnd"/>
+          </w:p>
+        </w:tc>
+        <w:tc>
+          <w:tcPr>
+            <w:tcW w:w="4463" w:type="dxa"/>
+            <w:noWrap/>
+            <w:hideMark/>
+          </w:tcPr>
+          <w:p>
+            <w:pPr>
+              <w:rPr>
+                <w:rFonts w:ascii="Aptos Narrow" w:eastAsia="Times New Roman" w:hAnsi="Aptos Narrow" w:cs="Times New Roman"/>
+                <w:color w:val="000000"/>
+                <w:kern w:val="0"/>
+                <w:sz w:val="22"/>
+                <w:szCs w:val="22"/>
+                <w:lang w:eastAsia="ru-RU"/>
+                <w14:ligatures w14:val="none"/>
+              </w:rPr>
+            </w:pPr>
+            <w:r>
+              <w:rPr>
+                <w:rFonts w:ascii="Aptos Narrow" w:eastAsia="Times New Roman" w:hAnsi="Aptos Narrow" w:cs="Times New Roman"/>
+                <w:color w:val="000000"/>
+                <w:kern w:val="0"/>
+                <w:sz w:val="22"/>
+                <w:szCs w:val="22"/>
+                <w:lang w:eastAsia="ru-RU"/>
+                <w14:ligatures w14:val="none"/>
+              </w:rPr>
+              <w:t>Устанавливает соединение с базой данных MySQL.</w:t>
+            </w:r>
+          </w:p>
+        </w:tc>
+      </w:tr>
+      <w:tr>
+        <w:trPr>
+          <w:trHeight w:val="300"/>
+        </w:trPr>
+        <w:tc>
+          <w:tcPr>
+            <w:tcW w:w="2517" w:type="dxa"/>
+            <w:noWrap/>
+            <w:hideMark/>
+          </w:tcPr>
+          <w:p>
+            <w:pPr>
+              <w:rPr>
+                <w:rFonts w:ascii="Aptos Narrow" w:eastAsia="Times New Roman" w:hAnsi="Aptos Narrow" w:cs="Times New Roman"/>
+                <w:color w:val="000000"/>
+                <w:kern w:val="0"/>
+                <w:sz w:val="22"/>
+                <w:szCs w:val="22"/>
+                <w:lang w:eastAsia="ru-RU"/>
+                <w14:ligatures w14:val="none"/>
+              </w:rPr>
+            </w:pPr>
+            <w:proofErr w:type="spellStart"/>
+            <w:r>
+              <w:rPr>
+                <w:rFonts w:ascii="Aptos Narrow" w:eastAsia="Times New Roman" w:hAnsi="Aptos Narrow" w:cs="Times New Roman"/>
+                <w:color w:val="000000"/>
+                <w:kern w:val="0"/>
+                <w:sz w:val="22"/>
+                <w:szCs w:val="22"/>
+                <w:lang w:eastAsia="ru-RU"/>
+                <w14:ligatures w14:val="none"/>
+              </w:rPr>
+              <w:t>mysqli_query</w:t>
+            </w:r>
+            <w:proofErr w:type="spellEnd"/>
+          </w:p>
+        </w:tc>
+        <w:tc>
+          <w:tcPr>
+            <w:tcW w:w="2365" w:type="dxa"/>
+            <w:noWrap/>
+            <w:hideMark/>
+          </w:tcPr>
+          <w:p>
+            <w:pPr>
+              <w:rPr>
+                <w:rFonts w:ascii="Aptos Narrow" w:eastAsia="Times New Roman" w:hAnsi="Aptos Narrow" w:cs="Times New Roman"/>
+                <w:color w:val="000000"/>
+                <w:kern w:val="0"/>
+                <w:sz w:val="22"/>
+                <w:szCs w:val="22"/>
+                <w:lang w:eastAsia="ru-RU"/>
+                <w14:ligatures w14:val="none"/>
+              </w:rPr>
+            </w:pPr>
+            <w:proofErr w:type="spellStart"/>
+            <w:r>
+              <w:rPr>
+                <w:rFonts w:ascii="Aptos Narrow" w:eastAsia="Times New Roman" w:hAnsi="Aptos Narrow" w:cs="Times New Roman"/>
+                <w:color w:val="000000"/>
+                <w:kern w:val="0"/>
+                <w:sz w:val="22"/>
+                <w:szCs w:val="22"/>
+                <w:lang w:eastAsia="ru-RU"/>
+                <w14:ligatures w14:val="none"/>
+              </w:rPr>
+              <w:t>connection</w:t>
+            </w:r>
+            <w:proofErr w:type="spellEnd"/>
+            <w:r>
+              <w:rPr>
+                <w:rFonts w:ascii="Aptos Narrow" w:eastAsia="Times New Roman" w:hAnsi="Aptos Narrow" w:cs="Times New Roman"/>
+                <w:color w:val="000000"/>
+                <w:kern w:val="0"/>
+                <w:sz w:val="22"/>
+                <w:szCs w:val="22"/>
+                <w:lang w:eastAsia="ru-RU"/>
+                <w14:ligatures w14:val="none"/>
+              </w:rPr>
+              <w:t xml:space="preserve">, </w:t>
+            </w:r>
+            <w:proofErr w:type="spellStart"/>
+            <w:r>
+              <w:rPr>
+                <w:rFonts w:ascii="Aptos Narrow" w:eastAsia="Times New Roman" w:hAnsi="Aptos Narrow" w:cs="Times New Roman"/>
+                <w:color w:val="000000"/>
+                <w:kern w:val="0"/>
+                <w:sz w:val="22"/>
+                <w:szCs w:val="22"/>
+                <w:lang w:eastAsia="ru-RU"/>
+                <w14:ligatures w14:val="none"/>
+              </w:rPr>
+              <w:t>query</w:t>
+            </w:r>
+            <w:proofErr w:type="spellEnd"/>
+          </w:p>
+        </w:tc>
+        <w:tc>
+          <w:tcPr>
+            <w:tcW w:w="4463" w:type="dxa"/>
+            <w:noWrap/>
+            <w:hideMark/>
+          </w:tcPr>
+          <w:p>
+            <w:pPr>
+              <w:rPr>
+                <w:rFonts w:ascii="Aptos Narrow" w:eastAsia="Times New Roman" w:hAnsi="Aptos Narrow" w:cs="Times New Roman"/>
+                <w:color w:val="000000"/>
+                <w:kern w:val="0"/>
+                <w:sz w:val="22"/>
+                <w:szCs w:val="22"/>
+                <w:lang w:eastAsia="ru-RU"/>
+                <w14:ligatures w14:val="none"/>
+              </w:rPr>
+            </w:pPr>
+            <w:r>
+              <w:rPr>
+                <w:rFonts w:ascii="Aptos Narrow" w:eastAsia="Times New Roman" w:hAnsi="Aptos Narrow" w:cs="Times New Roman"/>
+                <w:color w:val="000000"/>
+                <w:kern w:val="0"/>
+                <w:sz w:val="22"/>
+                <w:szCs w:val="22"/>
+                <w:lang w:eastAsia="ru-RU"/>
+                <w14:ligatures w14:val="none"/>
+              </w:rPr>
+              <w:t>Выполняет запрос к базе данных.</w:t>
+            </w:r>
+          </w:p>
+        </w:tc>
+      </w:tr>
+      <w:tr>
+        <w:trPr>
+          <w:trHeight w:val="300"/>
+        </w:trPr>
+        <w:tc>
+          <w:tcPr>
+            <w:tcW w:w="2517" w:type="dxa"/>
+            <w:noWrap/>
+            <w:hideMark/>
+          </w:tcPr>
+          <w:p>
+            <w:pPr>
+              <w:rPr>
+                <w:rFonts w:ascii="Aptos Narrow" w:eastAsia="Times New Roman" w:hAnsi="Aptos Narrow" w:cs="Times New Roman"/>
+                <w:color w:val="000000"/>
+                <w:kern w:val="0"/>
+                <w:sz w:val="22"/>
+                <w:szCs w:val="22"/>
+                <w:lang w:eastAsia="ru-RU"/>
+                <w14:ligatures w14:val="none"/>
+              </w:rPr>
+            </w:pPr>
+            <w:proofErr w:type="spellStart"/>
+            <w:r>
+              <w:rPr>
+                <w:rFonts w:ascii="Aptos Narrow" w:eastAsia="Times New Roman" w:hAnsi="Aptos Narrow" w:cs="Times New Roman"/>
+                <w:color w:val="000000"/>
+                <w:kern w:val="0"/>
+                <w:sz w:val="22"/>
+                <w:szCs w:val="22"/>
+                <w:lang w:eastAsia="ru-RU"/>
+                <w14:ligatures w14:val="none"/>
+              </w:rPr>
+              <w:t>mysqli_fetch_assoc</w:t>
+            </w:r>
+            <w:proofErr w:type="spellEnd"/>
+          </w:p>
+        </w:tc>
+        <w:tc>
+          <w:tcPr>
+            <w:tcW w:w="2365" w:type="dxa"/>
+            <w:noWrap/>
+            <w:hideMark/>
+          </w:tcPr>
+          <w:p>
+            <w:pPr>
+              <w:rPr>
+                <w:rFonts w:ascii="Aptos Narrow" w:eastAsia="Times New Roman" w:hAnsi="Aptos Narrow" w:cs="Times New Roman"/>
+                <w:color w:val="000000"/>
+                <w:kern w:val="0"/>
+                <w:sz w:val="22"/>
+                <w:szCs w:val="22"/>
+                <w:lang w:eastAsia="ru-RU"/>
+                <w14:ligatures w14:val="none"/>
+              </w:rPr>
+            </w:pPr>
+            <w:proofErr w:type="spellStart"/>
+            <w:r>
+              <w:rPr>
+                <w:rFonts w:ascii="Aptos Narrow" w:eastAsia="Times New Roman" w:hAnsi="Aptos Narrow" w:cs="Times New Roman"/>
+                <w:color w:val="000000"/>
+                <w:kern w:val="0"/>
+                <w:sz w:val="22"/>
+                <w:szCs w:val="22"/>
+                <w:lang w:eastAsia="ru-RU"/>
+                <w14:ligatures w14:val="none"/>
+              </w:rPr>
+              <w:t>result</w:t>
+            </w:r>
+            <w:proofErr w:type="spellEnd"/>
+          </w:p>
+        </w:tc>
+        <w:tc>
+          <w:tcPr>
+            <w:tcW w:w="4463" w:type="dxa"/>
+            <w:noWrap/>
+            <w:hideMark/>
+          </w:tcPr>
+          <w:p>
+            <w:pPr>
+              <w:rPr>
+                <w:rFonts w:ascii="Aptos Narrow" w:eastAsia="Times New Roman" w:hAnsi="Aptos Narrow" w:cs="Times New Roman"/>
+                <w:color w:val="000000"/>
+                <w:kern w:val="0"/>
+                <w:sz w:val="22"/>
+                <w:szCs w:val="22"/>
+                <w:lang w:eastAsia="ru-RU"/>
+                <w14:ligatures w14:val="none"/>
+              </w:rPr>
+            </w:pPr>
+            <w:r>
+              <w:rPr>
+                <w:rFonts w:ascii="Aptos Narrow" w:eastAsia="Times New Roman" w:hAnsi="Aptos Narrow" w:cs="Times New Roman"/>
+                <w:color w:val="000000"/>
+                <w:kern w:val="0"/>
+                <w:sz w:val="22"/>
+                <w:szCs w:val="22"/>
+                <w:lang w:eastAsia="ru-RU"/>
+                <w14:ligatures w14:val="none"/>
+              </w:rPr>
+              <w:t>Извлекает строку результата как ассоциативный массив.</w:t>
+            </w:r>
+          </w:p>
+        </w:tc>
+      </w:tr>
+      <w:tr>
+        <w:trPr>
+          <w:trHeight w:val="300"/>
+        </w:trPr>
+        <w:tc>
+          <w:tcPr>
+            <w:tcW w:w="2517" w:type="dxa"/>
+            <w:noWrap/>
+            <w:hideMark/>
+          </w:tcPr>
+          <w:p>
+            <w:pPr>
+              <w:rPr>
+                <w:rFonts w:ascii="Aptos Narrow" w:eastAsia="Times New Roman" w:hAnsi="Aptos Narrow" w:cs="Times New Roman"/>
+                <w:color w:val="000000"/>
+                <w:kern w:val="0"/>
+                <w:sz w:val="22"/>
+                <w:szCs w:val="22"/>
+                <w:lang w:eastAsia="ru-RU"/>
+                <w14:ligatures w14:val="none"/>
+              </w:rPr>
+            </w:pPr>
+            <w:proofErr w:type="spellStart"/>
+            <w:r>
+              <w:rPr>
+                <w:rFonts w:ascii="Aptos Narrow" w:eastAsia="Times New Roman" w:hAnsi="Aptos Narrow" w:cs="Times New Roman"/>
+                <w:color w:val="000000"/>
+                <w:kern w:val="0"/>
+                <w:sz w:val="22"/>
+                <w:szCs w:val="22"/>
+                <w:lang w:eastAsia="ru-RU"/>
+                <w14:ligatures w14:val="none"/>
+              </w:rPr>
+              <w:t>mysqli_close</w:t>
+            </w:r>
+            <w:proofErr w:type="spellEnd"/>
+          </w:p>
+        </w:tc>
+        <w:tc>
+          <w:tcPr>
+            <w:tcW w:w="2365" w:type="dxa"/>
+            <w:noWrap/>
+            <w:hideMark/>
+          </w:tcPr>
+          <w:p>
+            <w:pPr>
+              <w:rPr>
+                <w:rFonts w:ascii="Aptos Narrow" w:eastAsia="Times New Roman" w:hAnsi="Aptos Narrow" w:cs="Times New Roman"/>
+                <w:color w:val="000000"/>
+                <w:kern w:val="0"/>
+                <w:sz w:val="22"/>
+                <w:szCs w:val="22"/>
+                <w:lang w:eastAsia="ru-RU"/>
+                <w14:ligatures w14:val="none"/>
+              </w:rPr>
+            </w:pPr>
+            <w:proofErr w:type="spellStart"/>
+            <w:r>
+              <w:rPr>
+                <w:rFonts w:ascii="Aptos Narrow" w:eastAsia="Times New Roman" w:hAnsi="Aptos Narrow" w:cs="Times New Roman"/>
+                <w:color w:val="000000"/>
+                <w:kern w:val="0"/>
+                <w:sz w:val="22"/>
+                <w:szCs w:val="22"/>
+                <w:lang w:eastAsia="ru-RU"/>
+                <w14:ligatures w14:val="none"/>
+              </w:rPr>
+              <w:t>connection</w:t>
+            </w:r>
+            <w:proofErr w:type="spellEnd"/>
+          </w:p>
+        </w:tc>
+        <w:tc>
+          <w:tcPr>
+            <w:tcW w:w="4463" w:type="dxa"/>
+            <w:noWrap/>
+            <w:hideMark/>
+          </w:tcPr>
+          <w:p>
+            <w:pPr>
+              <w:rPr>
+                <w:rFonts w:ascii="Aptos Narrow" w:eastAsia="Times New Roman" w:hAnsi="Aptos Narrow" w:cs="Times New Roman"/>
+                <w:color w:val="000000"/>
+                <w:kern w:val="0"/>
+                <w:sz w:val="22"/>
+                <w:szCs w:val="22"/>
+                <w:lang w:eastAsia="ru-RU"/>
+                <w14:ligatures w14:val="none"/>
+              </w:rPr>
+            </w:pPr>
+            <w:r>
+              <w:rPr>
+                <w:rFonts w:ascii="Aptos Narrow" w:eastAsia="Times New Roman" w:hAnsi="Aptos Narrow" w:cs="Times New Roman"/>
+                <w:color w:val="000000"/>
+                <w:kern w:val="0"/>
+                <w:sz w:val="22"/>
+                <w:szCs w:val="22"/>
+                <w:lang w:eastAsia="ru-RU"/>
+                <w14:ligatures w14:val="none"/>
+              </w:rPr>
+              <w:t>Закрывает соединение с базой данных.</w:t>
+            </w:r>
+          </w:p>
+        </w:tc>
+      </w:tr>
+      <w:tr>
+        <w:trPr>
+          <w:trHeight w:val="300"/>
+        </w:trPr>
+        <w:tc>
+          <w:tcPr>
+            <w:tcW w:w="2517" w:type="dxa"/>
+            <w:noWrap/>
+            <w:hideMark/>
+          </w:tcPr>
+          <w:p>
+            <w:pPr>
+              <w:rPr>
+                <w:rFonts w:ascii="Aptos Narrow" w:eastAsia="Times New Roman" w:hAnsi="Aptos Narrow" w:cs="Times New Roman"/>
+                <w:color w:val="000000"/>
+                <w:kern w:val="0"/>
+                <w:sz w:val="22"/>
+                <w:szCs w:val="22"/>
+                <w:lang w:eastAsia="ru-RU"/>
+                <w14:ligatures w14:val="none"/>
+              </w:rPr>
+            </w:pPr>
+            <w:proofErr w:type="spellStart"/>
+            <w:r>
+              <w:rPr>
+                <w:rFonts w:ascii="Aptos Narrow" w:eastAsia="Times New Roman" w:hAnsi="Aptos Narrow" w:cs="Times New Roman"/>
+                <w:color w:val="000000"/>
+                <w:kern w:val="0"/>
+                <w:sz w:val="22"/>
+                <w:szCs w:val="22"/>
+                <w:lang w:eastAsia="ru-RU"/>
+                <w14:ligatures w14:val="none"/>
+              </w:rPr>
+              <w:t>mysqli_num_rows</w:t>
+            </w:r>
+            <w:proofErr w:type="spellEnd"/>
+          </w:p>
+        </w:tc>
+        <w:tc>
+          <w:tcPr>
+            <w:tcW w:w="2365" w:type="dxa"/>
+            <w:noWrap/>
+            <w:hideMark/>
+          </w:tcPr>
+          <w:p>
+            <w:pPr>
+              <w:rPr>
+                <w:rFonts w:ascii="Aptos Narrow" w:eastAsia="Times New Roman" w:hAnsi="Aptos Narrow" w:cs="Times New Roman"/>
+                <w:color w:val="000000"/>
+                <w:kern w:val="0"/>
+                <w:sz w:val="22"/>
+                <w:szCs w:val="22"/>
+                <w:lang w:eastAsia="ru-RU"/>
+                <w14:ligatures w14:val="none"/>
+              </w:rPr>
+            </w:pPr>
+            <w:proofErr w:type="spellStart"/>
+            <w:r>
+              <w:rPr>
+                <w:rFonts w:ascii="Aptos Narrow" w:eastAsia="Times New Roman" w:hAnsi="Aptos Narrow" w:cs="Times New Roman"/>
+                <w:color w:val="000000"/>
+                <w:kern w:val="0"/>
+                <w:sz w:val="22"/>
+                <w:szCs w:val="22"/>
+                <w:lang w:eastAsia="ru-RU"/>
+                <w14:ligatures w14:val="none"/>
+              </w:rPr>
+              <w:t>result</w:t>
+            </w:r>
+            <w:proofErr w:type="spellEnd"/>
+          </w:p>
+        </w:tc>
+        <w:tc>
+          <w:tcPr>
+            <w:tcW w:w="4463" w:type="dxa"/>
+            <w:noWrap/>
+            <w:hideMark/>
+          </w:tcPr>
+          <w:p>
+            <w:pPr>
+              <w:rPr>
+                <w:rFonts w:ascii="Aptos Narrow" w:eastAsia="Times New Roman" w:hAnsi="Aptos Narrow" w:cs="Times New Roman"/>
+                <w:color w:val="000000"/>
+                <w:kern w:val="0"/>
+                <w:sz w:val="22"/>
+                <w:szCs w:val="22"/>
+                <w:lang w:eastAsia="ru-RU"/>
+                <w14:ligatures w14:val="none"/>
+              </w:rPr>
+            </w:pPr>
+            <w:r>
+              <w:rPr>
+                <w:rFonts w:ascii="Aptos Narrow" w:eastAsia="Times New Roman" w:hAnsi="Aptos Narrow" w:cs="Times New Roman"/>
+                <w:color w:val="000000"/>
+                <w:kern w:val="0"/>
+                <w:sz w:val="22"/>
+                <w:szCs w:val="22"/>
+                <w:lang w:eastAsia="ru-RU"/>
+                <w14:ligatures w14:val="none"/>
+              </w:rPr>
+              <w:t>Возвращает количество строк в результате запроса.</w:t>
+            </w:r>
+          </w:p>
+        </w:tc>
+      </w:tr>
+      <w:tr>
+        <w:trPr>
+          <w:trHeight w:val="300"/>
+        </w:trPr>
+        <w:tc>
+          <w:tcPr>
+            <w:tcW w:w="2517" w:type="dxa"/>
+            <w:noWrap/>
+            <w:hideMark/>
+          </w:tcPr>
+          <w:p>
+            <w:pPr>
+              <w:rPr>
+                <w:rFonts w:ascii="Aptos Narrow" w:eastAsia="Times New Roman" w:hAnsi="Aptos Narrow" w:cs="Times New Roman"/>
+                <w:color w:val="000000"/>
+                <w:kern w:val="0"/>
+                <w:sz w:val="22"/>
+                <w:szCs w:val="22"/>
+                <w:lang w:eastAsia="ru-RU"/>
+                <w14:ligatures w14:val="none"/>
+              </w:rPr>
+            </w:pPr>
+            <w:proofErr w:type="spellStart"/>
+            <w:r>
+              <w:rPr>
+                <w:rFonts w:ascii="Aptos Narrow" w:eastAsia="Times New Roman" w:hAnsi="Aptos Narrow" w:cs="Times New Roman"/>
+                <w:color w:val="000000"/>
+                <w:kern w:val="0"/>
+                <w:sz w:val="22"/>
+                <w:szCs w:val="22"/>
+                <w:lang w:eastAsia="ru-RU"/>
+                <w14:ligatures w14:val="none"/>
+              </w:rPr>
+              <w:t>mysqli_real_escape_string</w:t>
+            </w:r>
+            <w:proofErr w:type="spellEnd"/>
+          </w:p>
+        </w:tc>
+        <w:tc>
+          <w:tcPr>
+            <w:tcW w:w="2365" w:type="dxa"/>
+            <w:noWrap/>
+            <w:hideMark/>
+          </w:tcPr>
+          <w:p>
+            <w:pPr>
+              <w:rPr>
+                <w:rFonts w:ascii="Aptos Narrow" w:eastAsia="Times New Roman" w:hAnsi="Aptos Narrow" w:cs="Times New Roman"/>
+                <w:color w:val="000000"/>
+                <w:kern w:val="0"/>
+                <w:sz w:val="22"/>
+                <w:szCs w:val="22"/>
+                <w:lang w:eastAsia="ru-RU"/>
+                <w14:ligatures w14:val="none"/>
+              </w:rPr>
+            </w:pPr>
+            <w:proofErr w:type="spellStart"/>
+            <w:r>
+              <w:rPr>
+                <w:rFonts w:ascii="Aptos Narrow" w:eastAsia="Times New Roman" w:hAnsi="Aptos Narrow" w:cs="Times New Roman"/>
+                <w:color w:val="000000"/>
+                <w:kern w:val="0"/>
+                <w:sz w:val="22"/>
+                <w:szCs w:val="22"/>
+                <w:lang w:eastAsia="ru-RU"/>
+                <w14:ligatures w14:val="none"/>
+              </w:rPr>
+              <w:t>connection</w:t>
+            </w:r>
+            <w:proofErr w:type="spellEnd"/>
+            <w:r>
+              <w:rPr>
+                <w:rFonts w:ascii="Aptos Narrow" w:eastAsia="Times New Roman" w:hAnsi="Aptos Narrow" w:cs="Times New Roman"/>
+                <w:color w:val="000000"/>
+                <w:kern w:val="0"/>
+                <w:sz w:val="22"/>
+                <w:szCs w:val="22"/>
+                <w:lang w:eastAsia="ru-RU"/>
+                <w14:ligatures w14:val="none"/>
+              </w:rPr>
+              <w:t xml:space="preserve">, </w:t>
+            </w:r>
+            <w:proofErr w:type="spellStart"/>
+            <w:r>
+              <w:rPr>
+                <w:rFonts w:ascii="Aptos Narrow" w:eastAsia="Times New Roman" w:hAnsi="Aptos Narrow" w:cs="Times New Roman"/>
+                <w:color w:val="000000"/>
+                <w:kern w:val="0"/>
+                <w:sz w:val="22"/>
+                <w:szCs w:val="22"/>
+                <w:lang w:eastAsia="ru-RU"/>
+                <w14:ligatures w14:val="none"/>
+              </w:rPr>
+              <w:t>string</w:t>
+            </w:r>
+            <w:proofErr w:type="spellEnd"/>
+          </w:p>
+        </w:tc>
+        <w:tc>
+          <w:tcPr>
+            <w:tcW w:w="4463" w:type="dxa"/>
+            <w:noWrap/>
+            <w:hideMark/>
+          </w:tcPr>
+          <w:p>
+            <w:pPr>
+              <w:rPr>
+                <w:rFonts w:ascii="Aptos Narrow" w:eastAsia="Times New Roman" w:hAnsi="Aptos Narrow" w:cs="Times New Roman"/>
+                <w:color w:val="000000"/>
+                <w:kern w:val="0"/>
+                <w:sz w:val="22"/>
+                <w:szCs w:val="22"/>
+                <w:lang w:eastAsia="ru-RU"/>
+                <w14:ligatures w14:val="none"/>
+              </w:rPr>
+            </w:pPr>
+            <w:r>
+              <w:rPr>
+                <w:rFonts w:ascii="Aptos Narrow" w:eastAsia="Times New Roman" w:hAnsi="Aptos Narrow" w:cs="Times New Roman"/>
+                <w:color w:val="000000"/>
+                <w:kern w:val="0"/>
+                <w:sz w:val="22"/>
+                <w:szCs w:val="22"/>
+                <w:lang w:eastAsia="ru-RU"/>
+                <w14:ligatures w14:val="none"/>
+              </w:rPr>
+              <w:t>Экранирует специальные символы в строке для использования в SQL-запросах.</w:t>
+            </w:r>
+          </w:p>
+        </w:tc>
+      </w:tr>
+      <w:tr>
+        <w:trPr>
+          <w:trHeight w:val="300"/>
+        </w:trPr>
+        <w:tc>
+          <w:tcPr>
+            <w:tcW w:w="2517" w:type="dxa"/>
+            <w:noWrap/>
+            <w:hideMark/>
+          </w:tcPr>
+          <w:p>
+            <w:pPr>
+              <w:rPr>
+                <w:rFonts w:ascii="Aptos Narrow" w:eastAsia="Times New Roman" w:hAnsi="Aptos Narrow" w:cs="Times New Roman"/>
+                <w:color w:val="000000"/>
+                <w:kern w:val="0"/>
+                <w:sz w:val="22"/>
+                <w:szCs w:val="22"/>
+                <w:lang w:eastAsia="ru-RU"/>
+                <w14:ligatures w14:val="none"/>
+              </w:rPr>
+            </w:pPr>
+            <w:proofErr w:type="spellStart"/>
+            <w:r>
+              <w:rPr>
+                <w:rFonts w:ascii="Aptos Narrow" w:eastAsia="Times New Roman" w:hAnsi="Aptos Narrow" w:cs="Times New Roman"/>
+                <w:color w:val="000000"/>
+                <w:kern w:val="0"/>
+                <w:sz w:val="22"/>
+                <w:szCs w:val="22"/>
+                <w:lang w:eastAsia="ru-RU"/>
+                <w14:ligatures w14:val="none"/>
+              </w:rPr>
+              <w:t>mysqli_insert_id</w:t>
+            </w:r>
+            <w:proofErr w:type="spellEnd"/>
+          </w:p>
+        </w:tc>
+        <w:tc>
+          <w:tcPr>
+            <w:tcW w:w="2365" w:type="dxa"/>
+            <w:noWrap/>
+            <w:hideMark/>
+          </w:tcPr>
+          <w:p>
+            <w:pPr>
+              <w:rPr>
+                <w:rFonts w:ascii="Aptos Narrow" w:eastAsia="Times New Roman" w:hAnsi="Aptos Narrow" w:cs="Times New Roman"/>
+                <w:color w:val="000000"/>
+                <w:kern w:val="0"/>
+                <w:sz w:val="22"/>
+                <w:szCs w:val="22"/>
+                <w:lang w:eastAsia="ru-RU"/>
+                <w14:ligatures w14:val="none"/>
+              </w:rPr>
+            </w:pPr>
+            <w:proofErr w:type="spellStart"/>
+            <w:r>
+              <w:rPr>
+                <w:rFonts w:ascii="Aptos Narrow" w:eastAsia="Times New Roman" w:hAnsi="Aptos Narrow" w:cs="Times New Roman"/>
+                <w:color w:val="000000"/>
+                <w:kern w:val="0"/>
+                <w:sz w:val="22"/>
+                <w:szCs w:val="22"/>
+                <w:lang w:eastAsia="ru-RU"/>
+                <w14:ligatures w14:val="none"/>
+              </w:rPr>
+              <w:t>connection</w:t>
+            </w:r>
+            <w:proofErr w:type="spellEnd"/>
+          </w:p>
+        </w:tc>
+        <w:tc>
+          <w:tcPr>
+            <w:tcW w:w="4463" w:type="dxa"/>
+            <w:noWrap/>
+            <w:hideMark/>
+          </w:tcPr>
+          <w:p>
+            <w:pPr>
+              <w:rPr>
+                <w:rFonts w:ascii="Aptos Narrow" w:eastAsia="Times New Roman" w:hAnsi="Aptos Narrow" w:cs="Times New Roman"/>
+                <w:color w:val="000000"/>
+                <w:kern w:val="0"/>
+                <w:sz w:val="22"/>
+                <w:szCs w:val="22"/>
+                <w:lang w:eastAsia="ru-RU"/>
+                <w14:ligatures w14:val="none"/>
+              </w:rPr>
+            </w:pPr>
+            <w:r>
+              <w:rPr>
+                <w:rFonts w:ascii="Aptos Narrow" w:eastAsia="Times New Roman" w:hAnsi="Aptos Narrow" w:cs="Times New Roman"/>
+                <w:color w:val="000000"/>
+                <w:kern w:val="0"/>
+                <w:sz w:val="22"/>
+                <w:szCs w:val="22"/>
+                <w:lang w:eastAsia="ru-RU"/>
+                <w14:ligatures w14:val="none"/>
+              </w:rPr>
+              <w:t>Возвращает ID последней вставленной записи.</w:t>
+            </w:r>
+          </w:p>
+        </w:tc>
+      </w:tr>
+      <w:tr>
+        <w:trPr>
+          <w:trHeight w:val="300"/>
+        </w:trPr>
+        <w:tc>
+          <w:tcPr>
+            <w:tcW w:w="2517" w:type="dxa"/>
+            <w:noWrap/>
+            <w:hideMark/>
+          </w:tcPr>
+          <w:p>
+            <w:pPr>
+              <w:rPr>
+                <w:rFonts w:ascii="Aptos Narrow" w:eastAsia="Times New Roman" w:hAnsi="Aptos Narrow" w:cs="Times New Roman"/>
+                <w:color w:val="000000"/>
+                <w:kern w:val="0"/>
+                <w:sz w:val="22"/>
+                <w:szCs w:val="22"/>
+                <w:lang w:eastAsia="ru-RU"/>
+                <w14:ligatures w14:val="none"/>
+              </w:rPr>
+            </w:pPr>
+            <w:proofErr w:type="spellStart"/>
+            <w:r>
+              <w:rPr>
+                <w:rFonts w:ascii="Aptos Narrow" w:eastAsia="Times New Roman" w:hAnsi="Aptos Narrow" w:cs="Times New Roman"/>
+                <w:color w:val="000000"/>
+                <w:kern w:val="0"/>
+                <w:sz w:val="22"/>
+                <w:szCs w:val="22"/>
+                <w:lang w:eastAsia="ru-RU"/>
+                <w14:ligatures w14:val="none"/>
+              </w:rPr>
+              <w:t>mysqli_stmt_prepare</w:t>
+            </w:r>
+            <w:proofErr w:type="spellEnd"/>
+          </w:p>
+        </w:tc>
+        <w:tc>
+          <w:tcPr>
+            <w:tcW w:w="2365" w:type="dxa"/>
+            <w:noWrap/>
+            <w:hideMark/>
+          </w:tcPr>
+          <w:p>
+            <w:pPr>
+              <w:rPr>
+                <w:rFonts w:ascii="Aptos Narrow" w:eastAsia="Times New Roman" w:hAnsi="Aptos Narrow" w:cs="Times New Roman"/>
+                <w:color w:val="000000"/>
+                <w:kern w:val="0"/>
+                <w:sz w:val="22"/>
+                <w:szCs w:val="22"/>
+                <w:lang w:eastAsia="ru-RU"/>
+                <w14:ligatures w14:val="none"/>
+              </w:rPr>
+            </w:pPr>
+            <w:proofErr w:type="spellStart"/>
+            <w:r>
+              <w:rPr>
+                <w:rFonts w:ascii="Aptos Narrow" w:eastAsia="Times New Roman" w:hAnsi="Aptos Narrow" w:cs="Times New Roman"/>
+                <w:color w:val="000000"/>
+                <w:kern w:val="0"/>
+                <w:sz w:val="22"/>
+                <w:szCs w:val="22"/>
+                <w:lang w:eastAsia="ru-RU"/>
+                <w14:ligatures w14:val="none"/>
+              </w:rPr>
+              <w:t>stmt</w:t>
+            </w:r>
+            <w:proofErr w:type="spellEnd"/>
+            <w:r>
+              <w:rPr>
+                <w:rFonts w:ascii="Aptos Narrow" w:eastAsia="Times New Roman" w:hAnsi="Aptos Narrow" w:cs="Times New Roman"/>
+                <w:color w:val="000000"/>
+                <w:kern w:val="0"/>
+                <w:sz w:val="22"/>
+                <w:szCs w:val="22"/>
+                <w:lang w:eastAsia="ru-RU"/>
+                <w14:ligatures w14:val="none"/>
+              </w:rPr>
+              <w:t xml:space="preserve">, </w:t>
+            </w:r>
+            <w:proofErr w:type="spellStart"/>
+            <w:r>
+              <w:rPr>
+                <w:rFonts w:ascii="Aptos Narrow" w:eastAsia="Times New Roman" w:hAnsi="Aptos Narrow" w:cs="Times New Roman"/>
+                <w:color w:val="000000"/>
+                <w:kern w:val="0"/>
+                <w:sz w:val="22"/>
+                <w:szCs w:val="22"/>
+                <w:lang w:eastAsia="ru-RU"/>
+                <w14:ligatures w14:val="none"/>
+              </w:rPr>
+              <w:t>query</w:t>
+            </w:r>
+            <w:proofErr w:type="spellEnd"/>
+          </w:p>
+        </w:tc>
+        <w:tc>
+          <w:tcPr>
+            <w:tcW w:w="4463" w:type="dxa"/>
+            <w:noWrap/>
+            <w:hideMark/>
+          </w:tcPr>
+          <w:p>
+            <w:pPr>
+              <w:rPr>
+                <w:rFonts w:ascii="Aptos Narrow" w:eastAsia="Times New Roman" w:hAnsi="Aptos Narrow" w:cs="Times New Roman"/>
+                <w:color w:val="000000"/>
+                <w:kern w:val="0"/>
+                <w:sz w:val="22"/>
+                <w:szCs w:val="22"/>
+                <w:lang w:eastAsia="ru-RU"/>
+                <w14:ligatures w14:val="none"/>
+              </w:rPr>
+            </w:pPr>
+            <w:r>
+              <w:rPr>
+                <w:rFonts w:ascii="Aptos Narrow" w:eastAsia="Times New Roman" w:hAnsi="Aptos Narrow" w:cs="Times New Roman"/>
+                <w:color w:val="000000"/>
+                <w:kern w:val="0"/>
+                <w:sz w:val="22"/>
+                <w:szCs w:val="22"/>
+                <w:lang w:eastAsia="ru-RU"/>
+                <w14:ligatures w14:val="none"/>
+              </w:rPr>
+              <w:t>Подготавливает SQL-запрос для выполнения.</w:t>
+            </w:r>
+          </w:p>
+        </w:tc>
+      </w:tr>
+      <w:tr>
+        <w:trPr>
+          <w:trHeight w:val="300"/>
+        </w:trPr>
+        <w:tc>
+          <w:tcPr>
+            <w:tcW w:w="2517" w:type="dxa"/>
+            <w:noWrap/>
+            <w:hideMark/>
+          </w:tcPr>
+          <w:p>
+            <w:pPr>
+              <w:rPr>
+                <w:rFonts w:ascii="Aptos Narrow" w:eastAsia="Times New Roman" w:hAnsi="Aptos Narrow" w:cs="Times New Roman"/>
+                <w:color w:val="000000"/>
+                <w:kern w:val="0"/>
+                <w:sz w:val="22"/>
+                <w:szCs w:val="22"/>
+                <w:lang w:eastAsia="ru-RU"/>
+                <w14:ligatures w14:val="none"/>
+              </w:rPr>
+            </w:pPr>
+            <w:proofErr w:type="spellStart"/>
+            <w:r>
+              <w:rPr>
+                <w:rFonts w:ascii="Aptos Narrow" w:eastAsia="Times New Roman" w:hAnsi="Aptos Narrow" w:cs="Times New Roman"/>
+                <w:color w:val="000000"/>
+                <w:kern w:val="0"/>
+                <w:sz w:val="22"/>
+                <w:szCs w:val="22"/>
+                <w:lang w:eastAsia="ru-RU"/>
+                <w14:ligatures w14:val="none"/>
+              </w:rPr>
+              <w:t>mysqli_stmt_execute</w:t>
+            </w:r>
+            <w:proofErr w:type="spellEnd"/>
+          </w:p>
+        </w:tc>
+        <w:tc>
+          <w:tcPr>
+            <w:tcW w:w="2365" w:type="dxa"/>
+            <w:noWrap/>
+            <w:hideMark/>
+          </w:tcPr>
+          <w:p>
+            <w:pPr>
+              <w:rPr>
+                <w:rFonts w:ascii="Aptos Narrow" w:eastAsia="Times New Roman" w:hAnsi="Aptos Narrow" w:cs="Times New Roman"/>
+                <w:color w:val="000000"/>
+                <w:kern w:val="0"/>
+                <w:sz w:val="22"/>
+                <w:szCs w:val="22"/>
+                <w:lang w:eastAsia="ru-RU"/>
+                <w14:ligatures w14:val="none"/>
+              </w:rPr>
+            </w:pPr>
+            <w:proofErr w:type="spellStart"/>
+            <w:r>
+              <w:rPr>
+                <w:rFonts w:ascii="Aptos Narrow" w:eastAsia="Times New Roman" w:hAnsi="Aptos Narrow" w:cs="Times New Roman"/>
+                <w:color w:val="000000"/>
+                <w:kern w:val="0"/>
+                <w:sz w:val="22"/>
+                <w:szCs w:val="22"/>
+                <w:lang w:eastAsia="ru-RU"/>
+                <w14:ligatures w14:val="none"/>
+              </w:rPr>
+              <w:t>stmt</w:t>
+            </w:r>
+            <w:proofErr w:type="spellEnd"/>
+          </w:p>
+        </w:tc>
+        <w:tc>
+          <w:tcPr>
+            <w:tcW w:w="4463" w:type="dxa"/>
+            <w:noWrap/>
+            <w:hideMark/>
+          </w:tcPr>
+          <w:p>
+            <w:pPr>
+              <w:rPr>
+                <w:rFonts w:ascii="Aptos Narrow" w:eastAsia="Times New Roman" w:hAnsi="Aptos Narrow" w:cs="Times New Roman"/>
+                <w:color w:val="000000"/>
+                <w:kern w:val="0"/>
+                <w:sz w:val="22"/>
+                <w:szCs w:val="22"/>
+                <w:lang w:eastAsia="ru-RU"/>
+                <w14:ligatures w14:val="none"/>
+              </w:rPr>
+            </w:pPr>
+            <w:r>
+              <w:rPr>
+                <w:rFonts w:ascii="Aptos Narrow" w:eastAsia="Times New Roman" w:hAnsi="Aptos Narrow" w:cs="Times New Roman"/>
+                <w:color w:val="000000"/>
+                <w:kern w:val="0"/>
+                <w:sz w:val="22"/>
+                <w:szCs w:val="22"/>
+                <w:lang w:eastAsia="ru-RU"/>
+                <w14:ligatures w14:val="none"/>
+              </w:rPr>
+              <w:t>Выполняет подготовленный запрос.</w:t>
+            </w:r>
+          </w:p>
+        </w:tc>
+      </w:tr>
+      <w:tr>
+        <w:trPr>
+          <w:trHeight w:val="300"/>
+        </w:trPr>
+        <w:tc>
+          <w:tcPr>
+            <w:tcW w:w="2517" w:type="dxa"/>
+            <w:noWrap/>
+            <w:hideMark/>
+          </w:tcPr>
+          <w:p>
+            <w:pPr>
+              <w:rPr>
+                <w:rFonts w:ascii="Aptos Narrow" w:eastAsia="Times New Roman" w:hAnsi="Aptos Narrow" w:cs="Times New Roman"/>
+                <w:color w:val="000000"/>
+                <w:kern w:val="0"/>
+                <w:sz w:val="22"/>
+                <w:szCs w:val="22"/>
+                <w:lang w:eastAsia="ru-RU"/>
+                <w14:ligatures w14:val="none"/>
+              </w:rPr>
+            </w:pPr>
+            <w:proofErr w:type="spellStart"/>
+            <w:r>
+              <w:rPr>
+                <w:rFonts w:ascii="Aptos Narrow" w:eastAsia="Times New Roman" w:hAnsi="Aptos Narrow" w:cs="Times New Roman"/>
+                <w:color w:val="000000"/>
+                <w:kern w:val="0"/>
+                <w:sz w:val="22"/>
+                <w:szCs w:val="22"/>
+                <w:lang w:eastAsia="ru-RU"/>
+                <w14:ligatures w14:val="none"/>
+              </w:rPr>
+              <w:t>mysqli_fetch_array</w:t>
+            </w:r>
+            <w:proofErr w:type="spellEnd"/>
+          </w:p>
+        </w:tc>
+        <w:tc>
+          <w:tcPr>
+            <w:tcW w:w="2365" w:type="dxa"/>
+            <w:noWrap/>
+            <w:hideMark/>
+          </w:tcPr>
+          <w:p>
+            <w:pPr>
+              <w:rPr>
+                <w:rFonts w:ascii="Aptos Narrow" w:eastAsia="Times New Roman" w:hAnsi="Aptos Narrow" w:cs="Times New Roman"/>
+                <w:color w:val="000000"/>
+                <w:kern w:val="0"/>
+                <w:sz w:val="22"/>
+                <w:szCs w:val="22"/>
+                <w:lang w:eastAsia="ru-RU"/>
+                <w14:ligatures w14:val="none"/>
+              </w:rPr>
+            </w:pPr>
+            <w:proofErr w:type="spellStart"/>
+            <w:r>
+              <w:rPr>
+                <w:rFonts w:ascii="Aptos Narrow" w:eastAsia="Times New Roman" w:hAnsi="Aptos Narrow" w:cs="Times New Roman"/>
+                <w:color w:val="000000"/>
+                <w:kern w:val="0"/>
+                <w:sz w:val="22"/>
+                <w:szCs w:val="22"/>
+                <w:lang w:eastAsia="ru-RU"/>
+                <w14:ligatures w14:val="none"/>
+              </w:rPr>
+              <w:t>result</w:t>
+            </w:r>
+            <w:proofErr w:type="spellEnd"/>
+            <w:r>
+              <w:rPr>
+                <w:rFonts w:ascii="Aptos Narrow" w:eastAsia="Times New Roman" w:hAnsi="Aptos Narrow" w:cs="Times New Roman"/>
+                <w:color w:val="000000"/>
+                <w:kern w:val="0"/>
+                <w:sz w:val="22"/>
+                <w:szCs w:val="22"/>
+                <w:lang w:eastAsia="ru-RU"/>
+                <w14:ligatures w14:val="none"/>
+              </w:rPr>
+              <w:t xml:space="preserve">, </w:t>
+            </w:r>
+            <w:proofErr w:type="spellStart"/>
+            <w:r>
+              <w:rPr>
+                <w:rFonts w:ascii="Aptos Narrow" w:eastAsia="Times New Roman" w:hAnsi="Aptos Narrow" w:cs="Times New Roman"/>
+                <w:color w:val="000000"/>
+                <w:kern w:val="0"/>
+                <w:sz w:val="22"/>
+                <w:szCs w:val="22"/>
+                <w:lang w:eastAsia="ru-RU"/>
+                <w14:ligatures w14:val="none"/>
+              </w:rPr>
+              <w:t>result_type</w:t>
+            </w:r>
+            <w:proofErr w:type="spellEnd"/>
+          </w:p>
+        </w:tc>
+        <w:tc>
+          <w:tcPr>
+            <w:tcW w:w="4463" w:type="dxa"/>
+            <w:noWrap/>
+            <w:hideMark/>
+          </w:tcPr>
+          <w:p>
+            <w:pPr>
+              <w:rPr>
+                <w:rFonts w:ascii="Aptos Narrow" w:eastAsia="Times New Roman" w:hAnsi="Aptos Narrow" w:cs="Times New Roman"/>
+                <w:color w:val="000000"/>
+                <w:kern w:val="0"/>
+                <w:sz w:val="22"/>
+                <w:szCs w:val="22"/>
+                <w:lang w:eastAsia="ru-RU"/>
+                <w14:ligatures w14:val="none"/>
+              </w:rPr>
+            </w:pPr>
+            <w:r>
+              <w:rPr>
+                <w:rFonts w:ascii="Aptos Narrow" w:eastAsia="Times New Roman" w:hAnsi="Aptos Narrow" w:cs="Times New Roman"/>
+                <w:color w:val="000000"/>
+                <w:kern w:val="0"/>
+                <w:sz w:val="22"/>
+                <w:szCs w:val="22"/>
+                <w:lang w:eastAsia="ru-RU"/>
+                <w14:ligatures w14:val="none"/>
+              </w:rPr>
+              <w:t>Извлекает строку результата как массив (ассоциативный или числовой).</w:t>
+            </w:r>
+          </w:p>
+        </w:tc>
+      </w:tr>
+      <w:tr>
+        <w:trPr>
+          <w:trHeight w:val="300"/>
+        </w:trPr>
+        <w:tc>
+          <w:tcPr>
+            <w:tcW w:w="2517" w:type="dxa"/>
+            <w:noWrap/>
+            <w:hideMark/>
+          </w:tcPr>
+          <w:p>
+            <w:pPr>
+              <w:rPr>
+                <w:rFonts w:ascii="Aptos Narrow" w:eastAsia="Times New Roman" w:hAnsi="Aptos Narrow" w:cs="Times New Roman"/>
+                <w:color w:val="000000"/>
+                <w:kern w:val="0"/>
+                <w:sz w:val="22"/>
+                <w:szCs w:val="22"/>
+                <w:lang w:eastAsia="ru-RU"/>
+                <w14:ligatures w14:val="none"/>
+              </w:rPr>
+            </w:pPr>
+            <w:proofErr w:type="spellStart"/>
+            <w:r>
+              <w:rPr>
+                <w:rFonts w:ascii="Aptos Narrow" w:eastAsia="Times New Roman" w:hAnsi="Aptos Narrow" w:cs="Times New Roman"/>
+                <w:color w:val="000000"/>
+                <w:kern w:val="0"/>
+                <w:sz w:val="22"/>
+                <w:szCs w:val="22"/>
+                <w:lang w:eastAsia="ru-RU"/>
+                <w14:ligatures w14:val="none"/>
+              </w:rPr>
+              <w:lastRenderedPageBreak/>
+              <w:t>imagecreate</w:t>
+            </w:r>
+            <w:proofErr w:type="spellEnd"/>
+          </w:p>
+        </w:tc>
+        <w:tc>
+          <w:tcPr>
+            <w:tcW w:w="2365" w:type="dxa"/>
+            <w:noWrap/>
+            <w:hideMark/>
+          </w:tcPr>
+          <w:p>
+            <w:pPr>
+              <w:rPr>
+                <w:rFonts w:ascii="Aptos Narrow" w:eastAsia="Times New Roman" w:hAnsi="Aptos Narrow" w:cs="Times New Roman"/>
+                <w:color w:val="000000"/>
+                <w:kern w:val="0"/>
+                <w:sz w:val="22"/>
+                <w:szCs w:val="22"/>
+                <w:lang w:eastAsia="ru-RU"/>
+                <w14:ligatures w14:val="none"/>
+              </w:rPr>
+            </w:pPr>
+            <w:r>
+              <w:rPr>
+                <w:rFonts w:ascii="Aptos Narrow" w:eastAsia="Times New Roman" w:hAnsi="Aptos Narrow" w:cs="Times New Roman"/>
+                <w:color w:val="000000"/>
+                <w:kern w:val="0"/>
+                <w:sz w:val="22"/>
+                <w:szCs w:val="22"/>
+                <w:lang w:eastAsia="ru-RU"/>
+                <w14:ligatures w14:val="none"/>
+              </w:rPr>
+              <w:t>w, h</w:t>
+            </w:r>
+          </w:p>
+        </w:tc>
+        <w:tc>
+          <w:tcPr>
+            <w:tcW w:w="4463" w:type="dxa"/>
+            <w:noWrap/>
+            <w:hideMark/>
+          </w:tcPr>
+          <w:p>
+            <w:pPr>
+              <w:rPr>
+                <w:rFonts w:ascii="Aptos Narrow" w:eastAsia="Times New Roman" w:hAnsi="Aptos Narrow" w:cs="Times New Roman"/>
+                <w:color w:val="000000"/>
+                <w:kern w:val="0"/>
+                <w:sz w:val="22"/>
+                <w:szCs w:val="22"/>
+                <w:lang w:eastAsia="ru-RU"/>
+                <w14:ligatures w14:val="none"/>
+              </w:rPr>
+            </w:pPr>
+            <w:r>
+              <w:rPr>
+                <w:rFonts w:ascii="Aptos Narrow" w:eastAsia="Times New Roman" w:hAnsi="Aptos Narrow" w:cs="Times New Roman"/>
+                <w:color w:val="000000"/>
+                <w:kern w:val="0"/>
+                <w:sz w:val="22"/>
+                <w:szCs w:val="22"/>
+                <w:lang w:eastAsia="ru-RU"/>
+                <w14:ligatures w14:val="none"/>
+              </w:rPr>
+              <w:t>Создает пустое изображение с заданной шириной и высотой.</w:t>
+            </w:r>
+          </w:p>
+        </w:tc>
+      </w:tr>
+      <w:tr>
+        <w:trPr>
+          <w:trHeight w:val="300"/>
+        </w:trPr>
+        <w:tc>
+          <w:tcPr>
+            <w:tcW w:w="2517" w:type="dxa"/>
+            <w:noWrap/>
+            <w:hideMark/>
+          </w:tcPr>
+          <w:p>
+            <w:pPr>
+              <w:rPr>
+                <w:rFonts w:ascii="Aptos Narrow" w:eastAsia="Times New Roman" w:hAnsi="Aptos Narrow" w:cs="Times New Roman"/>
+                <w:color w:val="000000"/>
+                <w:kern w:val="0"/>
+                <w:sz w:val="22"/>
+                <w:szCs w:val="22"/>
+                <w:lang w:eastAsia="ru-RU"/>
+                <w14:ligatures w14:val="none"/>
+              </w:rPr>
+            </w:pPr>
+            <w:proofErr w:type="spellStart"/>
+            <w:r>
+              <w:rPr>
+                <w:rFonts w:ascii="Aptos Narrow" w:eastAsia="Times New Roman" w:hAnsi="Aptos Narrow" w:cs="Times New Roman"/>
+                <w:color w:val="000000"/>
+                <w:kern w:val="0"/>
+                <w:sz w:val="22"/>
+                <w:szCs w:val="22"/>
+                <w:lang w:eastAsia="ru-RU"/>
+                <w14:ligatures w14:val="none"/>
+              </w:rPr>
+              <w:t>imagecolorallocate</w:t>
+            </w:r>
+            <w:proofErr w:type="spellEnd"/>
+          </w:p>
+        </w:tc>
+        <w:tc>
+          <w:tcPr>
+            <w:tcW w:w="2365" w:type="dxa"/>
+            <w:noWrap/>
+            <w:hideMark/>
+          </w:tcPr>
+          <w:p>
+            <w:pPr>
+              <w:rPr>
+                <w:rFonts w:ascii="Aptos Narrow" w:eastAsia="Times New Roman" w:hAnsi="Aptos Narrow" w:cs="Times New Roman"/>
+                <w:color w:val="000000"/>
+                <w:kern w:val="0"/>
+                <w:sz w:val="22"/>
+                <w:szCs w:val="22"/>
+                <w:lang w:eastAsia="ru-RU"/>
+                <w14:ligatures w14:val="none"/>
+              </w:rPr>
+            </w:pPr>
+            <w:proofErr w:type="spellStart"/>
+            <w:r>
+              <w:rPr>
+                <w:rFonts w:ascii="Aptos Narrow" w:eastAsia="Times New Roman" w:hAnsi="Aptos Narrow" w:cs="Times New Roman"/>
+                <w:color w:val="000000"/>
+                <w:kern w:val="0"/>
+                <w:sz w:val="22"/>
+                <w:szCs w:val="22"/>
+                <w:lang w:eastAsia="ru-RU"/>
+                <w14:ligatures w14:val="none"/>
+              </w:rPr>
+              <w:t>image</w:t>
+            </w:r>
+            <w:proofErr w:type="spellEnd"/>
+            <w:r>
+              <w:rPr>
+                <w:rFonts w:ascii="Aptos Narrow" w:eastAsia="Times New Roman" w:hAnsi="Aptos Narrow" w:cs="Times New Roman"/>
+                <w:color w:val="000000"/>
+                <w:kern w:val="0"/>
+                <w:sz w:val="22"/>
+                <w:szCs w:val="22"/>
+                <w:lang w:eastAsia="ru-RU"/>
+                <w14:ligatures w14:val="none"/>
+              </w:rPr>
+              <w:t xml:space="preserve">, </w:t>
+            </w:r>
+            <w:proofErr w:type="spellStart"/>
+            <w:r>
+              <w:rPr>
+                <w:rFonts w:ascii="Aptos Narrow" w:eastAsia="Times New Roman" w:hAnsi="Aptos Narrow" w:cs="Times New Roman"/>
+                <w:color w:val="000000"/>
+                <w:kern w:val="0"/>
+                <w:sz w:val="22"/>
+                <w:szCs w:val="22"/>
+                <w:lang w:eastAsia="ru-RU"/>
+                <w14:ligatures w14:val="none"/>
+              </w:rPr>
+              <w:t>red</w:t>
+            </w:r>
+            <w:proofErr w:type="spellEnd"/>
+            <w:r>
+              <w:rPr>
+                <w:rFonts w:ascii="Aptos Narrow" w:eastAsia="Times New Roman" w:hAnsi="Aptos Narrow" w:cs="Times New Roman"/>
+                <w:color w:val="000000"/>
+                <w:kern w:val="0"/>
+                <w:sz w:val="22"/>
+                <w:szCs w:val="22"/>
+                <w:lang w:eastAsia="ru-RU"/>
+                <w14:ligatures w14:val="none"/>
+              </w:rPr>
+              <w:t xml:space="preserve">, </w:t>
+            </w:r>
+            <w:proofErr w:type="spellStart"/>
+            <w:r>
+              <w:rPr>
+                <w:rFonts w:ascii="Aptos Narrow" w:eastAsia="Times New Roman" w:hAnsi="Aptos Narrow" w:cs="Times New Roman"/>
+                <w:color w:val="000000"/>
+                <w:kern w:val="0"/>
+                <w:sz w:val="22"/>
+                <w:szCs w:val="22"/>
+                <w:lang w:eastAsia="ru-RU"/>
+                <w14:ligatures w14:val="none"/>
+              </w:rPr>
+              <w:t>green</w:t>
+            </w:r>
+            <w:proofErr w:type="spellEnd"/>
+            <w:r>
+              <w:rPr>
+                <w:rFonts w:ascii="Aptos Narrow" w:eastAsia="Times New Roman" w:hAnsi="Aptos Narrow" w:cs="Times New Roman"/>
+                <w:color w:val="000000"/>
+                <w:kern w:val="0"/>
+                <w:sz w:val="22"/>
+                <w:szCs w:val="22"/>
+                <w:lang w:eastAsia="ru-RU"/>
+                <w14:ligatures w14:val="none"/>
+              </w:rPr>
+              <w:t xml:space="preserve">, </w:t>
+            </w:r>
+            <w:proofErr w:type="spellStart"/>
+            <w:r>
+              <w:rPr>
+                <w:rFonts w:ascii="Aptos Narrow" w:eastAsia="Times New Roman" w:hAnsi="Aptos Narrow" w:cs="Times New Roman"/>
+                <w:color w:val="000000"/>
+                <w:kern w:val="0"/>
+                <w:sz w:val="22"/>
+                <w:szCs w:val="22"/>
+                <w:lang w:eastAsia="ru-RU"/>
+                <w14:ligatures w14:val="none"/>
+              </w:rPr>
+              <w:t>blue</w:t>
+            </w:r>
+            <w:proofErr w:type="spellEnd"/>
+          </w:p>
+        </w:tc>
+        <w:tc>
+          <w:tcPr>
+            <w:tcW w:w="4463" w:type="dxa"/>
+            <w:noWrap/>
+            <w:hideMark/>
+          </w:tcPr>
+          <w:p>
+            <w:pPr>
+              <w:rPr>
+                <w:rFonts w:ascii="Aptos Narrow" w:eastAsia="Times New Roman" w:hAnsi="Aptos Narrow" w:cs="Times New Roman"/>
+                <w:color w:val="000000"/>
+                <w:kern w:val="0"/>
+                <w:sz w:val="22"/>
+                <w:szCs w:val="22"/>
+                <w:lang w:eastAsia="ru-RU"/>
+                <w14:ligatures w14:val="none"/>
+              </w:rPr>
+            </w:pPr>
+            <w:r>
+              <w:rPr>
+                <w:rFonts w:ascii="Aptos Narrow" w:eastAsia="Times New Roman" w:hAnsi="Aptos Narrow" w:cs="Times New Roman"/>
+                <w:color w:val="000000"/>
+                <w:kern w:val="0"/>
+                <w:sz w:val="22"/>
+                <w:szCs w:val="22"/>
+                <w:lang w:eastAsia="ru-RU"/>
+                <w14:ligatures w14:val="none"/>
+              </w:rPr>
+              <w:t>Выделяет цвет для изображения.</w:t>
+            </w:r>
+          </w:p>
+        </w:tc>
+      </w:tr>
+      <w:tr>
+        <w:trPr>
+          <w:trHeight w:val="300"/>
+        </w:trPr>
+        <w:tc>
+          <w:tcPr>
+            <w:tcW w:w="2517" w:type="dxa"/>
+            <w:noWrap/>
+            <w:hideMark/>
+          </w:tcPr>
+          <w:p>
+            <w:pPr>
+              <w:rPr>
+                <w:rFonts w:ascii="Aptos Narrow" w:eastAsia="Times New Roman" w:hAnsi="Aptos Narrow" w:cs="Times New Roman"/>
+                <w:color w:val="000000"/>
+                <w:kern w:val="0"/>
+                <w:sz w:val="22"/>
+                <w:szCs w:val="22"/>
+                <w:lang w:eastAsia="ru-RU"/>
+                <w14:ligatures w14:val="none"/>
+              </w:rPr>
+            </w:pPr>
+            <w:proofErr w:type="spellStart"/>
+            <w:r>
+              <w:rPr>
+                <w:rFonts w:ascii="Aptos Narrow" w:eastAsia="Times New Roman" w:hAnsi="Aptos Narrow" w:cs="Times New Roman"/>
+                <w:color w:val="000000"/>
+                <w:kern w:val="0"/>
+                <w:sz w:val="22"/>
+                <w:szCs w:val="22"/>
+                <w:lang w:eastAsia="ru-RU"/>
+                <w14:ligatures w14:val="none"/>
+              </w:rPr>
+              <w:t>imageline</w:t>
+            </w:r>
+            <w:proofErr w:type="spellEnd"/>
+          </w:p>
+        </w:tc>
+        <w:tc>
+          <w:tcPr>
+            <w:tcW w:w="2365" w:type="dxa"/>
+            <w:noWrap/>
+            <w:hideMark/>
+          </w:tcPr>
+          <w:p>
+            <w:pPr>
+              <w:rPr>
+                <w:rFonts w:ascii="Aptos Narrow" w:eastAsia="Times New Roman" w:hAnsi="Aptos Narrow" w:cs="Times New Roman"/>
+                <w:color w:val="000000"/>
+                <w:kern w:val="0"/>
+                <w:sz w:val="22"/>
+                <w:szCs w:val="22"/>
+                <w:lang w:val="en-US" w:eastAsia="ru-RU"/>
+                <w14:ligatures w14:val="none"/>
+              </w:rPr>
+            </w:pPr>
+            <w:r>
+              <w:rPr>
+                <w:rFonts w:ascii="Aptos Narrow" w:eastAsia="Times New Roman" w:hAnsi="Aptos Narrow" w:cs="Times New Roman"/>
+                <w:color w:val="000000"/>
+                <w:kern w:val="0"/>
+                <w:sz w:val="22"/>
+                <w:szCs w:val="22"/>
+                <w:lang w:val="en-US" w:eastAsia="ru-RU"/>
+                <w14:ligatures w14:val="none"/>
+              </w:rPr>
+              <w:t>image, x1, y1, x2, y2, color</w:t>
+            </w:r>
+          </w:p>
+        </w:tc>
+        <w:tc>
+          <w:tcPr>
+            <w:tcW w:w="4463" w:type="dxa"/>
+            <w:noWrap/>
+            <w:hideMark/>
+          </w:tcPr>
+          <w:p>
+            <w:pPr>
+              <w:rPr>
+                <w:rFonts w:ascii="Aptos Narrow" w:eastAsia="Times New Roman" w:hAnsi="Aptos Narrow" w:cs="Times New Roman"/>
+                <w:color w:val="000000"/>
+                <w:kern w:val="0"/>
+                <w:sz w:val="22"/>
+                <w:szCs w:val="22"/>
+                <w:lang w:eastAsia="ru-RU"/>
+                <w14:ligatures w14:val="none"/>
+              </w:rPr>
+            </w:pPr>
+            <w:r>
+              <w:rPr>
+                <w:rFonts w:ascii="Aptos Narrow" w:eastAsia="Times New Roman" w:hAnsi="Aptos Narrow" w:cs="Times New Roman"/>
+                <w:color w:val="000000"/>
+                <w:kern w:val="0"/>
+                <w:sz w:val="22"/>
+                <w:szCs w:val="22"/>
+                <w:lang w:eastAsia="ru-RU"/>
+                <w14:ligatures w14:val="none"/>
+              </w:rPr>
+              <w:t>Рисует линию на изображении.</w:t>
+            </w:r>
+          </w:p>
+        </w:tc>
+      </w:tr>
+      <w:tr>
+        <w:trPr>
+          <w:trHeight w:val="300"/>
+        </w:trPr>
+        <w:tc>
+          <w:tcPr>
+            <w:tcW w:w="2517" w:type="dxa"/>
+            <w:noWrap/>
+            <w:hideMark/>
+          </w:tcPr>
+          <w:p>
+            <w:pPr>
+              <w:rPr>
+                <w:rFonts w:ascii="Aptos Narrow" w:eastAsia="Times New Roman" w:hAnsi="Aptos Narrow" w:cs="Times New Roman"/>
+                <w:color w:val="000000"/>
+                <w:kern w:val="0"/>
+                <w:sz w:val="22"/>
+                <w:szCs w:val="22"/>
+                <w:lang w:eastAsia="ru-RU"/>
+                <w14:ligatures w14:val="none"/>
+              </w:rPr>
+            </w:pPr>
+            <w:proofErr w:type="spellStart"/>
+            <w:r>
+              <w:rPr>
+                <w:rFonts w:ascii="Aptos Narrow" w:eastAsia="Times New Roman" w:hAnsi="Aptos Narrow" w:cs="Times New Roman"/>
+                <w:color w:val="000000"/>
+                <w:kern w:val="0"/>
+                <w:sz w:val="22"/>
+                <w:szCs w:val="22"/>
+                <w:lang w:eastAsia="ru-RU"/>
+                <w14:ligatures w14:val="none"/>
+              </w:rPr>
+              <w:t>imagefilledrectangle</w:t>
+            </w:r>
+            <w:proofErr w:type="spellEnd"/>
+          </w:p>
+        </w:tc>
+        <w:tc>
+          <w:tcPr>
+            <w:tcW w:w="2365" w:type="dxa"/>
+            <w:noWrap/>
+            <w:hideMark/>
+          </w:tcPr>
+          <w:p>
+            <w:pPr>
+              <w:rPr>
+                <w:rFonts w:ascii="Aptos Narrow" w:eastAsia="Times New Roman" w:hAnsi="Aptos Narrow" w:cs="Times New Roman"/>
+                <w:color w:val="000000"/>
+                <w:kern w:val="0"/>
+                <w:sz w:val="22"/>
+                <w:szCs w:val="22"/>
+                <w:lang w:val="en-US" w:eastAsia="ru-RU"/>
+                <w14:ligatures w14:val="none"/>
+              </w:rPr>
+            </w:pPr>
+            <w:r>
+              <w:rPr>
+                <w:rFonts w:ascii="Aptos Narrow" w:eastAsia="Times New Roman" w:hAnsi="Aptos Narrow" w:cs="Times New Roman"/>
+                <w:color w:val="000000"/>
+                <w:kern w:val="0"/>
+                <w:sz w:val="22"/>
+                <w:szCs w:val="22"/>
+                <w:lang w:val="en-US" w:eastAsia="ru-RU"/>
+                <w14:ligatures w14:val="none"/>
+              </w:rPr>
+              <w:t>image, x1, y1, x2, y2, color</w:t>
+            </w:r>
+          </w:p>
+        </w:tc>
+        <w:tc>
+          <w:tcPr>
+            <w:tcW w:w="4463" w:type="dxa"/>
+            <w:noWrap/>
+            <w:hideMark/>
+          </w:tcPr>
+          <w:p>
+            <w:pPr>
+              <w:rPr>
+                <w:rFonts w:ascii="Aptos Narrow" w:eastAsia="Times New Roman" w:hAnsi="Aptos Narrow" w:cs="Times New Roman"/>
+                <w:color w:val="000000"/>
+                <w:kern w:val="0"/>
+                <w:sz w:val="22"/>
+                <w:szCs w:val="22"/>
+                <w:lang w:eastAsia="ru-RU"/>
+                <w14:ligatures w14:val="none"/>
+              </w:rPr>
+            </w:pPr>
+            <w:r>
+              <w:rPr>
+                <w:rFonts w:ascii="Aptos Narrow" w:eastAsia="Times New Roman" w:hAnsi="Aptos Narrow" w:cs="Times New Roman"/>
+                <w:color w:val="000000"/>
+                <w:kern w:val="0"/>
+                <w:sz w:val="22"/>
+                <w:szCs w:val="22"/>
+                <w:lang w:eastAsia="ru-RU"/>
+                <w14:ligatures w14:val="none"/>
+              </w:rPr>
+              <w:t>Рисует закрашенный прямоугольник на изображении.</w:t>
+            </w:r>
+          </w:p>
+        </w:tc>
+      </w:tr>
+      <w:tr>
+        <w:trPr>
+          <w:trHeight w:val="300"/>
+        </w:trPr>
+        <w:tc>
+          <w:tcPr>
+            <w:tcW w:w="2517" w:type="dxa"/>
+            <w:noWrap/>
+            <w:hideMark/>
+          </w:tcPr>
+          <w:p>
+            <w:pPr>
+              <w:rPr>
+                <w:rFonts w:ascii="Aptos Narrow" w:eastAsia="Times New Roman" w:hAnsi="Aptos Narrow" w:cs="Times New Roman"/>
+                <w:color w:val="000000"/>
+                <w:kern w:val="0"/>
+                <w:sz w:val="22"/>
+                <w:szCs w:val="22"/>
+                <w:lang w:eastAsia="ru-RU"/>
+                <w14:ligatures w14:val="none"/>
+              </w:rPr>
+            </w:pPr>
+            <w:proofErr w:type="spellStart"/>
+            <w:r>
+              <w:rPr>
+                <w:rFonts w:ascii="Aptos Narrow" w:eastAsia="Times New Roman" w:hAnsi="Aptos Narrow" w:cs="Times New Roman"/>
+                <w:color w:val="000000"/>
+                <w:kern w:val="0"/>
+                <w:sz w:val="22"/>
+                <w:szCs w:val="22"/>
+                <w:lang w:eastAsia="ru-RU"/>
+                <w14:ligatures w14:val="none"/>
+              </w:rPr>
+              <w:t>imagejpeg</w:t>
+            </w:r>
+            <w:proofErr w:type="spellEnd"/>
+          </w:p>
+        </w:tc>
+        <w:tc>
+          <w:tcPr>
+            <w:tcW w:w="2365" w:type="dxa"/>
+            <w:noWrap/>
+            <w:hideMark/>
+          </w:tcPr>
+          <w:p>
+            <w:pPr>
+              <w:rPr>
+                <w:rFonts w:ascii="Aptos Narrow" w:eastAsia="Times New Roman" w:hAnsi="Aptos Narrow" w:cs="Times New Roman"/>
+                <w:color w:val="000000"/>
+                <w:kern w:val="0"/>
+                <w:sz w:val="22"/>
+                <w:szCs w:val="22"/>
+                <w:lang w:eastAsia="ru-RU"/>
+                <w14:ligatures w14:val="none"/>
+              </w:rPr>
+            </w:pPr>
+            <w:proofErr w:type="spellStart"/>
+            <w:r>
+              <w:rPr>
+                <w:rFonts w:ascii="Aptos Narrow" w:eastAsia="Times New Roman" w:hAnsi="Aptos Narrow" w:cs="Times New Roman"/>
+                <w:color w:val="000000"/>
+                <w:kern w:val="0"/>
+                <w:sz w:val="22"/>
+                <w:szCs w:val="22"/>
+                <w:lang w:eastAsia="ru-RU"/>
+                <w14:ligatures w14:val="none"/>
+              </w:rPr>
+              <w:t>image</w:t>
+            </w:r>
+            <w:proofErr w:type="spellEnd"/>
+            <w:r>
+              <w:rPr>
+                <w:rFonts w:ascii="Aptos Narrow" w:eastAsia="Times New Roman" w:hAnsi="Aptos Narrow" w:cs="Times New Roman"/>
+                <w:color w:val="000000"/>
+                <w:kern w:val="0"/>
+                <w:sz w:val="22"/>
+                <w:szCs w:val="22"/>
+                <w:lang w:eastAsia="ru-RU"/>
+                <w14:ligatures w14:val="none"/>
+              </w:rPr>
+              <w:t xml:space="preserve">, </w:t>
+            </w:r>
+            <w:proofErr w:type="spellStart"/>
+            <w:r>
+              <w:rPr>
+                <w:rFonts w:ascii="Aptos Narrow" w:eastAsia="Times New Roman" w:hAnsi="Aptos Narrow" w:cs="Times New Roman"/>
+                <w:color w:val="000000"/>
+                <w:kern w:val="0"/>
+                <w:sz w:val="22"/>
+                <w:szCs w:val="22"/>
+                <w:lang w:eastAsia="ru-RU"/>
+                <w14:ligatures w14:val="none"/>
+              </w:rPr>
+              <w:t>filename</w:t>
+            </w:r>
+            <w:proofErr w:type="spellEnd"/>
+            <w:r>
+              <w:rPr>
+                <w:rFonts w:ascii="Aptos Narrow" w:eastAsia="Times New Roman" w:hAnsi="Aptos Narrow" w:cs="Times New Roman"/>
+                <w:color w:val="000000"/>
+                <w:kern w:val="0"/>
+                <w:sz w:val="22"/>
+                <w:szCs w:val="22"/>
+                <w:lang w:eastAsia="ru-RU"/>
+                <w14:ligatures w14:val="none"/>
+              </w:rPr>
+              <w:t xml:space="preserve">, </w:t>
+            </w:r>
+            <w:proofErr w:type="spellStart"/>
+            <w:r>
+              <w:rPr>
+                <w:rFonts w:ascii="Aptos Narrow" w:eastAsia="Times New Roman" w:hAnsi="Aptos Narrow" w:cs="Times New Roman"/>
+                <w:color w:val="000000"/>
+                <w:kern w:val="0"/>
+                <w:sz w:val="22"/>
+                <w:szCs w:val="22"/>
+                <w:lang w:eastAsia="ru-RU"/>
+                <w14:ligatures w14:val="none"/>
+              </w:rPr>
+              <w:t>quality</w:t>
+            </w:r>
+            <w:proofErr w:type="spellEnd"/>
+          </w:p>
+        </w:tc>
+        <w:tc>
+          <w:tcPr>
+            <w:tcW w:w="4463" w:type="dxa"/>
+            <w:noWrap/>
+            <w:hideMark/>
+          </w:tcPr>
+          <w:p>
+            <w:pPr>
+              <w:rPr>
+                <w:rFonts w:ascii="Aptos Narrow" w:eastAsia="Times New Roman" w:hAnsi="Aptos Narrow" w:cs="Times New Roman"/>
+                <w:color w:val="000000"/>
+                <w:kern w:val="0"/>
+                <w:sz w:val="22"/>
+                <w:szCs w:val="22"/>
+                <w:lang w:eastAsia="ru-RU"/>
+                <w14:ligatures w14:val="none"/>
+              </w:rPr>
+            </w:pPr>
+            <w:r>
+              <w:rPr>
+                <w:rFonts w:ascii="Aptos Narrow" w:eastAsia="Times New Roman" w:hAnsi="Aptos Narrow" w:cs="Times New Roman"/>
+                <w:color w:val="000000"/>
+                <w:kern w:val="0"/>
+                <w:sz w:val="22"/>
+                <w:szCs w:val="22"/>
+                <w:lang w:eastAsia="ru-RU"/>
+                <w14:ligatures w14:val="none"/>
+              </w:rPr>
+              <w:t>Сохраняет картинку как</w:t>
+            </w:r>
+            <w:r>
+              <w:rPr>
+                <w:rFonts w:ascii="Aptos Narrow" w:eastAsia="Times New Roman" w:hAnsi="Aptos Narrow" w:cs="Times New Roman"/>
+                <w:color w:val="000000"/>
+                <w:kern w:val="0"/>
+                <w:sz w:val="22"/>
+                <w:szCs w:val="22"/>
+                <w:lang w:eastAsia="ru-RU"/>
+                <w14:ligatures w14:val="none"/>
+              </w:rPr>
+              <w:t xml:space="preserve"> </w:t>
+            </w:r>
+            <w:r>
+              <w:rPr>
+                <w:rFonts w:ascii="Aptos Narrow" w:eastAsia="Times New Roman" w:hAnsi="Aptos Narrow" w:cs="Times New Roman"/>
+                <w:color w:val="000000"/>
+                <w:kern w:val="0"/>
+                <w:sz w:val="22"/>
+                <w:szCs w:val="22"/>
+                <w:lang w:val="en-US" w:eastAsia="ru-RU"/>
+                <w14:ligatures w14:val="none"/>
+              </w:rPr>
+              <w:t>JPEG</w:t>
+            </w:r>
+            <w:r>
+              <w:rPr>
+                <w:rFonts w:ascii="Aptos Narrow" w:eastAsia="Times New Roman" w:hAnsi="Aptos Narrow" w:cs="Times New Roman"/>
+                <w:color w:val="000000"/>
+                <w:kern w:val="0"/>
+                <w:sz w:val="22"/>
+                <w:szCs w:val="22"/>
+                <w:lang w:eastAsia="ru-RU"/>
+                <w14:ligatures w14:val="none"/>
+              </w:rPr>
+              <w:t xml:space="preserve"> </w:t>
+            </w:r>
+            <w:r>
+              <w:rPr>
+                <w:rFonts w:ascii="Aptos Narrow" w:eastAsia="Times New Roman" w:hAnsi="Aptos Narrow" w:cs="Times New Roman"/>
+                <w:color w:val="000000"/>
+                <w:kern w:val="0"/>
+                <w:sz w:val="22"/>
+                <w:szCs w:val="22"/>
+                <w:lang w:val="en-US" w:eastAsia="ru-RU"/>
+                <w14:ligatures w14:val="none"/>
+              </w:rPr>
+              <w:t>file</w:t>
+            </w:r>
+            <w:r>
+              <w:rPr>
+                <w:rFonts w:ascii="Aptos Narrow" w:eastAsia="Times New Roman" w:hAnsi="Aptos Narrow" w:cs="Times New Roman"/>
+                <w:color w:val="000000"/>
+                <w:kern w:val="0"/>
+                <w:sz w:val="22"/>
+                <w:szCs w:val="22"/>
+                <w:lang w:eastAsia="ru-RU"/>
+                <w14:ligatures w14:val="none"/>
+              </w:rPr>
+              <w:t>.</w:t>
+            </w:r>
+          </w:p>
+        </w:tc>
+      </w:tr>
+      <w:tr>
+        <w:trPr>
+          <w:trHeight w:val="300"/>
+        </w:trPr>
+        <w:tc>
+          <w:tcPr>
+            <w:tcW w:w="2517" w:type="dxa"/>
+            <w:noWrap/>
+            <w:hideMark/>
+          </w:tcPr>
+          <w:p>
+            <w:pPr>
+              <w:rPr>
+                <w:rFonts w:ascii="Aptos Narrow" w:eastAsia="Times New Roman" w:hAnsi="Aptos Narrow" w:cs="Times New Roman"/>
+                <w:color w:val="000000"/>
+                <w:kern w:val="0"/>
+                <w:sz w:val="22"/>
+                <w:szCs w:val="22"/>
+                <w:lang w:eastAsia="ru-RU"/>
+                <w14:ligatures w14:val="none"/>
+              </w:rPr>
+            </w:pPr>
+            <w:proofErr w:type="spellStart"/>
+            <w:r>
+              <w:rPr>
+                <w:rFonts w:ascii="Aptos Narrow" w:eastAsia="Times New Roman" w:hAnsi="Aptos Narrow" w:cs="Times New Roman"/>
+                <w:color w:val="000000"/>
+                <w:kern w:val="0"/>
+                <w:sz w:val="22"/>
+                <w:szCs w:val="22"/>
+                <w:lang w:eastAsia="ru-RU"/>
+                <w14:ligatures w14:val="none"/>
+              </w:rPr>
+              <w:t>imagepng</w:t>
+            </w:r>
+            <w:proofErr w:type="spellEnd"/>
+          </w:p>
+        </w:tc>
+        <w:tc>
+          <w:tcPr>
+            <w:tcW w:w="2365" w:type="dxa"/>
+            <w:noWrap/>
+            <w:hideMark/>
+          </w:tcPr>
+          <w:p>
+            <w:pPr>
+              <w:rPr>
+                <w:rFonts w:ascii="Aptos Narrow" w:eastAsia="Times New Roman" w:hAnsi="Aptos Narrow" w:cs="Times New Roman"/>
+                <w:color w:val="000000"/>
+                <w:kern w:val="0"/>
+                <w:sz w:val="22"/>
+                <w:szCs w:val="22"/>
+                <w:lang w:eastAsia="ru-RU"/>
+                <w14:ligatures w14:val="none"/>
+              </w:rPr>
+            </w:pPr>
+            <w:proofErr w:type="spellStart"/>
+            <w:r>
+              <w:rPr>
+                <w:rFonts w:ascii="Aptos Narrow" w:eastAsia="Times New Roman" w:hAnsi="Aptos Narrow" w:cs="Times New Roman"/>
+                <w:color w:val="000000"/>
+                <w:kern w:val="0"/>
+                <w:sz w:val="22"/>
+                <w:szCs w:val="22"/>
+                <w:lang w:eastAsia="ru-RU"/>
+                <w14:ligatures w14:val="none"/>
+              </w:rPr>
+              <w:t>image</w:t>
+            </w:r>
+            <w:proofErr w:type="spellEnd"/>
+            <w:r>
+              <w:rPr>
+                <w:rFonts w:ascii="Aptos Narrow" w:eastAsia="Times New Roman" w:hAnsi="Aptos Narrow" w:cs="Times New Roman"/>
+                <w:color w:val="000000"/>
+                <w:kern w:val="0"/>
+                <w:sz w:val="22"/>
+                <w:szCs w:val="22"/>
+                <w:lang w:eastAsia="ru-RU"/>
+                <w14:ligatures w14:val="none"/>
+              </w:rPr>
+              <w:t xml:space="preserve">, </w:t>
+            </w:r>
+            <w:proofErr w:type="spellStart"/>
+            <w:r>
+              <w:rPr>
+                <w:rFonts w:ascii="Aptos Narrow" w:eastAsia="Times New Roman" w:hAnsi="Aptos Narrow" w:cs="Times New Roman"/>
+                <w:color w:val="000000"/>
+                <w:kern w:val="0"/>
+                <w:sz w:val="22"/>
+                <w:szCs w:val="22"/>
+                <w:lang w:eastAsia="ru-RU"/>
+                <w14:ligatures w14:val="none"/>
+              </w:rPr>
+              <w:t>filename</w:t>
+            </w:r>
+            <w:proofErr w:type="spellEnd"/>
+          </w:p>
+        </w:tc>
+        <w:tc>
+          <w:tcPr>
+            <w:tcW w:w="4463" w:type="dxa"/>
+            <w:noWrap/>
+            <w:hideMark/>
+          </w:tcPr>
+          <w:p>
+            <w:pPr>
+              <w:rPr>
+                <w:rFonts w:ascii="Aptos Narrow" w:eastAsia="Times New Roman" w:hAnsi="Aptos Narrow" w:cs="Times New Roman"/>
+                <w:color w:val="000000"/>
+                <w:kern w:val="0"/>
+                <w:sz w:val="22"/>
+                <w:szCs w:val="22"/>
+                <w:lang w:eastAsia="ru-RU"/>
+                <w14:ligatures w14:val="none"/>
+              </w:rPr>
+            </w:pPr>
+            <w:r>
+              <w:rPr>
+                <w:rFonts w:ascii="Aptos Narrow" w:eastAsia="Times New Roman" w:hAnsi="Aptos Narrow" w:cs="Times New Roman"/>
+                <w:color w:val="000000"/>
+                <w:kern w:val="0"/>
+                <w:sz w:val="22"/>
+                <w:szCs w:val="22"/>
+                <w:lang w:eastAsia="ru-RU"/>
+                <w14:ligatures w14:val="none"/>
+              </w:rPr>
+              <w:t>Сохраняет картинку как</w:t>
+            </w:r>
+            <w:r>
+              <w:rPr>
+                <w:rFonts w:ascii="Aptos Narrow" w:eastAsia="Times New Roman" w:hAnsi="Aptos Narrow" w:cs="Times New Roman"/>
+                <w:color w:val="000000"/>
+                <w:kern w:val="0"/>
+                <w:sz w:val="22"/>
+                <w:szCs w:val="22"/>
+                <w:lang w:eastAsia="ru-RU"/>
+                <w14:ligatures w14:val="none"/>
+              </w:rPr>
+              <w:t xml:space="preserve"> </w:t>
+            </w:r>
+            <w:r>
+              <w:rPr>
+                <w:rFonts w:ascii="Aptos Narrow" w:eastAsia="Times New Roman" w:hAnsi="Aptos Narrow" w:cs="Times New Roman"/>
+                <w:color w:val="000000"/>
+                <w:kern w:val="0"/>
+                <w:sz w:val="22"/>
+                <w:szCs w:val="22"/>
+                <w:lang w:val="en-US" w:eastAsia="ru-RU"/>
+                <w14:ligatures w14:val="none"/>
+              </w:rPr>
+              <w:t>PNG</w:t>
+            </w:r>
+            <w:r>
+              <w:rPr>
+                <w:rFonts w:ascii="Aptos Narrow" w:eastAsia="Times New Roman" w:hAnsi="Aptos Narrow" w:cs="Times New Roman"/>
+                <w:color w:val="000000"/>
+                <w:kern w:val="0"/>
+                <w:sz w:val="22"/>
+                <w:szCs w:val="22"/>
+                <w:lang w:eastAsia="ru-RU"/>
+                <w14:ligatures w14:val="none"/>
+              </w:rPr>
+              <w:t xml:space="preserve"> </w:t>
+            </w:r>
+            <w:r>
+              <w:rPr>
+                <w:rFonts w:ascii="Aptos Narrow" w:eastAsia="Times New Roman" w:hAnsi="Aptos Narrow" w:cs="Times New Roman"/>
+                <w:color w:val="000000"/>
+                <w:kern w:val="0"/>
+                <w:sz w:val="22"/>
+                <w:szCs w:val="22"/>
+                <w:lang w:val="en-US" w:eastAsia="ru-RU"/>
+                <w14:ligatures w14:val="none"/>
+              </w:rPr>
+              <w:t>file</w:t>
+            </w:r>
+            <w:r>
+              <w:rPr>
+                <w:rFonts w:ascii="Aptos Narrow" w:eastAsia="Times New Roman" w:hAnsi="Aptos Narrow" w:cs="Times New Roman"/>
+                <w:color w:val="000000"/>
+                <w:kern w:val="0"/>
+                <w:sz w:val="22"/>
+                <w:szCs w:val="22"/>
+                <w:lang w:eastAsia="ru-RU"/>
+                <w14:ligatures w14:val="none"/>
+              </w:rPr>
+              <w:t>.</w:t>
+            </w:r>
+          </w:p>
+        </w:tc>
+      </w:tr>
+      <w:tr>
+        <w:trPr>
+          <w:trHeight w:val="300"/>
+        </w:trPr>
+        <w:tc>
+          <w:tcPr>
+            <w:tcW w:w="2517" w:type="dxa"/>
+            <w:noWrap/>
+            <w:hideMark/>
+          </w:tcPr>
+          <w:p>
+            <w:pPr>
+              <w:rPr>
+                <w:rFonts w:ascii="Aptos Narrow" w:eastAsia="Times New Roman" w:hAnsi="Aptos Narrow" w:cs="Times New Roman"/>
+                <w:color w:val="000000"/>
+                <w:kern w:val="0"/>
+                <w:sz w:val="22"/>
+                <w:szCs w:val="22"/>
+                <w:lang w:eastAsia="ru-RU"/>
+                <w14:ligatures w14:val="none"/>
+              </w:rPr>
+            </w:pPr>
+            <w:proofErr w:type="spellStart"/>
+            <w:r>
+              <w:rPr>
+                <w:rFonts w:ascii="Aptos Narrow" w:eastAsia="Times New Roman" w:hAnsi="Aptos Narrow" w:cs="Times New Roman"/>
+                <w:color w:val="000000"/>
+                <w:kern w:val="0"/>
+                <w:sz w:val="22"/>
+                <w:szCs w:val="22"/>
+                <w:lang w:eastAsia="ru-RU"/>
+                <w14:ligatures w14:val="none"/>
+              </w:rPr>
+              <w:t>imagegif</w:t>
+            </w:r>
+            <w:proofErr w:type="spellEnd"/>
+          </w:p>
+        </w:tc>
+        <w:tc>
+          <w:tcPr>
+            <w:tcW w:w="2365" w:type="dxa"/>
+            <w:noWrap/>
+            <w:hideMark/>
+          </w:tcPr>
+          <w:p>
+            <w:pPr>
+              <w:rPr>
+                <w:rFonts w:ascii="Aptos Narrow" w:eastAsia="Times New Roman" w:hAnsi="Aptos Narrow" w:cs="Times New Roman"/>
+                <w:color w:val="000000"/>
+                <w:kern w:val="0"/>
+                <w:sz w:val="22"/>
+                <w:szCs w:val="22"/>
+                <w:lang w:eastAsia="ru-RU"/>
+                <w14:ligatures w14:val="none"/>
+              </w:rPr>
+            </w:pPr>
+            <w:proofErr w:type="spellStart"/>
+            <w:r>
+              <w:rPr>
+                <w:rFonts w:ascii="Aptos Narrow" w:eastAsia="Times New Roman" w:hAnsi="Aptos Narrow" w:cs="Times New Roman"/>
+                <w:color w:val="000000"/>
+                <w:kern w:val="0"/>
+                <w:sz w:val="22"/>
+                <w:szCs w:val="22"/>
+                <w:lang w:eastAsia="ru-RU"/>
+                <w14:ligatures w14:val="none"/>
+              </w:rPr>
+              <w:t>image</w:t>
+            </w:r>
+            <w:proofErr w:type="spellEnd"/>
+            <w:r>
+              <w:rPr>
+                <w:rFonts w:ascii="Aptos Narrow" w:eastAsia="Times New Roman" w:hAnsi="Aptos Narrow" w:cs="Times New Roman"/>
+                <w:color w:val="000000"/>
+                <w:kern w:val="0"/>
+                <w:sz w:val="22"/>
+                <w:szCs w:val="22"/>
+                <w:lang w:eastAsia="ru-RU"/>
+                <w14:ligatures w14:val="none"/>
+              </w:rPr>
+              <w:t xml:space="preserve">, </w:t>
+            </w:r>
+            <w:proofErr w:type="spellStart"/>
+            <w:r>
+              <w:rPr>
+                <w:rFonts w:ascii="Aptos Narrow" w:eastAsia="Times New Roman" w:hAnsi="Aptos Narrow" w:cs="Times New Roman"/>
+                <w:color w:val="000000"/>
+                <w:kern w:val="0"/>
+                <w:sz w:val="22"/>
+                <w:szCs w:val="22"/>
+                <w:lang w:eastAsia="ru-RU"/>
+                <w14:ligatures w14:val="none"/>
+              </w:rPr>
+              <w:t>filename</w:t>
+            </w:r>
+            <w:proofErr w:type="spellEnd"/>
+          </w:p>
+        </w:tc>
+        <w:tc>
+          <w:tcPr>
+            <w:tcW w:w="4463" w:type="dxa"/>
+            <w:noWrap/>
+            <w:hideMark/>
+          </w:tcPr>
+          <w:p>
+            <w:pPr>
+              <w:rPr>
+                <w:rFonts w:ascii="Aptos Narrow" w:eastAsia="Times New Roman" w:hAnsi="Aptos Narrow" w:cs="Times New Roman"/>
+                <w:color w:val="000000"/>
+                <w:kern w:val="0"/>
+                <w:sz w:val="22"/>
+                <w:szCs w:val="22"/>
+                <w:lang w:eastAsia="ru-RU"/>
+                <w14:ligatures w14:val="none"/>
+              </w:rPr>
+            </w:pPr>
+            <w:r>
+              <w:rPr>
+                <w:rFonts w:ascii="Aptos Narrow" w:eastAsia="Times New Roman" w:hAnsi="Aptos Narrow" w:cs="Times New Roman"/>
+                <w:color w:val="000000"/>
+                <w:kern w:val="0"/>
+                <w:sz w:val="22"/>
+                <w:szCs w:val="22"/>
+                <w:lang w:eastAsia="ru-RU"/>
+                <w14:ligatures w14:val="none"/>
+              </w:rPr>
+              <w:t>Сохраняет картинку как</w:t>
+            </w:r>
+            <w:r>
+              <w:rPr>
+                <w:rFonts w:ascii="Aptos Narrow" w:eastAsia="Times New Roman" w:hAnsi="Aptos Narrow" w:cs="Times New Roman"/>
+                <w:color w:val="000000"/>
+                <w:kern w:val="0"/>
+                <w:sz w:val="22"/>
+                <w:szCs w:val="22"/>
+                <w:lang w:eastAsia="ru-RU"/>
+                <w14:ligatures w14:val="none"/>
+              </w:rPr>
+              <w:t xml:space="preserve"> </w:t>
+            </w:r>
+            <w:r>
+              <w:rPr>
+                <w:rFonts w:ascii="Aptos Narrow" w:eastAsia="Times New Roman" w:hAnsi="Aptos Narrow" w:cs="Times New Roman"/>
+                <w:color w:val="000000"/>
+                <w:kern w:val="0"/>
+                <w:sz w:val="22"/>
+                <w:szCs w:val="22"/>
+                <w:lang w:val="en-US" w:eastAsia="ru-RU"/>
+                <w14:ligatures w14:val="none"/>
+              </w:rPr>
+              <w:t>GIF</w:t>
+            </w:r>
+            <w:r>
+              <w:rPr>
+                <w:rFonts w:ascii="Aptos Narrow" w:eastAsia="Times New Roman" w:hAnsi="Aptos Narrow" w:cs="Times New Roman"/>
+                <w:color w:val="000000"/>
+                <w:kern w:val="0"/>
+                <w:sz w:val="22"/>
+                <w:szCs w:val="22"/>
+                <w:lang w:eastAsia="ru-RU"/>
+                <w14:ligatures w14:val="none"/>
+              </w:rPr>
+              <w:t xml:space="preserve"> </w:t>
+            </w:r>
+            <w:r>
+              <w:rPr>
+                <w:rFonts w:ascii="Aptos Narrow" w:eastAsia="Times New Roman" w:hAnsi="Aptos Narrow" w:cs="Times New Roman"/>
+                <w:color w:val="000000"/>
+                <w:kern w:val="0"/>
+                <w:sz w:val="22"/>
+                <w:szCs w:val="22"/>
+                <w:lang w:val="en-US" w:eastAsia="ru-RU"/>
+                <w14:ligatures w14:val="none"/>
+              </w:rPr>
+              <w:t>file</w:t>
+            </w:r>
+            <w:r>
+              <w:rPr>
+                <w:rFonts w:ascii="Aptos Narrow" w:eastAsia="Times New Roman" w:hAnsi="Aptos Narrow" w:cs="Times New Roman"/>
+                <w:color w:val="000000"/>
+                <w:kern w:val="0"/>
+                <w:sz w:val="22"/>
+                <w:szCs w:val="22"/>
+                <w:lang w:eastAsia="ru-RU"/>
+                <w14:ligatures w14:val="none"/>
+              </w:rPr>
+              <w:t>.</w:t>
             </w:r>
           </w:p>
         </w:tc>
       </w:tr>
     </w:tbl>
-    <w:p/>
+    <w:p>
+      <w:pPr>
+        <w:rPr>
+          <w:lang w:val="en-US"/>
+        </w:rPr>
+      </w:pPr>
+    </w:p>
     <w:sectPr>
       <w:pgSz w:w="11906" w:h="16838"/>
       <w:pgMar w:top="1134" w:right="850" w:bottom="1134" w:left="1701" w:header="708" w:footer="708" w:gutter="0"/>
@@ -2342,6 +7110,7 @@
   <w:style w:type="character" w:default="1" w:styleId="a0">
     <w:name w:val="Default Paragraph Font"/>
     <w:uiPriority w:val="1"/>
+    <w:semiHidden/>
     <w:unhideWhenUsed/>
   </w:style>
   <w:style w:type="table" w:default="1" w:styleId="a1">
